--- a/idris/Node Angular/Idris_Sadiq.docx
+++ b/idris/Node Angular/Idris_Sadiq.docx
@@ -46,7 +46,6 @@
               <w:spacing w:after="40"/>
               <w:jc w:val="center"/>
             </w:pPr>
-            <w:proofErr w:type="spellStart"/>
             <w:r>
               <w:rPr>
                 <w:rFonts w:ascii="Arial" w:eastAsia="Arial" w:hAnsi="Arial" w:cs="Arial"/>
@@ -56,33 +55,8 @@
                 <w:sz w:val="48"/>
                 <w:szCs w:val="48"/>
               </w:rPr>
-              <w:t>Idris</w:t>
+              <w:t>Idris Sadiq</w:t>
             </w:r>
-            <w:proofErr w:type="spellEnd"/>
-            <w:r>
-              <w:rPr>
-                <w:rFonts w:ascii="Arial" w:eastAsia="Arial" w:hAnsi="Arial" w:cs="Arial"/>
-                <w:b/>
-                <w:bCs/>
-                <w:color w:val="FFFFFF"/>
-                <w:sz w:val="48"/>
-                <w:szCs w:val="48"/>
-              </w:rPr>
-              <w:t xml:space="preserve"> </w:t>
-            </w:r>
-            <w:proofErr w:type="spellStart"/>
-            <w:r>
-              <w:rPr>
-                <w:rFonts w:ascii="Arial" w:eastAsia="Arial" w:hAnsi="Arial" w:cs="Arial"/>
-                <w:b/>
-                <w:bCs/>
-                <w:color w:val="FFFFFF"/>
-                <w:sz w:val="48"/>
-                <w:szCs w:val="48"/>
-              </w:rPr>
-              <w:t>Sadiq</w:t>
-            </w:r>
-            <w:proofErr w:type="spellEnd"/>
           </w:p>
           <w:p>
             <w:pPr>
@@ -103,41 +77,27 @@
             <w:pPr>
               <w:spacing w:after="40"/>
               <w:jc w:val="center"/>
+              <w:rPr>
+                <w:rFonts w:ascii="Arial" w:eastAsia="Arial" w:hAnsi="Arial" w:cs="Arial"/>
+                <w:color w:val="BBBBBB"/>
+              </w:rPr>
             </w:pPr>
             <w:r>
               <w:rPr>
                 <w:rFonts w:ascii="Arial" w:eastAsia="Arial" w:hAnsi="Arial" w:cs="Arial"/>
                 <w:color w:val="BBBBBB"/>
               </w:rPr>
-              <w:t xml:space="preserve">Idrissadiq.pro@outlook.com  </w:t>
+              <w:t>Idrissdev@outlook.com | +1 (424) 458-6548 | Spring Valley, California, United States</w:t>
+            </w:r>
+            <w:r>
+              <w:t xml:space="preserve"> </w:t>
             </w:r>
             <w:r>
               <w:rPr>
                 <w:rFonts w:ascii="Arial" w:eastAsia="Arial" w:hAnsi="Arial" w:cs="Arial"/>
                 <w:color w:val="BBBBBB"/>
               </w:rPr>
-              <w:t>+1 (424) 458-6548</w:t>
-            </w:r>
-            <w:r>
-              <w:rPr>
-                <w:rFonts w:ascii="Arial" w:eastAsia="Arial" w:hAnsi="Arial" w:cs="Arial"/>
-                <w:color w:val="BBBBBB"/>
-              </w:rPr>
-              <w:t xml:space="preserve">|  </w:t>
-            </w:r>
-            <w:r>
-              <w:rPr>
-                <w:rFonts w:ascii="Arial" w:eastAsia="Arial" w:hAnsi="Arial" w:cs="Arial"/>
-                <w:color w:val="BBBBBB"/>
-              </w:rPr>
-              <w:t>Spring Valley</w:t>
-            </w:r>
-            <w:r>
-              <w:rPr>
-                <w:rFonts w:ascii="Arial" w:eastAsia="Arial" w:hAnsi="Arial" w:cs="Arial"/>
-                <w:color w:val="BBBBBB"/>
-              </w:rPr>
-              <w:t>, California, United States</w:t>
+              <w:t xml:space="preserve">https://www.linkedin.com/in/idris-sadiq-1b824b3b4 </w:t>
             </w:r>
           </w:p>
           <w:p>
@@ -149,15 +109,10 @@
                 <w:rFonts w:ascii="Arial" w:eastAsia="Arial" w:hAnsi="Arial" w:cs="Arial"/>
                 <w:color w:val="BBBBBB"/>
               </w:rPr>
-              <w:t xml:space="preserve">LinkedIn: </w:t>
+              <w:t>US citizen | White | English (Native)</w:t>
             </w:r>
-            <w:r>
-              <w:rPr>
-                <w:rFonts w:ascii="Arial" w:eastAsia="Arial" w:hAnsi="Arial" w:cs="Arial"/>
-                <w:color w:val="BBBBBB"/>
-              </w:rPr>
-              <w:t>https://www.linkedin.com/in/idris-sadiq-0640ab3b4/</w:t>
-            </w:r>
+            <w:bookmarkStart w:id="0" w:name="_GoBack"/>
+            <w:bookmarkEnd w:id="0"/>
           </w:p>
         </w:tc>
       </w:tr>
@@ -284,7 +239,6 @@
         </w:rPr>
         <w:t xml:space="preserve">, </w:t>
       </w:r>
-      <w:proofErr w:type="spellStart"/>
       <w:r>
         <w:rPr>
           <w:rStyle w:val="Strong"/>
@@ -292,7 +246,6 @@
         </w:rPr>
         <w:t>TypeScript</w:t>
       </w:r>
-      <w:proofErr w:type="spellEnd"/>
       <w:r>
         <w:rPr>
           <w:rFonts w:ascii="Arial" w:hAnsi="Arial" w:cs="Arial"/>
@@ -375,14 +328,7 @@
         <w:rPr>
           <w:rFonts w:ascii="Arial" w:hAnsi="Arial" w:cs="Arial"/>
         </w:rPr>
-        <w:t xml:space="preserve">. </w:t>
-      </w:r>
-      <w:proofErr w:type="gramStart"/>
-      <w:r>
-        <w:rPr>
-          <w:rFonts w:ascii="Arial" w:hAnsi="Arial" w:cs="Arial"/>
-        </w:rPr>
-        <w:t xml:space="preserve">Experienced building </w:t>
+        <w:t xml:space="preserve">. Experienced building </w:t>
       </w:r>
       <w:r>
         <w:rPr>
@@ -423,7 +369,6 @@
         </w:rPr>
         <w:t xml:space="preserve">, and </w:t>
       </w:r>
-      <w:proofErr w:type="spellStart"/>
       <w:r>
         <w:rPr>
           <w:rStyle w:val="Strong"/>
@@ -431,28 +376,57 @@
         </w:rPr>
         <w:t>RabbitMQ</w:t>
       </w:r>
-      <w:proofErr w:type="spellEnd"/>
       <w:r>
         <w:rPr>
           <w:rFonts w:ascii="Arial" w:hAnsi="Arial" w:cs="Arial"/>
         </w:rPr>
         <w:t xml:space="preserve">, production search with </w:t>
       </w:r>
-      <w:proofErr w:type="spellStart"/>
-      <w:r>
-        <w:rPr>
-          <w:rStyle w:val="Strong"/>
-          <w:rFonts w:ascii="Arial" w:hAnsi="Arial" w:cs="Arial"/>
-        </w:rPr>
-        <w:t>Elasticsearch</w:t>
-      </w:r>
-      <w:proofErr w:type="spellEnd"/>
-      <w:r>
-        <w:rPr>
-          <w:rStyle w:val="Strong"/>
-          <w:rFonts w:ascii="Arial" w:hAnsi="Arial" w:cs="Arial"/>
-        </w:rPr>
-        <w:t>/OpenSearch</w:t>
+      <w:r>
+        <w:rPr>
+          <w:rStyle w:val="Strong"/>
+          <w:rFonts w:ascii="Arial" w:hAnsi="Arial" w:cs="Arial"/>
+        </w:rPr>
+        <w:t>Elasticsearch/OpenSearch</w:t>
+      </w:r>
+      <w:r>
+        <w:rPr>
+          <w:rFonts w:ascii="Arial" w:hAnsi="Arial" w:cs="Arial"/>
+        </w:rPr>
+        <w:t xml:space="preserve">, and observability with </w:t>
+      </w:r>
+      <w:r>
+        <w:rPr>
+          <w:rStyle w:val="Strong"/>
+          <w:rFonts w:ascii="Arial" w:hAnsi="Arial" w:cs="Arial"/>
+        </w:rPr>
+        <w:t>OpenTelemetry</w:t>
+      </w:r>
+      <w:r>
+        <w:rPr>
+          <w:rFonts w:ascii="Arial" w:hAnsi="Arial" w:cs="Arial"/>
+        </w:rPr>
+        <w:t xml:space="preserve">, </w:t>
+      </w:r>
+      <w:r>
+        <w:rPr>
+          <w:rStyle w:val="Strong"/>
+          <w:rFonts w:ascii="Arial" w:hAnsi="Arial" w:cs="Arial"/>
+        </w:rPr>
+        <w:t>Datadog</w:t>
+      </w:r>
+      <w:r>
+        <w:rPr>
+          <w:rFonts w:ascii="Arial" w:hAnsi="Arial" w:cs="Arial"/>
+        </w:rPr>
+        <w:t xml:space="preserve">, </w:t>
+      </w:r>
+      <w:r>
+        <w:rPr>
+          <w:rStyle w:val="Strong"/>
+          <w:rFonts w:ascii="Arial" w:hAnsi="Arial" w:cs="Arial"/>
+        </w:rPr>
+        <w:t>Prometheus/Grafana</w:t>
       </w:r>
       <w:r>
         <w:rPr>
@@ -460,73 +434,6 @@
         </w:rPr>
         <w:t xml:space="preserve">, and </w:t>
       </w:r>
-      <w:proofErr w:type="spellStart"/>
-      <w:r>
-        <w:rPr>
-          <w:rFonts w:ascii="Arial" w:hAnsi="Arial" w:cs="Arial"/>
-        </w:rPr>
-        <w:t>observability</w:t>
-      </w:r>
-      <w:proofErr w:type="spellEnd"/>
-      <w:r>
-        <w:rPr>
-          <w:rFonts w:ascii="Arial" w:hAnsi="Arial" w:cs="Arial"/>
-        </w:rPr>
-        <w:t xml:space="preserve"> with </w:t>
-      </w:r>
-      <w:proofErr w:type="spellStart"/>
-      <w:r>
-        <w:rPr>
-          <w:rStyle w:val="Strong"/>
-          <w:rFonts w:ascii="Arial" w:hAnsi="Arial" w:cs="Arial"/>
-        </w:rPr>
-        <w:t>OpenTelemetry</w:t>
-      </w:r>
-      <w:proofErr w:type="spellEnd"/>
-      <w:r>
-        <w:rPr>
-          <w:rFonts w:ascii="Arial" w:hAnsi="Arial" w:cs="Arial"/>
-        </w:rPr>
-        <w:t xml:space="preserve">, </w:t>
-      </w:r>
-      <w:proofErr w:type="spellStart"/>
-      <w:r>
-        <w:rPr>
-          <w:rStyle w:val="Strong"/>
-          <w:rFonts w:ascii="Arial" w:hAnsi="Arial" w:cs="Arial"/>
-        </w:rPr>
-        <w:t>Datadog</w:t>
-      </w:r>
-      <w:proofErr w:type="spellEnd"/>
-      <w:r>
-        <w:rPr>
-          <w:rFonts w:ascii="Arial" w:hAnsi="Arial" w:cs="Arial"/>
-        </w:rPr>
-        <w:t xml:space="preserve">, </w:t>
-      </w:r>
-      <w:r>
-        <w:rPr>
-          <w:rStyle w:val="Strong"/>
-          <w:rFonts w:ascii="Arial" w:hAnsi="Arial" w:cs="Arial"/>
-        </w:rPr>
-        <w:t>Prometheus/</w:t>
-      </w:r>
-      <w:proofErr w:type="spellStart"/>
-      <w:r>
-        <w:rPr>
-          <w:rStyle w:val="Strong"/>
-          <w:rFonts w:ascii="Arial" w:hAnsi="Arial" w:cs="Arial"/>
-        </w:rPr>
-        <w:t>Grafana</w:t>
-      </w:r>
-      <w:proofErr w:type="spellEnd"/>
-      <w:r>
-        <w:rPr>
-          <w:rFonts w:ascii="Arial" w:hAnsi="Arial" w:cs="Arial"/>
-        </w:rPr>
-        <w:t xml:space="preserve">, and </w:t>
-      </w:r>
-      <w:proofErr w:type="spellStart"/>
       <w:r>
         <w:rPr>
           <w:rStyle w:val="Strong"/>
@@ -534,14 +441,12 @@
         </w:rPr>
         <w:t>CloudWatch</w:t>
       </w:r>
-      <w:proofErr w:type="spellEnd"/>
       <w:r>
         <w:rPr>
           <w:rFonts w:ascii="Arial" w:hAnsi="Arial" w:cs="Arial"/>
         </w:rPr>
         <w:t>.</w:t>
       </w:r>
-      <w:proofErr w:type="gramEnd"/>
     </w:p>
     <w:p>
       <w:pPr>
@@ -591,79 +496,7 @@
           <w:sz w:val="18"/>
           <w:szCs w:val="18"/>
         </w:rPr>
-        <w:t xml:space="preserve"> — Angular, </w:t>
-      </w:r>
-      <w:proofErr w:type="spellStart"/>
-      <w:r>
-        <w:rPr>
-          <w:rFonts w:ascii="Arial" w:hAnsi="Arial" w:cs="Arial"/>
-          <w:sz w:val="18"/>
-          <w:szCs w:val="18"/>
-        </w:rPr>
-        <w:t>TypeScript</w:t>
-      </w:r>
-      <w:proofErr w:type="spellEnd"/>
-      <w:r>
-        <w:rPr>
-          <w:rFonts w:ascii="Arial" w:hAnsi="Arial" w:cs="Arial"/>
-          <w:sz w:val="18"/>
-          <w:szCs w:val="18"/>
-        </w:rPr>
-        <w:t xml:space="preserve">, JavaScript (ES6+), </w:t>
-      </w:r>
-      <w:proofErr w:type="spellStart"/>
-      <w:r>
-        <w:rPr>
-          <w:rFonts w:ascii="Arial" w:hAnsi="Arial" w:cs="Arial"/>
-          <w:sz w:val="18"/>
-          <w:szCs w:val="18"/>
-        </w:rPr>
-        <w:t>RxJS</w:t>
-      </w:r>
-      <w:proofErr w:type="spellEnd"/>
-      <w:r>
-        <w:rPr>
-          <w:rFonts w:ascii="Arial" w:hAnsi="Arial" w:cs="Arial"/>
-          <w:sz w:val="18"/>
-          <w:szCs w:val="18"/>
-        </w:rPr>
-        <w:t xml:space="preserve">, </w:t>
-      </w:r>
-      <w:proofErr w:type="spellStart"/>
-      <w:r>
-        <w:rPr>
-          <w:rFonts w:ascii="Arial" w:hAnsi="Arial" w:cs="Arial"/>
-          <w:sz w:val="18"/>
-          <w:szCs w:val="18"/>
-        </w:rPr>
-        <w:t>NgRx</w:t>
-      </w:r>
-      <w:proofErr w:type="spellEnd"/>
-      <w:r>
-        <w:rPr>
-          <w:rFonts w:ascii="Arial" w:hAnsi="Arial" w:cs="Arial"/>
-          <w:sz w:val="18"/>
-          <w:szCs w:val="18"/>
-        </w:rPr>
-        <w:t>, micro-frontend patterns, Storybook, accessibility (WCAG-minded UI), i18n, performance profiling (Core Web Vitals), SSR/</w:t>
-      </w:r>
-      <w:proofErr w:type="spellStart"/>
-      <w:r>
-        <w:rPr>
-          <w:rFonts w:ascii="Arial" w:hAnsi="Arial" w:cs="Arial"/>
-          <w:sz w:val="18"/>
-          <w:szCs w:val="18"/>
-        </w:rPr>
-        <w:t>prerender</w:t>
-      </w:r>
-      <w:proofErr w:type="spellEnd"/>
-      <w:r>
-        <w:rPr>
-          <w:rFonts w:ascii="Arial" w:hAnsi="Arial" w:cs="Arial"/>
-          <w:sz w:val="18"/>
-          <w:szCs w:val="18"/>
-        </w:rPr>
-        <w:t xml:space="preserve"> patterns</w:t>
+        <w:t xml:space="preserve"> — Angular, TypeScript, JavaScript (ES6+), RxJS, NgRx, micro-frontend patterns, Storybook, accessibility (WCAG-minded UI), i18n, performance profiling (Core Web Vitals), SSR/prerender patterns</w:t>
       </w:r>
     </w:p>
     <w:p>
@@ -696,97 +529,7 @@
           <w:sz w:val="18"/>
           <w:szCs w:val="18"/>
         </w:rPr>
-        <w:t xml:space="preserve"> — Node.js, </w:t>
-      </w:r>
-      <w:proofErr w:type="spellStart"/>
-      <w:r>
-        <w:rPr>
-          <w:rFonts w:ascii="Arial" w:hAnsi="Arial" w:cs="Arial"/>
-          <w:sz w:val="18"/>
-          <w:szCs w:val="18"/>
-        </w:rPr>
-        <w:t>NestJS</w:t>
-      </w:r>
-      <w:proofErr w:type="spellEnd"/>
-      <w:r>
-        <w:rPr>
-          <w:rFonts w:ascii="Arial" w:hAnsi="Arial" w:cs="Arial"/>
-          <w:sz w:val="18"/>
-          <w:szCs w:val="18"/>
-        </w:rPr>
-        <w:t xml:space="preserve">, Express, REST, </w:t>
-      </w:r>
-      <w:proofErr w:type="spellStart"/>
-      <w:r>
-        <w:rPr>
-          <w:rFonts w:ascii="Arial" w:hAnsi="Arial" w:cs="Arial"/>
-          <w:sz w:val="18"/>
-          <w:szCs w:val="18"/>
-        </w:rPr>
-        <w:t>GraphQL</w:t>
-      </w:r>
-      <w:proofErr w:type="spellEnd"/>
-      <w:r>
-        <w:rPr>
-          <w:rFonts w:ascii="Arial" w:hAnsi="Arial" w:cs="Arial"/>
-          <w:sz w:val="18"/>
-          <w:szCs w:val="18"/>
-        </w:rPr>
-        <w:t xml:space="preserve">, </w:t>
-      </w:r>
-      <w:proofErr w:type="spellStart"/>
-      <w:r>
-        <w:rPr>
-          <w:rFonts w:ascii="Arial" w:hAnsi="Arial" w:cs="Arial"/>
-          <w:sz w:val="18"/>
-          <w:szCs w:val="18"/>
-        </w:rPr>
-        <w:t>WebSockets</w:t>
-      </w:r>
-      <w:proofErr w:type="spellEnd"/>
-      <w:r>
-        <w:rPr>
-          <w:rFonts w:ascii="Arial" w:hAnsi="Arial" w:cs="Arial"/>
-          <w:sz w:val="18"/>
-          <w:szCs w:val="18"/>
-        </w:rPr>
-        <w:t xml:space="preserve">, background jobs, caching strategies, </w:t>
-      </w:r>
-      <w:proofErr w:type="spellStart"/>
-      <w:r>
-        <w:rPr>
-          <w:rFonts w:ascii="Arial" w:hAnsi="Arial" w:cs="Arial"/>
-          <w:sz w:val="18"/>
-          <w:szCs w:val="18"/>
-        </w:rPr>
-        <w:t>idempotency</w:t>
-      </w:r>
-      <w:proofErr w:type="spellEnd"/>
-      <w:r>
-        <w:rPr>
-          <w:rFonts w:ascii="Arial" w:hAnsi="Arial" w:cs="Arial"/>
-          <w:sz w:val="18"/>
-          <w:szCs w:val="18"/>
-        </w:rPr>
-        <w:t xml:space="preserve">, API versioning, </w:t>
-      </w:r>
-      <w:proofErr w:type="spellStart"/>
-      <w:r>
-        <w:rPr>
-          <w:rFonts w:ascii="Arial" w:hAnsi="Arial" w:cs="Arial"/>
-          <w:sz w:val="18"/>
-          <w:szCs w:val="18"/>
-        </w:rPr>
-        <w:t>webhooks</w:t>
-      </w:r>
-      <w:proofErr w:type="spellEnd"/>
-      <w:r>
-        <w:rPr>
-          <w:rFonts w:ascii="Arial" w:hAnsi="Arial" w:cs="Arial"/>
-          <w:sz w:val="18"/>
-          <w:szCs w:val="18"/>
-        </w:rPr>
-        <w:t>, file/media handling (S3-style workflows)</w:t>
+        <w:t xml:space="preserve"> — Node.js, NestJS, Express, REST, GraphQL, WebSockets, background jobs, caching strategies, idempotency, API versioning, webhooks, file/media handling (S3-style workflows)</w:t>
       </w:r>
     </w:p>
     <w:p>
@@ -836,27 +579,25 @@
           <w:sz w:val="18"/>
           <w:szCs w:val="18"/>
         </w:rPr>
-        <w:t xml:space="preserve">: </w:t>
-      </w:r>
-      <w:proofErr w:type="spellStart"/>
-      <w:r>
-        <w:rPr>
-          <w:rFonts w:ascii="Arial" w:hAnsi="Arial" w:cs="Arial"/>
+        <w:t xml:space="preserve">: PostgreSQL, MySQL, SQL Server • </w:t>
+      </w:r>
+      <w:r>
+        <w:rPr>
+          <w:rFonts w:ascii="Arial" w:hAnsi="Arial" w:cs="Arial"/>
+          <w:b/>
           <w:sz w:val="18"/>
           <w:szCs w:val="18"/>
         </w:rPr>
-        <w:t>PostgreSQL</w:t>
-      </w:r>
-      <w:proofErr w:type="spellEnd"/>
+        <w:t>NoSQL</w:t>
+      </w:r>
       <w:r>
         <w:rPr>
           <w:rFonts w:ascii="Arial" w:hAnsi="Arial" w:cs="Arial"/>
           <w:sz w:val="18"/>
           <w:szCs w:val="18"/>
         </w:rPr>
-        <w:t xml:space="preserve">, MySQL, SQL Server • </w:t>
-      </w:r>
-      <w:proofErr w:type="spellStart"/>
+        <w:t xml:space="preserve">: Redis, MongoDB, DynamoDB • Queues/streams: AWS SQS/SNS, Kafka, RabbitMQ • </w:t>
+      </w:r>
       <w:r>
         <w:rPr>
           <w:rFonts w:ascii="Arial" w:hAnsi="Arial" w:cs="Arial"/>
@@ -864,134 +605,16 @@
           <w:sz w:val="18"/>
           <w:szCs w:val="18"/>
         </w:rPr>
-        <w:t>NoSQL</w:t>
-      </w:r>
-      <w:proofErr w:type="spellEnd"/>
+        <w:t>Search</w:t>
+      </w:r>
       <w:r>
         <w:rPr>
           <w:rFonts w:ascii="Arial" w:hAnsi="Arial" w:cs="Arial"/>
           <w:sz w:val="18"/>
           <w:szCs w:val="18"/>
         </w:rPr>
-        <w:t xml:space="preserve">: </w:t>
-      </w:r>
-      <w:proofErr w:type="spellStart"/>
-      <w:r>
-        <w:rPr>
-          <w:rFonts w:ascii="Arial" w:hAnsi="Arial" w:cs="Arial"/>
-          <w:sz w:val="18"/>
-          <w:szCs w:val="18"/>
-        </w:rPr>
-        <w:t>Redis</w:t>
-      </w:r>
-      <w:proofErr w:type="spellEnd"/>
-      <w:r>
-        <w:rPr>
-          <w:rFonts w:ascii="Arial" w:hAnsi="Arial" w:cs="Arial"/>
-          <w:sz w:val="18"/>
-          <w:szCs w:val="18"/>
-        </w:rPr>
-        <w:t xml:space="preserve">, </w:t>
-      </w:r>
-      <w:proofErr w:type="spellStart"/>
-      <w:r>
-        <w:rPr>
-          <w:rFonts w:ascii="Arial" w:hAnsi="Arial" w:cs="Arial"/>
-          <w:sz w:val="18"/>
-          <w:szCs w:val="18"/>
-        </w:rPr>
-        <w:t>MongoDB</w:t>
-      </w:r>
-      <w:proofErr w:type="spellEnd"/>
-      <w:r>
-        <w:rPr>
-          <w:rFonts w:ascii="Arial" w:hAnsi="Arial" w:cs="Arial"/>
-          <w:sz w:val="18"/>
-          <w:szCs w:val="18"/>
-        </w:rPr>
-        <w:t xml:space="preserve">, </w:t>
-      </w:r>
-      <w:proofErr w:type="spellStart"/>
-      <w:r>
-        <w:rPr>
-          <w:rFonts w:ascii="Arial" w:hAnsi="Arial" w:cs="Arial"/>
-          <w:sz w:val="18"/>
-          <w:szCs w:val="18"/>
-        </w:rPr>
-        <w:t>DynamoDB</w:t>
-      </w:r>
-      <w:proofErr w:type="spellEnd"/>
-      <w:r>
-        <w:rPr>
-          <w:rFonts w:ascii="Arial" w:hAnsi="Arial" w:cs="Arial"/>
-          <w:sz w:val="18"/>
-          <w:szCs w:val="18"/>
-        </w:rPr>
-        <w:t xml:space="preserve"> • Queues/streams: AWS SQS/SNS, Kafka, </w:t>
-      </w:r>
-      <w:proofErr w:type="spellStart"/>
-      <w:r>
-        <w:rPr>
-          <w:rFonts w:ascii="Arial" w:hAnsi="Arial" w:cs="Arial"/>
-          <w:sz w:val="18"/>
-          <w:szCs w:val="18"/>
-        </w:rPr>
-        <w:t>RabbitMQ</w:t>
-      </w:r>
-      <w:proofErr w:type="spellEnd"/>
-      <w:r>
-        <w:rPr>
-          <w:rFonts w:ascii="Arial" w:hAnsi="Arial" w:cs="Arial"/>
-          <w:sz w:val="18"/>
-          <w:szCs w:val="18"/>
-        </w:rPr>
-        <w:t xml:space="preserve"> • </w:t>
-      </w:r>
-      <w:r>
-        <w:rPr>
-          <w:rFonts w:ascii="Arial" w:hAnsi="Arial" w:cs="Arial"/>
-          <w:b/>
-          <w:sz w:val="18"/>
-          <w:szCs w:val="18"/>
-        </w:rPr>
-        <w:t>Search</w:t>
-      </w:r>
-      <w:r>
-        <w:rPr>
-          <w:rFonts w:ascii="Arial" w:hAnsi="Arial" w:cs="Arial"/>
-          <w:sz w:val="18"/>
-          <w:szCs w:val="18"/>
-        </w:rPr>
-        <w:t xml:space="preserve">: </w:t>
-      </w:r>
-      <w:proofErr w:type="spellStart"/>
-      <w:r>
-        <w:rPr>
-          <w:rFonts w:ascii="Arial" w:hAnsi="Arial" w:cs="Arial"/>
-          <w:sz w:val="18"/>
-          <w:szCs w:val="18"/>
-        </w:rPr>
-        <w:t>Elasticsearch</w:t>
-      </w:r>
-      <w:proofErr w:type="spellEnd"/>
-      <w:r>
-        <w:rPr>
-          <w:rFonts w:ascii="Arial" w:hAnsi="Arial" w:cs="Arial"/>
-          <w:sz w:val="18"/>
-          <w:szCs w:val="18"/>
-        </w:rPr>
-        <w:t xml:space="preserve">, OpenSearch • Analytics: Redshift, </w:t>
-      </w:r>
-      <w:proofErr w:type="spellStart"/>
-      <w:r>
-        <w:rPr>
-          <w:rFonts w:ascii="Arial" w:hAnsi="Arial" w:cs="Arial"/>
-          <w:sz w:val="18"/>
-          <w:szCs w:val="18"/>
-        </w:rPr>
-        <w:t>BigQuery</w:t>
-      </w:r>
-      <w:proofErr w:type="spellEnd"/>
+        <w:t>: Elasticsearch, OpenSearch • Analytics: Redshift, BigQuery</w:t>
+      </w:r>
     </w:p>
     <w:p>
       <w:pPr>
@@ -1015,339 +638,92 @@
           <w:sz w:val="18"/>
           <w:szCs w:val="18"/>
         </w:rPr>
-        <w:t xml:space="preserve">Cloud &amp; </w:t>
-      </w:r>
-      <w:proofErr w:type="spellStart"/>
-      <w:r>
-        <w:rPr>
-          <w:rStyle w:val="Strong"/>
+        <w:t>Cloud &amp; DevOps</w:t>
+      </w:r>
+      <w:r>
+        <w:rPr>
           <w:rFonts w:ascii="Arial" w:hAnsi="Arial" w:cs="Arial"/>
           <w:sz w:val="18"/>
           <w:szCs w:val="18"/>
         </w:rPr>
-        <w:t>DevOps</w:t>
-      </w:r>
-      <w:proofErr w:type="spellEnd"/>
+        <w:t xml:space="preserve"> — </w:t>
+      </w:r>
       <w:r>
         <w:rPr>
           <w:rFonts w:ascii="Arial" w:hAnsi="Arial" w:cs="Arial"/>
           <w:sz w:val="18"/>
           <w:szCs w:val="18"/>
         </w:rPr>
-        <w:t xml:space="preserve"> — </w:t>
-      </w:r>
-      <w:proofErr w:type="spellStart"/>
-      <w:r>
-        <w:rPr>
-          <w:rFonts w:ascii="Arial" w:hAnsi="Arial" w:cs="Arial"/>
+        <w:t xml:space="preserve">Docker, Kubernetes, Helm, Argo CD, GitOps, Terraform, CloudFormation • </w:t>
+      </w:r>
+      <w:r>
+        <w:rPr>
+          <w:rFonts w:ascii="Arial" w:hAnsi="Arial" w:cs="Arial"/>
+          <w:b/>
           <w:sz w:val="18"/>
           <w:szCs w:val="18"/>
         </w:rPr>
-        <w:t>Docker</w:t>
-      </w:r>
-      <w:proofErr w:type="spellEnd"/>
+        <w:t>AWS</w:t>
+      </w:r>
       <w:r>
         <w:rPr>
           <w:rFonts w:ascii="Arial" w:hAnsi="Arial" w:cs="Arial"/>
           <w:sz w:val="18"/>
           <w:szCs w:val="18"/>
         </w:rPr>
-        <w:t xml:space="preserve">, </w:t>
-      </w:r>
-      <w:proofErr w:type="spellStart"/>
-      <w:r>
-        <w:rPr>
-          <w:rFonts w:ascii="Arial" w:hAnsi="Arial" w:cs="Arial"/>
+        <w:t xml:space="preserve">: EKS, ECS, EC2, Lambda, API Gateway, S3, CloudFront, RDS, DynamoDB, ElastiCache, EventBridge, Step Functions, IAM • </w:t>
+      </w:r>
+      <w:r>
+        <w:rPr>
+          <w:rFonts w:ascii="Arial" w:hAnsi="Arial" w:cs="Arial"/>
+          <w:b/>
           <w:sz w:val="18"/>
           <w:szCs w:val="18"/>
         </w:rPr>
-        <w:t>Kubernetes</w:t>
-      </w:r>
-      <w:proofErr w:type="spellEnd"/>
+        <w:t>Azure</w:t>
+      </w:r>
       <w:r>
         <w:rPr>
           <w:rFonts w:ascii="Arial" w:hAnsi="Arial" w:cs="Arial"/>
           <w:sz w:val="18"/>
           <w:szCs w:val="18"/>
         </w:rPr>
-        <w:t xml:space="preserve">, Helm, Argo CD, </w:t>
-      </w:r>
-      <w:proofErr w:type="spellStart"/>
-      <w:r>
-        <w:rPr>
-          <w:rFonts w:ascii="Arial" w:hAnsi="Arial" w:cs="Arial"/>
+        <w:t xml:space="preserve">: AKS, App Service, Azure SQL, Service Bus, Key Vault, Application Insights • </w:t>
+      </w:r>
+      <w:r>
+        <w:rPr>
+          <w:rFonts w:ascii="Arial" w:hAnsi="Arial" w:cs="Arial"/>
+          <w:b/>
           <w:sz w:val="18"/>
           <w:szCs w:val="18"/>
         </w:rPr>
-        <w:t>GitOps</w:t>
-      </w:r>
-      <w:proofErr w:type="spellEnd"/>
+        <w:t>GCP</w:t>
+      </w:r>
       <w:r>
         <w:rPr>
           <w:rFonts w:ascii="Arial" w:hAnsi="Arial" w:cs="Arial"/>
           <w:sz w:val="18"/>
           <w:szCs w:val="18"/>
         </w:rPr>
-        <w:t xml:space="preserve">, </w:t>
-      </w:r>
-      <w:proofErr w:type="spellStart"/>
-      <w:r>
-        <w:rPr>
-          <w:rFonts w:ascii="Arial" w:hAnsi="Arial" w:cs="Arial"/>
+        <w:t xml:space="preserve">: GKE, Cloud Run, Pub/Sub, Cloud Storage, BigQuery • </w:t>
+      </w:r>
+      <w:r>
+        <w:rPr>
+          <w:rFonts w:ascii="Arial" w:hAnsi="Arial" w:cs="Arial"/>
+          <w:b/>
           <w:sz w:val="18"/>
           <w:szCs w:val="18"/>
         </w:rPr>
-        <w:t>Terraform</w:t>
-      </w:r>
-      <w:proofErr w:type="spellEnd"/>
+        <w:t>CI/CD</w:t>
+      </w:r>
       <w:r>
         <w:rPr>
           <w:rFonts w:ascii="Arial" w:hAnsi="Arial" w:cs="Arial"/>
           <w:sz w:val="18"/>
           <w:szCs w:val="18"/>
         </w:rPr>
-        <w:t xml:space="preserve">, </w:t>
-      </w:r>
-      <w:proofErr w:type="spellStart"/>
-      <w:r>
-        <w:rPr>
-          <w:rFonts w:ascii="Arial" w:hAnsi="Arial" w:cs="Arial"/>
-          <w:sz w:val="18"/>
-          <w:szCs w:val="18"/>
-        </w:rPr>
-        <w:t>CloudFormation</w:t>
-      </w:r>
-      <w:proofErr w:type="spellEnd"/>
-      <w:r>
-        <w:rPr>
-          <w:rFonts w:ascii="Arial" w:hAnsi="Arial" w:cs="Arial"/>
-          <w:sz w:val="18"/>
-          <w:szCs w:val="18"/>
-        </w:rPr>
-        <w:t xml:space="preserve"> • </w:t>
-      </w:r>
-      <w:r>
-        <w:rPr>
-          <w:rFonts w:ascii="Arial" w:hAnsi="Arial" w:cs="Arial"/>
-          <w:b/>
-          <w:sz w:val="18"/>
-          <w:szCs w:val="18"/>
-        </w:rPr>
-        <w:t>AWS</w:t>
-      </w:r>
-      <w:r>
-        <w:rPr>
-          <w:rFonts w:ascii="Arial" w:hAnsi="Arial" w:cs="Arial"/>
-          <w:sz w:val="18"/>
-          <w:szCs w:val="18"/>
-        </w:rPr>
-        <w:t xml:space="preserve">: EKS, ECS, EC2, Lambda, API Gateway, S3, </w:t>
-      </w:r>
-      <w:proofErr w:type="spellStart"/>
-      <w:r>
-        <w:rPr>
-          <w:rFonts w:ascii="Arial" w:hAnsi="Arial" w:cs="Arial"/>
-          <w:sz w:val="18"/>
-          <w:szCs w:val="18"/>
-        </w:rPr>
-        <w:t>CloudFront</w:t>
-      </w:r>
-      <w:proofErr w:type="spellEnd"/>
-      <w:r>
-        <w:rPr>
-          <w:rFonts w:ascii="Arial" w:hAnsi="Arial" w:cs="Arial"/>
-          <w:sz w:val="18"/>
-          <w:szCs w:val="18"/>
-        </w:rPr>
-        <w:t xml:space="preserve">, RDS, </w:t>
-      </w:r>
-      <w:proofErr w:type="spellStart"/>
-      <w:r>
-        <w:rPr>
-          <w:rFonts w:ascii="Arial" w:hAnsi="Arial" w:cs="Arial"/>
-          <w:sz w:val="18"/>
-          <w:szCs w:val="18"/>
-        </w:rPr>
-        <w:t>DynamoDB</w:t>
-      </w:r>
-      <w:proofErr w:type="spellEnd"/>
-      <w:r>
-        <w:rPr>
-          <w:rFonts w:ascii="Arial" w:hAnsi="Arial" w:cs="Arial"/>
-          <w:sz w:val="18"/>
-          <w:szCs w:val="18"/>
-        </w:rPr>
-        <w:t xml:space="preserve">, </w:t>
-      </w:r>
-      <w:proofErr w:type="spellStart"/>
-      <w:r>
-        <w:rPr>
-          <w:rFonts w:ascii="Arial" w:hAnsi="Arial" w:cs="Arial"/>
-          <w:sz w:val="18"/>
-          <w:szCs w:val="18"/>
-        </w:rPr>
-        <w:t>ElastiCache</w:t>
-      </w:r>
-      <w:proofErr w:type="spellEnd"/>
-      <w:r>
-        <w:rPr>
-          <w:rFonts w:ascii="Arial" w:hAnsi="Arial" w:cs="Arial"/>
-          <w:sz w:val="18"/>
-          <w:szCs w:val="18"/>
-        </w:rPr>
-        <w:t xml:space="preserve">, </w:t>
-      </w:r>
-      <w:proofErr w:type="spellStart"/>
-      <w:r>
-        <w:rPr>
-          <w:rFonts w:ascii="Arial" w:hAnsi="Arial" w:cs="Arial"/>
-          <w:sz w:val="18"/>
-          <w:szCs w:val="18"/>
-        </w:rPr>
-        <w:t>EventBridge</w:t>
-      </w:r>
-      <w:proofErr w:type="spellEnd"/>
-      <w:r>
-        <w:rPr>
-          <w:rFonts w:ascii="Arial" w:hAnsi="Arial" w:cs="Arial"/>
-          <w:sz w:val="18"/>
-          <w:szCs w:val="18"/>
-        </w:rPr>
-        <w:t xml:space="preserve">, Step Functions, IAM • </w:t>
-      </w:r>
-      <w:r>
-        <w:rPr>
-          <w:rFonts w:ascii="Arial" w:hAnsi="Arial" w:cs="Arial"/>
-          <w:b/>
-          <w:sz w:val="18"/>
-          <w:szCs w:val="18"/>
-        </w:rPr>
-        <w:t>Azure</w:t>
-      </w:r>
-      <w:r>
-        <w:rPr>
-          <w:rFonts w:ascii="Arial" w:hAnsi="Arial" w:cs="Arial"/>
-          <w:sz w:val="18"/>
-          <w:szCs w:val="18"/>
-        </w:rPr>
-        <w:t xml:space="preserve">: AKS, App Service, Azure SQL, Service Bus, Key Vault, Application Insights • </w:t>
-      </w:r>
-      <w:r>
-        <w:rPr>
-          <w:rFonts w:ascii="Arial" w:hAnsi="Arial" w:cs="Arial"/>
-          <w:b/>
-          <w:sz w:val="18"/>
-          <w:szCs w:val="18"/>
-        </w:rPr>
-        <w:t>GCP</w:t>
-      </w:r>
-      <w:r>
-        <w:rPr>
-          <w:rFonts w:ascii="Arial" w:hAnsi="Arial" w:cs="Arial"/>
-          <w:sz w:val="18"/>
-          <w:szCs w:val="18"/>
-        </w:rPr>
-        <w:t xml:space="preserve">: GKE, Cloud Run, Pub/Sub, Cloud Storage, </w:t>
-      </w:r>
-      <w:proofErr w:type="spellStart"/>
-      <w:r>
-        <w:rPr>
-          <w:rFonts w:ascii="Arial" w:hAnsi="Arial" w:cs="Arial"/>
-          <w:sz w:val="18"/>
-          <w:szCs w:val="18"/>
-        </w:rPr>
-        <w:t>BigQuery</w:t>
-      </w:r>
-      <w:proofErr w:type="spellEnd"/>
-      <w:r>
-        <w:rPr>
-          <w:rFonts w:ascii="Arial" w:hAnsi="Arial" w:cs="Arial"/>
-          <w:sz w:val="18"/>
-          <w:szCs w:val="18"/>
-        </w:rPr>
-        <w:t xml:space="preserve"> • </w:t>
-      </w:r>
-      <w:r>
-        <w:rPr>
-          <w:rFonts w:ascii="Arial" w:hAnsi="Arial" w:cs="Arial"/>
-          <w:b/>
-          <w:sz w:val="18"/>
-          <w:szCs w:val="18"/>
-        </w:rPr>
-        <w:t>CI/CD</w:t>
-      </w:r>
-      <w:r>
-        <w:rPr>
-          <w:rFonts w:ascii="Arial" w:hAnsi="Arial" w:cs="Arial"/>
-          <w:sz w:val="18"/>
-          <w:szCs w:val="18"/>
-        </w:rPr>
-        <w:t xml:space="preserve">: </w:t>
-      </w:r>
-      <w:proofErr w:type="spellStart"/>
-      <w:r>
-        <w:rPr>
-          <w:rFonts w:ascii="Arial" w:hAnsi="Arial" w:cs="Arial"/>
-          <w:sz w:val="18"/>
-          <w:szCs w:val="18"/>
-        </w:rPr>
-        <w:t>GitHub</w:t>
-      </w:r>
-      <w:proofErr w:type="spellEnd"/>
-      <w:r>
-        <w:rPr>
-          <w:rFonts w:ascii="Arial" w:hAnsi="Arial" w:cs="Arial"/>
-          <w:sz w:val="18"/>
-          <w:szCs w:val="18"/>
-        </w:rPr>
-        <w:t xml:space="preserve"> Actions, </w:t>
-      </w:r>
-      <w:proofErr w:type="spellStart"/>
-      <w:r>
-        <w:rPr>
-          <w:rFonts w:ascii="Arial" w:hAnsi="Arial" w:cs="Arial"/>
-          <w:sz w:val="18"/>
-          <w:szCs w:val="18"/>
-        </w:rPr>
-        <w:t>GitLab</w:t>
-      </w:r>
-      <w:proofErr w:type="spellEnd"/>
-      <w:r>
-        <w:rPr>
-          <w:rFonts w:ascii="Arial" w:hAnsi="Arial" w:cs="Arial"/>
-          <w:sz w:val="18"/>
-          <w:szCs w:val="18"/>
-        </w:rPr>
-        <w:t xml:space="preserve"> CI, Jenkins, Azure </w:t>
-      </w:r>
-      <w:proofErr w:type="spellStart"/>
-      <w:r>
-        <w:rPr>
-          <w:rFonts w:ascii="Arial" w:hAnsi="Arial" w:cs="Arial"/>
-          <w:sz w:val="18"/>
-          <w:szCs w:val="18"/>
-        </w:rPr>
-        <w:t>DevOps</w:t>
-      </w:r>
-      <w:proofErr w:type="spellEnd"/>
-      <w:r>
-        <w:rPr>
-          <w:rFonts w:ascii="Arial" w:hAnsi="Arial" w:cs="Arial"/>
-          <w:sz w:val="18"/>
-          <w:szCs w:val="18"/>
-        </w:rPr>
-        <w:t xml:space="preserve">, </w:t>
-      </w:r>
-      <w:proofErr w:type="spellStart"/>
-      <w:r>
-        <w:rPr>
-          <w:rFonts w:ascii="Arial" w:hAnsi="Arial" w:cs="Arial"/>
-          <w:sz w:val="18"/>
-          <w:szCs w:val="18"/>
-        </w:rPr>
-        <w:t>CircleCI</w:t>
-      </w:r>
-      <w:proofErr w:type="spellEnd"/>
+        <w:t>: GitHub Actions, GitLab CI, Jenkins, Azure DevOps, CircleCI</w:t>
+      </w:r>
     </w:p>
     <w:p>
       <w:pPr>
@@ -1364,7 +740,6 @@
           <w:szCs w:val="18"/>
         </w:rPr>
       </w:pPr>
-      <w:proofErr w:type="spellStart"/>
       <w:r>
         <w:rPr>
           <w:rStyle w:val="Strong"/>
@@ -1372,185 +747,49 @@
           <w:sz w:val="18"/>
           <w:szCs w:val="18"/>
         </w:rPr>
-        <w:t>Observability</w:t>
-      </w:r>
-      <w:proofErr w:type="spellEnd"/>
-      <w:r>
-        <w:rPr>
-          <w:rStyle w:val="Strong"/>
+        <w:t>Observability, Quality &amp; Security</w:t>
+      </w:r>
+      <w:r>
+        <w:rPr>
           <w:rFonts w:ascii="Arial" w:hAnsi="Arial" w:cs="Arial"/>
           <w:sz w:val="18"/>
           <w:szCs w:val="18"/>
         </w:rPr>
-        <w:t>, Quality &amp; Security</w:t>
-      </w:r>
-      <w:r>
-        <w:rPr>
-          <w:rFonts w:ascii="Arial" w:hAnsi="Arial" w:cs="Arial"/>
+        <w:t xml:space="preserve"> — OpenTelemetry, Datadog, Prometheus, Grafana, ELK/EFK, CloudWatch, structured logging • </w:t>
+      </w:r>
+      <w:r>
+        <w:rPr>
+          <w:rFonts w:ascii="Arial" w:hAnsi="Arial" w:cs="Arial"/>
+          <w:b/>
           <w:sz w:val="18"/>
           <w:szCs w:val="18"/>
         </w:rPr>
-        <w:t xml:space="preserve"> — </w:t>
-      </w:r>
-      <w:proofErr w:type="spellStart"/>
+        <w:t>Testing</w:t>
+      </w:r>
       <w:r>
         <w:rPr>
           <w:rFonts w:ascii="Arial" w:hAnsi="Arial" w:cs="Arial"/>
           <w:sz w:val="18"/>
           <w:szCs w:val="18"/>
         </w:rPr>
-        <w:t>OpenTelemetry</w:t>
-      </w:r>
-      <w:proofErr w:type="spellEnd"/>
-      <w:r>
-        <w:rPr>
-          <w:rFonts w:ascii="Arial" w:hAnsi="Arial" w:cs="Arial"/>
+        <w:t xml:space="preserve">: Jest, Mocha, Chai, React Testing Library, Cypress, Playwright, API contract tests (Pact-style) • </w:t>
+      </w:r>
+      <w:r>
+        <w:rPr>
+          <w:rFonts w:ascii="Arial" w:hAnsi="Arial" w:cs="Arial"/>
+          <w:b/>
           <w:sz w:val="18"/>
           <w:szCs w:val="18"/>
         </w:rPr>
-        <w:t xml:space="preserve">, </w:t>
-      </w:r>
-      <w:proofErr w:type="spellStart"/>
+        <w:t>Security</w:t>
+      </w:r>
       <w:r>
         <w:rPr>
           <w:rFonts w:ascii="Arial" w:hAnsi="Arial" w:cs="Arial"/>
           <w:sz w:val="18"/>
           <w:szCs w:val="18"/>
         </w:rPr>
-        <w:t>Datadog</w:t>
-      </w:r>
-      <w:proofErr w:type="spellEnd"/>
-      <w:r>
-        <w:rPr>
-          <w:rFonts w:ascii="Arial" w:hAnsi="Arial" w:cs="Arial"/>
-          <w:sz w:val="18"/>
-          <w:szCs w:val="18"/>
-        </w:rPr>
-        <w:t xml:space="preserve">, Prometheus, </w:t>
-      </w:r>
-      <w:proofErr w:type="spellStart"/>
-      <w:r>
-        <w:rPr>
-          <w:rFonts w:ascii="Arial" w:hAnsi="Arial" w:cs="Arial"/>
-          <w:sz w:val="18"/>
-          <w:szCs w:val="18"/>
-        </w:rPr>
-        <w:t>Grafana</w:t>
-      </w:r>
-      <w:proofErr w:type="spellEnd"/>
-      <w:r>
-        <w:rPr>
-          <w:rFonts w:ascii="Arial" w:hAnsi="Arial" w:cs="Arial"/>
-          <w:sz w:val="18"/>
-          <w:szCs w:val="18"/>
-        </w:rPr>
-        <w:t xml:space="preserve">, ELK/EFK, </w:t>
-      </w:r>
-      <w:proofErr w:type="spellStart"/>
-      <w:r>
-        <w:rPr>
-          <w:rFonts w:ascii="Arial" w:hAnsi="Arial" w:cs="Arial"/>
-          <w:sz w:val="18"/>
-          <w:szCs w:val="18"/>
-        </w:rPr>
-        <w:t>CloudWatch</w:t>
-      </w:r>
-      <w:proofErr w:type="spellEnd"/>
-      <w:r>
-        <w:rPr>
-          <w:rFonts w:ascii="Arial" w:hAnsi="Arial" w:cs="Arial"/>
-          <w:sz w:val="18"/>
-          <w:szCs w:val="18"/>
-        </w:rPr>
-        <w:t xml:space="preserve">, structured logging • </w:t>
-      </w:r>
-      <w:r>
-        <w:rPr>
-          <w:rFonts w:ascii="Arial" w:hAnsi="Arial" w:cs="Arial"/>
-          <w:b/>
-          <w:sz w:val="18"/>
-          <w:szCs w:val="18"/>
-        </w:rPr>
-        <w:t>Testing</w:t>
-      </w:r>
-      <w:r>
-        <w:rPr>
-          <w:rFonts w:ascii="Arial" w:hAnsi="Arial" w:cs="Arial"/>
-          <w:sz w:val="18"/>
-          <w:szCs w:val="18"/>
-        </w:rPr>
-        <w:t xml:space="preserve">: Jest, Mocha, Chai, React Testing Library, Cypress, Playwright, API contract tests (Pact-style) • </w:t>
-      </w:r>
-      <w:r>
-        <w:rPr>
-          <w:rFonts w:ascii="Arial" w:hAnsi="Arial" w:cs="Arial"/>
-          <w:b/>
-          <w:sz w:val="18"/>
-          <w:szCs w:val="18"/>
-        </w:rPr>
-        <w:t>Security</w:t>
-      </w:r>
-      <w:r>
-        <w:rPr>
-          <w:rFonts w:ascii="Arial" w:hAnsi="Arial" w:cs="Arial"/>
-          <w:sz w:val="18"/>
-          <w:szCs w:val="18"/>
-        </w:rPr>
-        <w:t xml:space="preserve">: OAuth2, </w:t>
-      </w:r>
-      <w:proofErr w:type="spellStart"/>
-      <w:r>
-        <w:rPr>
-          <w:rFonts w:ascii="Arial" w:hAnsi="Arial" w:cs="Arial"/>
-          <w:sz w:val="18"/>
-          <w:szCs w:val="18"/>
-        </w:rPr>
-        <w:t>OpenID</w:t>
-      </w:r>
-      <w:proofErr w:type="spellEnd"/>
-      <w:r>
-        <w:rPr>
-          <w:rFonts w:ascii="Arial" w:hAnsi="Arial" w:cs="Arial"/>
-          <w:sz w:val="18"/>
-          <w:szCs w:val="18"/>
-        </w:rPr>
-        <w:t xml:space="preserve"> Connect, JWT, </w:t>
-      </w:r>
-      <w:proofErr w:type="spellStart"/>
-      <w:r>
-        <w:rPr>
-          <w:rFonts w:ascii="Arial" w:hAnsi="Arial" w:cs="Arial"/>
-          <w:sz w:val="18"/>
-          <w:szCs w:val="18"/>
-        </w:rPr>
-        <w:t>Okta</w:t>
-      </w:r>
-      <w:proofErr w:type="spellEnd"/>
-      <w:r>
-        <w:rPr>
-          <w:rFonts w:ascii="Arial" w:hAnsi="Arial" w:cs="Arial"/>
-          <w:sz w:val="18"/>
-          <w:szCs w:val="18"/>
-        </w:rPr>
-        <w:t xml:space="preserve">, Auth0, AWS </w:t>
-      </w:r>
-      <w:proofErr w:type="spellStart"/>
-      <w:r>
-        <w:rPr>
-          <w:rFonts w:ascii="Arial" w:hAnsi="Arial" w:cs="Arial"/>
-          <w:sz w:val="18"/>
-          <w:szCs w:val="18"/>
-        </w:rPr>
-        <w:t>Cognito</w:t>
-      </w:r>
-      <w:proofErr w:type="spellEnd"/>
-      <w:r>
-        <w:rPr>
-          <w:rFonts w:ascii="Arial" w:hAnsi="Arial" w:cs="Arial"/>
-          <w:sz w:val="18"/>
-          <w:szCs w:val="18"/>
-        </w:rPr>
-        <w:t>, rate limiting, RBAC/ABAC, audit logging</w:t>
+        <w:t>: OAuth2, OpenID Connect, JWT, Okta, Auth0, AWS Cognito, rate limiting, RBAC/ABAC, audit logging</w:t>
       </w:r>
     </w:p>
     <w:p>
@@ -1585,8 +824,6 @@
       </w:r>
     </w:p>
     <w:p>
-      <w:proofErr w:type="spellStart"/>
-      <w:proofErr w:type="gramStart"/>
       <w:r>
         <w:rPr>
           <w:rFonts w:ascii="Arial" w:eastAsia="Arial" w:hAnsi="Arial" w:cs="Arial"/>
@@ -1594,27 +831,7 @@
           <w:sz w:val="21"/>
           <w:szCs w:val="21"/>
         </w:rPr>
-        <w:t>SumatoSoft</w:t>
-      </w:r>
-      <w:proofErr w:type="spellEnd"/>
-      <w:r>
-        <w:rPr>
-          <w:rFonts w:ascii="Arial" w:eastAsia="Arial" w:hAnsi="Arial" w:cs="Arial"/>
-          <w:color w:val="555555"/>
-          <w:sz w:val="21"/>
-          <w:szCs w:val="21"/>
-        </w:rPr>
-        <w:t xml:space="preserve">  |</w:t>
-      </w:r>
-      <w:proofErr w:type="gramEnd"/>
-      <w:r>
-        <w:rPr>
-          <w:rFonts w:ascii="Arial" w:eastAsia="Arial" w:hAnsi="Arial" w:cs="Arial"/>
-          <w:color w:val="555555"/>
-          <w:sz w:val="21"/>
-          <w:szCs w:val="21"/>
-        </w:rPr>
-        <w:t xml:space="preserve">  January 2021 - December 2025</w:t>
+        <w:t>SumatoSoft  |  January 2021 - December 2025</w:t>
       </w:r>
     </w:p>
     <w:p>
@@ -1652,7 +869,6 @@
         </w:rPr>
         <w:t xml:space="preserve"> modernization, standardizing </w:t>
       </w:r>
-      <w:proofErr w:type="spellStart"/>
       <w:r>
         <w:rPr>
           <w:rStyle w:val="Strong"/>
@@ -1661,7 +877,6 @@
         </w:rPr>
         <w:t>TypeScript</w:t>
       </w:r>
-      <w:proofErr w:type="spellEnd"/>
       <w:r>
         <w:rPr>
           <w:rFonts w:ascii="Arial" w:hAnsi="Arial" w:cs="Arial"/>
@@ -1688,25 +903,8 @@
           <w:rFonts w:ascii="Arial" w:hAnsi="Arial" w:cs="Arial"/>
           <w:sz w:val="18"/>
         </w:rPr>
-        <w:t xml:space="preserve">Designed predictable state and </w:t>
-      </w:r>
-      <w:proofErr w:type="spellStart"/>
-      <w:r>
-        <w:rPr>
-          <w:rFonts w:ascii="Arial" w:hAnsi="Arial" w:cs="Arial"/>
-          <w:sz w:val="18"/>
-        </w:rPr>
-        <w:t>async</w:t>
-      </w:r>
-      <w:proofErr w:type="spellEnd"/>
-      <w:r>
-        <w:rPr>
-          <w:rFonts w:ascii="Arial" w:hAnsi="Arial" w:cs="Arial"/>
-          <w:sz w:val="18"/>
-        </w:rPr>
-        <w:t xml:space="preserve"> orchestration with </w:t>
-      </w:r>
-      <w:proofErr w:type="spellStart"/>
+        <w:t xml:space="preserve">Designed predictable state and async orchestration with </w:t>
+      </w:r>
       <w:r>
         <w:rPr>
           <w:rStyle w:val="Strong"/>
@@ -1715,7 +913,6 @@
         </w:rPr>
         <w:t>RxJS</w:t>
       </w:r>
-      <w:proofErr w:type="spellEnd"/>
       <w:r>
         <w:rPr>
           <w:rFonts w:ascii="Arial" w:hAnsi="Arial" w:cs="Arial"/>
@@ -1723,7 +920,6 @@
         </w:rPr>
         <w:t xml:space="preserve"> and </w:t>
       </w:r>
-      <w:proofErr w:type="spellStart"/>
       <w:r>
         <w:rPr>
           <w:rStyle w:val="Strong"/>
@@ -1732,29 +928,12 @@
         </w:rPr>
         <w:t>NgRx</w:t>
       </w:r>
-      <w:proofErr w:type="spellEnd"/>
-      <w:r>
-        <w:rPr>
-          <w:rFonts w:ascii="Arial" w:hAnsi="Arial" w:cs="Arial"/>
-          <w:sz w:val="18"/>
-        </w:rPr>
-        <w:t xml:space="preserve">, improving </w:t>
-      </w:r>
-      <w:proofErr w:type="spellStart"/>
-      <w:r>
-        <w:rPr>
-          <w:rFonts w:ascii="Arial" w:hAnsi="Arial" w:cs="Arial"/>
-          <w:sz w:val="18"/>
-        </w:rPr>
-        <w:t>debuggability</w:t>
-      </w:r>
-      <w:proofErr w:type="spellEnd"/>
-      <w:r>
-        <w:rPr>
-          <w:rFonts w:ascii="Arial" w:hAnsi="Arial" w:cs="Arial"/>
-          <w:sz w:val="18"/>
-        </w:rPr>
-        <w:t xml:space="preserve"> for complex user journeys under real production traffic.</w:t>
+      <w:r>
+        <w:rPr>
+          <w:rFonts w:ascii="Arial" w:hAnsi="Arial" w:cs="Arial"/>
+          <w:sz w:val="18"/>
+        </w:rPr>
+        <w:t>, improving debuggability for complex user journeys under real production traffic.</w:t>
       </w:r>
     </w:p>
     <w:p>
@@ -1792,23 +971,13 @@
         </w:rPr>
         <w:t xml:space="preserve"> services (primarily </w:t>
       </w:r>
-      <w:proofErr w:type="spellStart"/>
-      <w:r>
-        <w:rPr>
-          <w:rStyle w:val="Strong"/>
-          <w:rFonts w:ascii="Arial" w:hAnsi="Arial" w:cs="Arial"/>
-          <w:sz w:val="18"/>
-        </w:rPr>
-        <w:t>NestJS</w:t>
-      </w:r>
-      <w:proofErr w:type="spellEnd"/>
-      <w:r>
-        <w:rPr>
-          <w:rStyle w:val="Strong"/>
-          <w:rFonts w:ascii="Arial" w:hAnsi="Arial" w:cs="Arial"/>
-          <w:sz w:val="18"/>
-        </w:rPr>
-        <w:t>/Express</w:t>
+      <w:r>
+        <w:rPr>
+          <w:rStyle w:val="Strong"/>
+          <w:rFonts w:ascii="Arial" w:hAnsi="Arial" w:cs="Arial"/>
+          <w:sz w:val="18"/>
+        </w:rPr>
+        <w:t>NestJS/Express</w:t>
       </w:r>
       <w:r>
         <w:rPr>
@@ -1874,25 +1043,7 @@
           <w:rFonts w:ascii="Arial" w:hAnsi="Arial" w:cs="Arial"/>
           <w:sz w:val="18"/>
         </w:rPr>
-        <w:t xml:space="preserve">OAuth2 / </w:t>
-      </w:r>
-      <w:proofErr w:type="spellStart"/>
-      <w:r>
-        <w:rPr>
-          <w:rStyle w:val="Strong"/>
-          <w:rFonts w:ascii="Arial" w:hAnsi="Arial" w:cs="Arial"/>
-          <w:sz w:val="18"/>
-        </w:rPr>
-        <w:t>OpenID</w:t>
-      </w:r>
-      <w:proofErr w:type="spellEnd"/>
-      <w:r>
-        <w:rPr>
-          <w:rStyle w:val="Strong"/>
-          <w:rFonts w:ascii="Arial" w:hAnsi="Arial" w:cs="Arial"/>
-          <w:sz w:val="18"/>
-        </w:rPr>
-        <w:t xml:space="preserve"> Connect</w:t>
+        <w:t>OAuth2 / OpenID Connect</w:t>
       </w:r>
       <w:r>
         <w:rPr>
@@ -1982,7 +1133,6 @@
         </w:rPr>
         <w:t xml:space="preserve">, and </w:t>
       </w:r>
-      <w:proofErr w:type="spellStart"/>
       <w:r>
         <w:rPr>
           <w:rStyle w:val="Strong"/>
@@ -1991,7 +1141,6 @@
         </w:rPr>
         <w:t>RabbitMQ</w:t>
       </w:r>
-      <w:proofErr w:type="spellEnd"/>
       <w:r>
         <w:rPr>
           <w:rFonts w:ascii="Arial" w:hAnsi="Arial" w:cs="Arial"/>
@@ -2020,23 +1169,13 @@
         </w:rPr>
         <w:t xml:space="preserve">Improved search and retrieval experiences by indexing domain entities in </w:t>
       </w:r>
-      <w:proofErr w:type="spellStart"/>
-      <w:r>
-        <w:rPr>
-          <w:rStyle w:val="Strong"/>
-          <w:rFonts w:ascii="Arial" w:hAnsi="Arial" w:cs="Arial"/>
-          <w:sz w:val="18"/>
-        </w:rPr>
-        <w:t>Elasticsearch</w:t>
-      </w:r>
-      <w:proofErr w:type="spellEnd"/>
-      <w:r>
-        <w:rPr>
-          <w:rStyle w:val="Strong"/>
-          <w:rFonts w:ascii="Arial" w:hAnsi="Arial" w:cs="Arial"/>
-          <w:sz w:val="18"/>
-        </w:rPr>
-        <w:t>/OpenSearch</w:t>
+      <w:r>
+        <w:rPr>
+          <w:rStyle w:val="Strong"/>
+          <w:rFonts w:ascii="Arial" w:hAnsi="Arial" w:cs="Arial"/>
+          <w:sz w:val="18"/>
+        </w:rPr>
+        <w:t>Elasticsearch/OpenSearch</w:t>
       </w:r>
       <w:r>
         <w:rPr>
@@ -2066,7 +1205,6 @@
         </w:rPr>
         <w:t xml:space="preserve">Optimized data access across </w:t>
       </w:r>
-      <w:proofErr w:type="spellStart"/>
       <w:r>
         <w:rPr>
           <w:rStyle w:val="Strong"/>
@@ -2075,7 +1213,6 @@
         </w:rPr>
         <w:t>PostgreSQL</w:t>
       </w:r>
-      <w:proofErr w:type="spellEnd"/>
       <w:r>
         <w:rPr>
           <w:rFonts w:ascii="Arial" w:hAnsi="Arial" w:cs="Arial"/>
@@ -2134,7 +1271,6 @@
         </w:rPr>
         <w:t xml:space="preserve">Introduced caching strategies using </w:t>
       </w:r>
-      <w:proofErr w:type="spellStart"/>
       <w:r>
         <w:rPr>
           <w:rStyle w:val="Strong"/>
@@ -2143,7 +1279,6 @@
         </w:rPr>
         <w:t>Redis</w:t>
       </w:r>
-      <w:proofErr w:type="spellEnd"/>
       <w:r>
         <w:rPr>
           <w:rFonts w:ascii="Arial" w:hAnsi="Arial" w:cs="Arial"/>
@@ -2151,7 +1286,6 @@
         </w:rPr>
         <w:t xml:space="preserve">, </w:t>
       </w:r>
-      <w:proofErr w:type="spellStart"/>
       <w:r>
         <w:rPr>
           <w:rStyle w:val="Strong"/>
@@ -2160,7 +1294,6 @@
         </w:rPr>
         <w:t>ElastiCache</w:t>
       </w:r>
-      <w:proofErr w:type="spellEnd"/>
       <w:r>
         <w:rPr>
           <w:rFonts w:ascii="Arial" w:hAnsi="Arial" w:cs="Arial"/>
@@ -2168,7 +1301,6 @@
         </w:rPr>
         <w:t xml:space="preserve">, and selective </w:t>
       </w:r>
-      <w:proofErr w:type="spellStart"/>
       <w:r>
         <w:rPr>
           <w:rStyle w:val="Strong"/>
@@ -2177,7 +1309,6 @@
         </w:rPr>
         <w:t>DynamoDB</w:t>
       </w:r>
-      <w:proofErr w:type="spellEnd"/>
       <w:r>
         <w:rPr>
           <w:rFonts w:ascii="Arial" w:hAnsi="Arial" w:cs="Arial"/>
@@ -2221,7 +1352,6 @@
         </w:rPr>
         <w:t xml:space="preserve">, signed URLs, and retention-friendly lifecycle rules, with distribution via </w:t>
       </w:r>
-      <w:proofErr w:type="spellStart"/>
       <w:r>
         <w:rPr>
           <w:rStyle w:val="Strong"/>
@@ -2230,7 +1360,6 @@
         </w:rPr>
         <w:t>CloudFront</w:t>
       </w:r>
-      <w:proofErr w:type="spellEnd"/>
       <w:r>
         <w:rPr>
           <w:rFonts w:ascii="Arial" w:hAnsi="Arial" w:cs="Arial"/>
@@ -2257,25 +1386,8 @@
           <w:rFonts w:ascii="Arial" w:hAnsi="Arial" w:cs="Arial"/>
           <w:sz w:val="18"/>
         </w:rPr>
-        <w:t xml:space="preserve">Strengthened </w:t>
-      </w:r>
-      <w:proofErr w:type="spellStart"/>
-      <w:r>
-        <w:rPr>
-          <w:rFonts w:ascii="Arial" w:hAnsi="Arial" w:cs="Arial"/>
-          <w:sz w:val="18"/>
-        </w:rPr>
-        <w:t>observability</w:t>
-      </w:r>
-      <w:proofErr w:type="spellEnd"/>
-      <w:r>
-        <w:rPr>
-          <w:rFonts w:ascii="Arial" w:hAnsi="Arial" w:cs="Arial"/>
-          <w:sz w:val="18"/>
-        </w:rPr>
-        <w:t xml:space="preserve"> using </w:t>
-      </w:r>
-      <w:proofErr w:type="spellStart"/>
+        <w:t xml:space="preserve">Strengthened observability using </w:t>
+      </w:r>
       <w:r>
         <w:rPr>
           <w:rStyle w:val="Strong"/>
@@ -2284,7 +1396,6 @@
         </w:rPr>
         <w:t>OpenTelemetry</w:t>
       </w:r>
-      <w:proofErr w:type="spellEnd"/>
       <w:r>
         <w:rPr>
           <w:rFonts w:ascii="Arial" w:hAnsi="Arial" w:cs="Arial"/>
@@ -2292,7 +1403,6 @@
         </w:rPr>
         <w:t xml:space="preserve"> tracing and structured logs shipped through </w:t>
       </w:r>
-      <w:proofErr w:type="spellStart"/>
       <w:r>
         <w:rPr>
           <w:rStyle w:val="Strong"/>
@@ -2301,7 +1411,6 @@
         </w:rPr>
         <w:t>CloudWatch</w:t>
       </w:r>
-      <w:proofErr w:type="spellEnd"/>
       <w:r>
         <w:rPr>
           <w:rFonts w:ascii="Arial" w:hAnsi="Arial" w:cs="Arial"/>
@@ -2324,7 +1433,6 @@
         </w:rPr>
         <w:t xml:space="preserve">, with dashboards and alerting in </w:t>
       </w:r>
-      <w:proofErr w:type="spellStart"/>
       <w:r>
         <w:rPr>
           <w:rStyle w:val="Strong"/>
@@ -2333,7 +1441,6 @@
         </w:rPr>
         <w:t>Datadog</w:t>
       </w:r>
-      <w:proofErr w:type="spellEnd"/>
       <w:r>
         <w:rPr>
           <w:rFonts w:ascii="Arial" w:hAnsi="Arial" w:cs="Arial"/>
@@ -2356,7 +1463,6 @@
         </w:rPr>
         <w:t xml:space="preserve">, and </w:t>
       </w:r>
-      <w:proofErr w:type="spellStart"/>
       <w:r>
         <w:rPr>
           <w:rStyle w:val="Strong"/>
@@ -2365,7 +1471,6 @@
         </w:rPr>
         <w:t>Grafana</w:t>
       </w:r>
-      <w:proofErr w:type="spellEnd"/>
       <w:r>
         <w:rPr>
           <w:rFonts w:ascii="Arial" w:hAnsi="Arial" w:cs="Arial"/>
@@ -2407,23 +1512,7 @@
           <w:rFonts w:ascii="Arial" w:hAnsi="Arial" w:cs="Arial"/>
           <w:sz w:val="18"/>
         </w:rPr>
-        <w:t xml:space="preserve"> and </w:t>
-      </w:r>
-      <w:proofErr w:type="spellStart"/>
-      <w:r>
-        <w:rPr>
-          <w:rFonts w:ascii="Arial" w:hAnsi="Arial" w:cs="Arial"/>
-          <w:sz w:val="18"/>
-        </w:rPr>
-        <w:t>serverless</w:t>
-      </w:r>
-      <w:proofErr w:type="spellEnd"/>
-      <w:r>
-        <w:rPr>
-          <w:rFonts w:ascii="Arial" w:hAnsi="Arial" w:cs="Arial"/>
-          <w:sz w:val="18"/>
-        </w:rPr>
-        <w:t xml:space="preserve"> paths on </w:t>
+        <w:t xml:space="preserve"> and serverless paths on </w:t>
       </w:r>
       <w:r>
         <w:rPr>
@@ -2455,7 +1544,6 @@
         </w:rPr>
         <w:t xml:space="preserve">, using </w:t>
       </w:r>
-      <w:proofErr w:type="spellStart"/>
       <w:r>
         <w:rPr>
           <w:rStyle w:val="Strong"/>
@@ -2464,7 +1552,6 @@
         </w:rPr>
         <w:t>EventBridge</w:t>
       </w:r>
-      <w:proofErr w:type="spellEnd"/>
       <w:r>
         <w:rPr>
           <w:rFonts w:ascii="Arial" w:hAnsi="Arial" w:cs="Arial"/>
@@ -2508,23 +1595,13 @@
         </w:rPr>
         <w:t xml:space="preserve">Automated delivery using </w:t>
       </w:r>
-      <w:proofErr w:type="spellStart"/>
-      <w:r>
-        <w:rPr>
-          <w:rStyle w:val="Strong"/>
-          <w:rFonts w:ascii="Arial" w:hAnsi="Arial" w:cs="Arial"/>
-          <w:sz w:val="18"/>
-        </w:rPr>
-        <w:t>GitHub</w:t>
-      </w:r>
-      <w:proofErr w:type="spellEnd"/>
-      <w:r>
-        <w:rPr>
-          <w:rStyle w:val="Strong"/>
-          <w:rFonts w:ascii="Arial" w:hAnsi="Arial" w:cs="Arial"/>
-          <w:sz w:val="18"/>
-        </w:rPr>
-        <w:t xml:space="preserve"> Actions</w:t>
+      <w:r>
+        <w:rPr>
+          <w:rStyle w:val="Strong"/>
+          <w:rFonts w:ascii="Arial" w:hAnsi="Arial" w:cs="Arial"/>
+          <w:sz w:val="18"/>
+        </w:rPr>
+        <w:t>GitHub Actions</w:t>
       </w:r>
       <w:r>
         <w:rPr>
@@ -2533,23 +1610,13 @@
         </w:rPr>
         <w:t xml:space="preserve">, </w:t>
       </w:r>
-      <w:proofErr w:type="spellStart"/>
-      <w:r>
-        <w:rPr>
-          <w:rStyle w:val="Strong"/>
-          <w:rFonts w:ascii="Arial" w:hAnsi="Arial" w:cs="Arial"/>
-          <w:sz w:val="18"/>
-        </w:rPr>
-        <w:t>GitLab</w:t>
-      </w:r>
-      <w:proofErr w:type="spellEnd"/>
-      <w:r>
-        <w:rPr>
-          <w:rStyle w:val="Strong"/>
-          <w:rFonts w:ascii="Arial" w:hAnsi="Arial" w:cs="Arial"/>
-          <w:sz w:val="18"/>
-        </w:rPr>
-        <w:t xml:space="preserve"> CI</w:t>
+      <w:r>
+        <w:rPr>
+          <w:rStyle w:val="Strong"/>
+          <w:rFonts w:ascii="Arial" w:hAnsi="Arial" w:cs="Arial"/>
+          <w:sz w:val="18"/>
+        </w:rPr>
+        <w:t>GitLab CI</w:t>
       </w:r>
       <w:r>
         <w:rPr>
@@ -2594,7 +1661,6 @@
         </w:rPr>
         <w:t xml:space="preserve">Managed infrastructure changes via </w:t>
       </w:r>
-      <w:proofErr w:type="spellStart"/>
       <w:r>
         <w:rPr>
           <w:rStyle w:val="Strong"/>
@@ -2603,7 +1669,6 @@
         </w:rPr>
         <w:t>Terraform</w:t>
       </w:r>
-      <w:proofErr w:type="spellEnd"/>
       <w:r>
         <w:rPr>
           <w:rFonts w:ascii="Arial" w:hAnsi="Arial" w:cs="Arial"/>
@@ -2611,7 +1676,6 @@
         </w:rPr>
         <w:t xml:space="preserve"> and </w:t>
       </w:r>
-      <w:proofErr w:type="spellStart"/>
       <w:r>
         <w:rPr>
           <w:rStyle w:val="Strong"/>
@@ -2620,7 +1684,6 @@
         </w:rPr>
         <w:t>CloudFormation</w:t>
       </w:r>
-      <w:proofErr w:type="spellEnd"/>
       <w:r>
         <w:rPr>
           <w:rFonts w:ascii="Arial" w:hAnsi="Arial" w:cs="Arial"/>
@@ -2743,23 +1806,7 @@
           <w:rFonts w:ascii="Arial" w:hAnsi="Arial" w:cs="Arial"/>
           <w:sz w:val="18"/>
         </w:rPr>
-        <w:t xml:space="preserve">Mentored engineers through code reviews and architecture sessions, building shared </w:t>
-      </w:r>
-      <w:proofErr w:type="spellStart"/>
-      <w:r>
-        <w:rPr>
-          <w:rFonts w:ascii="Arial" w:hAnsi="Arial" w:cs="Arial"/>
-          <w:sz w:val="18"/>
-        </w:rPr>
-        <w:t>runbooks</w:t>
-      </w:r>
-      <w:proofErr w:type="spellEnd"/>
-      <w:r>
-        <w:rPr>
-          <w:rFonts w:ascii="Arial" w:hAnsi="Arial" w:cs="Arial"/>
-          <w:sz w:val="18"/>
-        </w:rPr>
-        <w:t xml:space="preserve"> and incident habits that improved ownership and reduced on-call noise.</w:t>
+        <w:t>Mentored engineers through code reviews and architecture sessions, building shared runbooks and incident habits that improved ownership and reduced on-call noise.</w:t>
       </w:r>
     </w:p>
     <w:p>
@@ -2783,27 +1830,7 @@
           <w:sz w:val="21"/>
           <w:szCs w:val="21"/>
         </w:rPr>
-        <w:t xml:space="preserve">High Touch </w:t>
-      </w:r>
-      <w:proofErr w:type="gramStart"/>
-      <w:r>
-        <w:rPr>
-          <w:rFonts w:ascii="Arial" w:eastAsia="Arial" w:hAnsi="Arial" w:cs="Arial"/>
-          <w:color w:val="555555"/>
-          <w:sz w:val="21"/>
-          <w:szCs w:val="21"/>
-        </w:rPr>
-        <w:t>Technologies  |</w:t>
-      </w:r>
-      <w:proofErr w:type="gramEnd"/>
-      <w:r>
-        <w:rPr>
-          <w:rFonts w:ascii="Arial" w:eastAsia="Arial" w:hAnsi="Arial" w:cs="Arial"/>
-          <w:color w:val="555555"/>
-          <w:sz w:val="21"/>
-          <w:szCs w:val="21"/>
-        </w:rPr>
-        <w:t xml:space="preserve">  June 2018 - December 2020</w:t>
+        <w:t>High Touch Technologies  |  June 2018 - December 2020</w:t>
       </w:r>
     </w:p>
     <w:p>
@@ -2868,7 +1895,6 @@
         </w:rPr>
         <w:t xml:space="preserve">Implemented </w:t>
       </w:r>
-      <w:proofErr w:type="spellStart"/>
       <w:r>
         <w:rPr>
           <w:rStyle w:val="Strong"/>
@@ -2878,7 +1904,6 @@
         </w:rPr>
         <w:t>RxJS</w:t>
       </w:r>
-      <w:proofErr w:type="spellEnd"/>
       <w:r>
         <w:rPr>
           <w:rFonts w:ascii="Arial" w:hAnsi="Arial" w:cs="Arial"/>
@@ -2990,7 +2015,6 @@
         </w:rPr>
         <w:t xml:space="preserve">Improved performance by removing redundant HTTP calls, introducing safe caching with </w:t>
       </w:r>
-      <w:proofErr w:type="spellStart"/>
       <w:r>
         <w:rPr>
           <w:rStyle w:val="Strong"/>
@@ -3000,7 +2024,6 @@
         </w:rPr>
         <w:t>Redis</w:t>
       </w:r>
-      <w:proofErr w:type="spellEnd"/>
       <w:r>
         <w:rPr>
           <w:rFonts w:ascii="Arial" w:hAnsi="Arial" w:cs="Arial"/>
@@ -3030,25 +2053,7 @@
           <w:sz w:val="18"/>
           <w:szCs w:val="20"/>
         </w:rPr>
-        <w:t xml:space="preserve">Delivered robust </w:t>
-      </w:r>
-      <w:proofErr w:type="spellStart"/>
-      <w:r>
-        <w:rPr>
-          <w:rFonts w:ascii="Arial" w:hAnsi="Arial" w:cs="Arial"/>
-          <w:sz w:val="18"/>
-          <w:szCs w:val="20"/>
-        </w:rPr>
-        <w:t>async</w:t>
-      </w:r>
-      <w:proofErr w:type="spellEnd"/>
-      <w:r>
-        <w:rPr>
-          <w:rFonts w:ascii="Arial" w:hAnsi="Arial" w:cs="Arial"/>
-          <w:sz w:val="18"/>
-          <w:szCs w:val="20"/>
-        </w:rPr>
-        <w:t xml:space="preserve"> processing using </w:t>
+        <w:t xml:space="preserve">Delivered robust async processing using </w:t>
       </w:r>
       <w:r>
         <w:rPr>
@@ -3084,28 +2089,15 @@
         </w:rPr>
         <w:t xml:space="preserve"> and </w:t>
       </w:r>
-      <w:proofErr w:type="spellStart"/>
-      <w:r>
-        <w:rPr>
-          <w:rStyle w:val="Strong"/>
-          <w:rFonts w:ascii="Arial" w:hAnsi="Arial" w:cs="Arial"/>
-          <w:sz w:val="18"/>
-          <w:szCs w:val="20"/>
-        </w:rPr>
-        <w:t>R</w:t>
-      </w:r>
-      <w:bookmarkStart w:id="0" w:name="_GoBack"/>
-      <w:bookmarkEnd w:id="0"/>
-      <w:r>
-        <w:rPr>
-          <w:rStyle w:val="Strong"/>
-          <w:rFonts w:ascii="Arial" w:hAnsi="Arial" w:cs="Arial"/>
-          <w:sz w:val="18"/>
-          <w:szCs w:val="20"/>
-        </w:rPr>
-        <w:t>abbitMQ</w:t>
-      </w:r>
-      <w:proofErr w:type="spellEnd"/>
+      <w:r>
+        <w:rPr>
+          <w:rStyle w:val="Strong"/>
+          <w:rFonts w:ascii="Arial" w:hAnsi="Arial" w:cs="Arial"/>
+          <w:sz w:val="18"/>
+          <w:szCs w:val="20"/>
+        </w:rPr>
+        <w:t>RabbitMQ</w:t>
+      </w:r>
       <w:r>
         <w:rPr>
           <w:rFonts w:ascii="Arial" w:hAnsi="Arial" w:cs="Arial"/>
@@ -3137,25 +2129,14 @@
         </w:rPr>
         <w:t xml:space="preserve">Added search capabilities via </w:t>
       </w:r>
-      <w:proofErr w:type="spellStart"/>
-      <w:r>
-        <w:rPr>
-          <w:rStyle w:val="Strong"/>
-          <w:rFonts w:ascii="Arial" w:hAnsi="Arial" w:cs="Arial"/>
-          <w:sz w:val="18"/>
-          <w:szCs w:val="20"/>
-        </w:rPr>
-        <w:t>Elasticsearch</w:t>
-      </w:r>
-      <w:proofErr w:type="spellEnd"/>
-      <w:r>
-        <w:rPr>
-          <w:rStyle w:val="Strong"/>
-          <w:rFonts w:ascii="Arial" w:hAnsi="Arial" w:cs="Arial"/>
-          <w:sz w:val="18"/>
-          <w:szCs w:val="20"/>
-        </w:rPr>
-        <w:t>/OpenSearch</w:t>
+      <w:r>
+        <w:rPr>
+          <w:rStyle w:val="Strong"/>
+          <w:rFonts w:ascii="Arial" w:hAnsi="Arial" w:cs="Arial"/>
+          <w:sz w:val="18"/>
+          <w:szCs w:val="20"/>
+        </w:rPr>
+        <w:t>Elasticsearch/OpenSearch</w:t>
       </w:r>
       <w:r>
         <w:rPr>
@@ -3188,25 +2169,14 @@
         </w:rPr>
         <w:t xml:space="preserve">Strengthened database reliability across </w:t>
       </w:r>
-      <w:proofErr w:type="spellStart"/>
-      <w:r>
-        <w:rPr>
-          <w:rStyle w:val="Strong"/>
-          <w:rFonts w:ascii="Arial" w:hAnsi="Arial" w:cs="Arial"/>
-          <w:sz w:val="18"/>
-          <w:szCs w:val="20"/>
-        </w:rPr>
-        <w:t>PostgreSQL</w:t>
-      </w:r>
-      <w:proofErr w:type="spellEnd"/>
-      <w:r>
-        <w:rPr>
-          <w:rStyle w:val="Strong"/>
-          <w:rFonts w:ascii="Arial" w:hAnsi="Arial" w:cs="Arial"/>
-          <w:sz w:val="18"/>
-          <w:szCs w:val="20"/>
-        </w:rPr>
-        <w:t>/MySQL</w:t>
+      <w:r>
+        <w:rPr>
+          <w:rStyle w:val="Strong"/>
+          <w:rFonts w:ascii="Arial" w:hAnsi="Arial" w:cs="Arial"/>
+          <w:sz w:val="18"/>
+          <w:szCs w:val="20"/>
+        </w:rPr>
+        <w:t>PostgreSQL/MySQL</w:t>
       </w:r>
       <w:r>
         <w:rPr>
@@ -3256,7 +2226,6 @@
         </w:rPr>
         <w:t xml:space="preserve">, </w:t>
       </w:r>
-      <w:proofErr w:type="spellStart"/>
       <w:r>
         <w:rPr>
           <w:rStyle w:val="Strong"/>
@@ -3266,7 +2235,6 @@
         </w:rPr>
         <w:t>CircleCI</w:t>
       </w:r>
-      <w:proofErr w:type="spellEnd"/>
       <w:r>
         <w:rPr>
           <w:rFonts w:ascii="Arial" w:hAnsi="Arial" w:cs="Arial"/>
@@ -3282,19 +2250,8 @@
           <w:sz w:val="18"/>
           <w:szCs w:val="20"/>
         </w:rPr>
-        <w:t xml:space="preserve">Azure </w:t>
-      </w:r>
-      <w:proofErr w:type="spellStart"/>
-      <w:r>
-        <w:rPr>
-          <w:rStyle w:val="Strong"/>
-          <w:rFonts w:ascii="Arial" w:hAnsi="Arial" w:cs="Arial"/>
-          <w:sz w:val="18"/>
-          <w:szCs w:val="20"/>
-        </w:rPr>
-        <w:t>DevOps</w:t>
-      </w:r>
-      <w:proofErr w:type="spellEnd"/>
+        <w:t>Azure DevOps</w:t>
+      </w:r>
       <w:r>
         <w:rPr>
           <w:rFonts w:ascii="Arial" w:hAnsi="Arial" w:cs="Arial"/>
@@ -3324,57 +2281,17 @@
           <w:sz w:val="18"/>
           <w:szCs w:val="20"/>
         </w:rPr>
-        <w:t xml:space="preserve">Built </w:t>
-      </w:r>
-      <w:proofErr w:type="spellStart"/>
-      <w:r>
-        <w:rPr>
-          <w:rFonts w:ascii="Arial" w:hAnsi="Arial" w:cs="Arial"/>
-          <w:sz w:val="18"/>
-          <w:szCs w:val="20"/>
-        </w:rPr>
-        <w:t>observability</w:t>
-      </w:r>
-      <w:proofErr w:type="spellEnd"/>
-      <w:r>
-        <w:rPr>
-          <w:rFonts w:ascii="Arial" w:hAnsi="Arial" w:cs="Arial"/>
-          <w:sz w:val="18"/>
-          <w:szCs w:val="20"/>
-        </w:rPr>
-        <w:t xml:space="preserve"> foundations using structured logging and </w:t>
-      </w:r>
-      <w:proofErr w:type="spellStart"/>
-      <w:r>
-        <w:rPr>
-          <w:rStyle w:val="Strong"/>
-          <w:rFonts w:ascii="Arial" w:hAnsi="Arial" w:cs="Arial"/>
-          <w:sz w:val="18"/>
-          <w:szCs w:val="20"/>
-        </w:rPr>
-        <w:t>CloudWatch</w:t>
-      </w:r>
-      <w:proofErr w:type="spellEnd"/>
-      <w:r>
-        <w:rPr>
-          <w:rStyle w:val="Strong"/>
-          <w:rFonts w:ascii="Arial" w:hAnsi="Arial" w:cs="Arial"/>
-          <w:sz w:val="18"/>
-          <w:szCs w:val="20"/>
-        </w:rPr>
-        <w:t>/</w:t>
-      </w:r>
-      <w:proofErr w:type="spellStart"/>
-      <w:r>
-        <w:rPr>
-          <w:rStyle w:val="Strong"/>
-          <w:rFonts w:ascii="Arial" w:hAnsi="Arial" w:cs="Arial"/>
-          <w:sz w:val="18"/>
-          <w:szCs w:val="20"/>
-        </w:rPr>
-        <w:t>Datadog</w:t>
-      </w:r>
-      <w:proofErr w:type="spellEnd"/>
+        <w:t xml:space="preserve">Built observability foundations using structured logging and </w:t>
+      </w:r>
+      <w:r>
+        <w:rPr>
+          <w:rStyle w:val="Strong"/>
+          <w:rFonts w:ascii="Arial" w:hAnsi="Arial" w:cs="Arial"/>
+          <w:sz w:val="18"/>
+          <w:szCs w:val="20"/>
+        </w:rPr>
+        <w:t>CloudWatch/Datadog</w:t>
+      </w:r>
       <w:r>
         <w:rPr>
           <w:rFonts w:ascii="Arial" w:hAnsi="Arial" w:cs="Arial"/>
@@ -3383,7 +2300,6 @@
         </w:rPr>
         <w:t xml:space="preserve"> metrics, plus actionable dashboards in </w:t>
       </w:r>
-      <w:proofErr w:type="spellStart"/>
       <w:r>
         <w:rPr>
           <w:rStyle w:val="Strong"/>
@@ -3393,7 +2309,6 @@
         </w:rPr>
         <w:t>Grafana</w:t>
       </w:r>
-      <w:proofErr w:type="spellEnd"/>
       <w:r>
         <w:rPr>
           <w:rFonts w:ascii="Arial" w:hAnsi="Arial" w:cs="Arial"/>
@@ -3499,7 +2414,6 @@
         </w:rPr>
         <w:t xml:space="preserve">Containerized services with </w:t>
       </w:r>
-      <w:proofErr w:type="spellStart"/>
       <w:r>
         <w:rPr>
           <w:rStyle w:val="Strong"/>
@@ -3509,7 +2423,6 @@
         </w:rPr>
         <w:t>Docker</w:t>
       </w:r>
-      <w:proofErr w:type="spellEnd"/>
       <w:r>
         <w:rPr>
           <w:rFonts w:ascii="Arial" w:hAnsi="Arial" w:cs="Arial"/>
@@ -3518,7 +2431,6 @@
         </w:rPr>
         <w:t xml:space="preserve"> and introduced </w:t>
       </w:r>
-      <w:proofErr w:type="spellStart"/>
       <w:r>
         <w:rPr>
           <w:rStyle w:val="Strong"/>
@@ -3528,7 +2440,6 @@
         </w:rPr>
         <w:t>Kubernetes</w:t>
       </w:r>
-      <w:proofErr w:type="spellEnd"/>
       <w:r>
         <w:rPr>
           <w:rFonts w:ascii="Arial" w:hAnsi="Arial" w:cs="Arial"/>
@@ -3590,7 +2501,6 @@
       </w:r>
     </w:p>
     <w:p>
-      <w:proofErr w:type="gramStart"/>
       <w:r>
         <w:rPr>
           <w:rFonts w:ascii="Arial" w:eastAsia="Arial" w:hAnsi="Arial" w:cs="Arial"/>
@@ -3598,37 +2508,7 @@
           <w:sz w:val="21"/>
           <w:szCs w:val="21"/>
         </w:rPr>
-        <w:t>Centric Tech Inc.</w:t>
-      </w:r>
-      <w:proofErr w:type="gramEnd"/>
-      <w:r>
-        <w:rPr>
-          <w:rFonts w:ascii="Arial" w:eastAsia="Arial" w:hAnsi="Arial" w:cs="Arial"/>
-          <w:color w:val="555555"/>
-          <w:sz w:val="21"/>
-          <w:szCs w:val="21"/>
-        </w:rPr>
-        <w:t xml:space="preserve">  </w:t>
-      </w:r>
-      <w:proofErr w:type="gramStart"/>
-      <w:r>
-        <w:rPr>
-          <w:rFonts w:ascii="Arial" w:eastAsia="Arial" w:hAnsi="Arial" w:cs="Arial"/>
-          <w:color w:val="555555"/>
-          <w:sz w:val="21"/>
-          <w:szCs w:val="21"/>
-        </w:rPr>
-        <w:t>|  September</w:t>
-      </w:r>
-      <w:proofErr w:type="gramEnd"/>
-      <w:r>
-        <w:rPr>
-          <w:rFonts w:ascii="Arial" w:eastAsia="Arial" w:hAnsi="Arial" w:cs="Arial"/>
-          <w:color w:val="555555"/>
-          <w:sz w:val="21"/>
-          <w:szCs w:val="21"/>
-        </w:rPr>
-        <w:t xml:space="preserve"> 2015 - May 2018</w:t>
+        <w:t>Centric Tech Inc.  |  September 2015 - May 2018</w:t>
       </w:r>
     </w:p>
     <w:p>
@@ -3744,7 +2624,6 @@
         </w:rPr>
         <w:t xml:space="preserve">Modeled data and migrations across </w:t>
       </w:r>
-      <w:proofErr w:type="spellStart"/>
       <w:r>
         <w:rPr>
           <w:rStyle w:val="Strong"/>
@@ -3753,7 +2632,6 @@
         </w:rPr>
         <w:t>PostgreSQL</w:t>
       </w:r>
-      <w:proofErr w:type="spellEnd"/>
       <w:r>
         <w:rPr>
           <w:rFonts w:ascii="Arial" w:hAnsi="Arial" w:cs="Arial"/>
@@ -3812,8 +2690,6 @@
         </w:rPr>
         <w:t xml:space="preserve">Added caching and session patterns using </w:t>
       </w:r>
-      <w:proofErr w:type="spellStart"/>
-      <w:proofErr w:type="gramStart"/>
       <w:r>
         <w:rPr>
           <w:rStyle w:val="Strong"/>
@@ -3822,8 +2698,6 @@
         </w:rPr>
         <w:t>Redis</w:t>
       </w:r>
-      <w:proofErr w:type="spellEnd"/>
-      <w:proofErr w:type="gramEnd"/>
       <w:r>
         <w:rPr>
           <w:rFonts w:ascii="Arial" w:hAnsi="Arial" w:cs="Arial"/>
@@ -3852,7 +2726,6 @@
         </w:rPr>
         <w:t xml:space="preserve">Introduced asynchronous processing using </w:t>
       </w:r>
-      <w:proofErr w:type="spellStart"/>
       <w:r>
         <w:rPr>
           <w:rStyle w:val="Strong"/>
@@ -3861,7 +2734,6 @@
         </w:rPr>
         <w:t>RabbitMQ</w:t>
       </w:r>
-      <w:proofErr w:type="spellEnd"/>
       <w:r>
         <w:rPr>
           <w:rFonts w:ascii="Arial" w:hAnsi="Arial" w:cs="Arial"/>
@@ -3890,7 +2762,6 @@
         </w:rPr>
         <w:t xml:space="preserve">Implemented search indexing with </w:t>
       </w:r>
-      <w:proofErr w:type="spellStart"/>
       <w:r>
         <w:rPr>
           <w:rStyle w:val="Strong"/>
@@ -3899,7 +2770,6 @@
         </w:rPr>
         <w:t>Elasticsearch</w:t>
       </w:r>
-      <w:proofErr w:type="spellEnd"/>
       <w:r>
         <w:rPr>
           <w:rFonts w:ascii="Arial" w:hAnsi="Arial" w:cs="Arial"/>
@@ -3943,7 +2813,6 @@
         </w:rPr>
         <w:t xml:space="preserve"> and </w:t>
       </w:r>
-      <w:proofErr w:type="spellStart"/>
       <w:r>
         <w:rPr>
           <w:rStyle w:val="Strong"/>
@@ -3952,7 +2821,6 @@
         </w:rPr>
         <w:t>CloudWatch</w:t>
       </w:r>
-      <w:proofErr w:type="spellEnd"/>
       <w:r>
         <w:rPr>
           <w:rFonts w:ascii="Arial" w:hAnsi="Arial" w:cs="Arial"/>
@@ -3981,7 +2849,6 @@
         </w:rPr>
         <w:t xml:space="preserve">Containerized key services with </w:t>
       </w:r>
-      <w:proofErr w:type="spellStart"/>
       <w:r>
         <w:rPr>
           <w:rStyle w:val="Strong"/>
@@ -3990,7 +2857,6 @@
         </w:rPr>
         <w:t>Docker</w:t>
       </w:r>
-      <w:proofErr w:type="spellEnd"/>
       <w:r>
         <w:rPr>
           <w:rFonts w:ascii="Arial" w:hAnsi="Arial" w:cs="Arial"/>
@@ -4019,34 +2885,14 @@
         </w:rPr>
         <w:t xml:space="preserve">Adopted infrastructure automation foundations using </w:t>
       </w:r>
-      <w:proofErr w:type="spellStart"/>
-      <w:r>
-        <w:rPr>
-          <w:rStyle w:val="Strong"/>
-          <w:rFonts w:ascii="Arial" w:hAnsi="Arial" w:cs="Arial"/>
-          <w:sz w:val="18"/>
-        </w:rPr>
-        <w:t>Terraform</w:t>
-      </w:r>
-      <w:proofErr w:type="spellEnd"/>
-      <w:r>
-        <w:rPr>
-          <w:rStyle w:val="Strong"/>
-          <w:rFonts w:ascii="Arial" w:hAnsi="Arial" w:cs="Arial"/>
-          <w:sz w:val="18"/>
-        </w:rPr>
-        <w:t>/</w:t>
-      </w:r>
-      <w:proofErr w:type="spellStart"/>
-      <w:r>
-        <w:rPr>
-          <w:rStyle w:val="Strong"/>
-          <w:rFonts w:ascii="Arial" w:hAnsi="Arial" w:cs="Arial"/>
-          <w:sz w:val="18"/>
-        </w:rPr>
-        <w:t>CloudFormation</w:t>
-      </w:r>
-      <w:proofErr w:type="spellEnd"/>
+      <w:r>
+        <w:rPr>
+          <w:rStyle w:val="Strong"/>
+          <w:rFonts w:ascii="Arial" w:hAnsi="Arial" w:cs="Arial"/>
+          <w:sz w:val="18"/>
+        </w:rPr>
+        <w:t>Terraform/CloudFormation</w:t>
+      </w:r>
       <w:r>
         <w:rPr>
           <w:rFonts w:ascii="Arial" w:hAnsi="Arial" w:cs="Arial"/>
@@ -4139,7 +2985,6 @@
       </w:r>
     </w:p>
     <w:p>
-      <w:proofErr w:type="gramStart"/>
       <w:r>
         <w:rPr>
           <w:rFonts w:ascii="Arial" w:eastAsia="Arial" w:hAnsi="Arial" w:cs="Arial"/>
@@ -4147,17 +2992,7 @@
           <w:sz w:val="21"/>
           <w:szCs w:val="21"/>
         </w:rPr>
-        <w:t>Microsoft  |</w:t>
-      </w:r>
-      <w:proofErr w:type="gramEnd"/>
-      <w:r>
-        <w:rPr>
-          <w:rFonts w:ascii="Arial" w:eastAsia="Arial" w:hAnsi="Arial" w:cs="Arial"/>
-          <w:color w:val="555555"/>
-          <w:sz w:val="21"/>
-          <w:szCs w:val="21"/>
-        </w:rPr>
-        <w:t xml:space="preserve">  September 2014 - August 2015</w:t>
+        <w:t>Microsoft  |  September 2014 - August 2015</w:t>
       </w:r>
     </w:p>
     <w:p>
@@ -4226,25 +3061,7 @@
           <w:sz w:val="18"/>
           <w:szCs w:val="20"/>
         </w:rPr>
-        <w:t xml:space="preserve">Partnered with engineers and testers to reproduce bugs deterministically, </w:t>
-      </w:r>
-      <w:proofErr w:type="gramStart"/>
-      <w:r>
-        <w:rPr>
-          <w:rFonts w:ascii="Arial" w:hAnsi="Arial" w:cs="Arial"/>
-          <w:sz w:val="18"/>
-          <w:szCs w:val="20"/>
-        </w:rPr>
-        <w:t>then</w:t>
-      </w:r>
-      <w:proofErr w:type="gramEnd"/>
-      <w:r>
-        <w:rPr>
-          <w:rFonts w:ascii="Arial" w:hAnsi="Arial" w:cs="Arial"/>
-          <w:sz w:val="18"/>
-          <w:szCs w:val="20"/>
-        </w:rPr>
-        <w:t xml:space="preserve"> delivered fixes with targeted verification steps.</w:t>
+        <w:t>Partnered with engineers and testers to reproduce bugs deterministically, then delivered fixes with targeted verification steps.</w:t>
       </w:r>
     </w:p>
     <w:p>
@@ -4511,18 +3328,8 @@
           <w:rFonts w:ascii="Arial" w:hAnsi="Arial" w:cs="Arial"/>
           <w:sz w:val="18"/>
         </w:rPr>
-        <w:t xml:space="preserve">AWS </w:t>
-      </w:r>
-      <w:proofErr w:type="spellStart"/>
-      <w:r>
-        <w:rPr>
-          <w:rStyle w:val="Strong"/>
-          <w:rFonts w:ascii="Arial" w:hAnsi="Arial" w:cs="Arial"/>
-          <w:sz w:val="18"/>
-        </w:rPr>
-        <w:t>EventBridge</w:t>
-      </w:r>
-      <w:proofErr w:type="spellEnd"/>
+        <w:t>AWS EventBridge</w:t>
+      </w:r>
       <w:r>
         <w:rPr>
           <w:rFonts w:ascii="Arial" w:hAnsi="Arial" w:cs="Arial"/>
@@ -4566,18 +3373,8 @@
           <w:rFonts w:ascii="Arial" w:hAnsi="Arial" w:cs="Arial"/>
           <w:sz w:val="18"/>
         </w:rPr>
-        <w:t>Kafka/</w:t>
-      </w:r>
-      <w:proofErr w:type="spellStart"/>
-      <w:r>
-        <w:rPr>
-          <w:rStyle w:val="Strong"/>
-          <w:rFonts w:ascii="Arial" w:hAnsi="Arial" w:cs="Arial"/>
-          <w:sz w:val="18"/>
-        </w:rPr>
-        <w:t>RabbitMQ</w:t>
-      </w:r>
-      <w:proofErr w:type="spellEnd"/>
+        <w:t>Kafka/RabbitMQ</w:t>
+      </w:r>
       <w:r>
         <w:rPr>
           <w:rFonts w:ascii="Arial" w:hAnsi="Arial" w:cs="Arial"/>
@@ -4607,7 +3404,6 @@
         </w:rPr>
         <w:t xml:space="preserve">Implemented </w:t>
       </w:r>
-      <w:proofErr w:type="spellStart"/>
       <w:r>
         <w:rPr>
           <w:rStyle w:val="Strong"/>
@@ -4616,7 +3412,6 @@
         </w:rPr>
         <w:t>idempotency</w:t>
       </w:r>
-      <w:proofErr w:type="spellEnd"/>
       <w:r>
         <w:rPr>
           <w:rFonts w:ascii="Arial" w:hAnsi="Arial" w:cs="Arial"/>
@@ -4639,7 +3434,6 @@
         </w:rPr>
         <w:t xml:space="preserve">, with end-to-end tracing via </w:t>
       </w:r>
-      <w:proofErr w:type="spellStart"/>
       <w:r>
         <w:rPr>
           <w:rStyle w:val="Strong"/>
@@ -4648,7 +3442,6 @@
         </w:rPr>
         <w:t>OpenTelemetry</w:t>
       </w:r>
-      <w:proofErr w:type="spellEnd"/>
       <w:r>
         <w:rPr>
           <w:rFonts w:ascii="Arial" w:hAnsi="Arial" w:cs="Arial"/>
@@ -4656,34 +3449,14 @@
         </w:rPr>
         <w:t xml:space="preserve"> and alerting in </w:t>
       </w:r>
-      <w:proofErr w:type="spellStart"/>
-      <w:r>
-        <w:rPr>
-          <w:rStyle w:val="Strong"/>
-          <w:rFonts w:ascii="Arial" w:hAnsi="Arial" w:cs="Arial"/>
-          <w:sz w:val="18"/>
-        </w:rPr>
-        <w:t>Datadog</w:t>
-      </w:r>
-      <w:proofErr w:type="spellEnd"/>
-      <w:r>
-        <w:rPr>
-          <w:rStyle w:val="Strong"/>
-          <w:rFonts w:ascii="Arial" w:hAnsi="Arial" w:cs="Arial"/>
-          <w:sz w:val="18"/>
-        </w:rPr>
-        <w:t>/</w:t>
-      </w:r>
-      <w:proofErr w:type="spellStart"/>
-      <w:r>
-        <w:rPr>
-          <w:rStyle w:val="Strong"/>
-          <w:rFonts w:ascii="Arial" w:hAnsi="Arial" w:cs="Arial"/>
-          <w:sz w:val="18"/>
-        </w:rPr>
-        <w:t>Grafana</w:t>
-      </w:r>
-      <w:proofErr w:type="spellEnd"/>
+      <w:r>
+        <w:rPr>
+          <w:rStyle w:val="Strong"/>
+          <w:rFonts w:ascii="Arial" w:hAnsi="Arial" w:cs="Arial"/>
+          <w:sz w:val="18"/>
+        </w:rPr>
+        <w:t>Datadog/Grafana</w:t>
+      </w:r>
       <w:r>
         <w:rPr>
           <w:rFonts w:ascii="Arial" w:hAnsi="Arial" w:cs="Arial"/>
@@ -4732,23 +3505,13 @@
         </w:rPr>
         <w:t xml:space="preserve">Designed a pipeline that indexed operational entities into </w:t>
       </w:r>
-      <w:proofErr w:type="spellStart"/>
-      <w:r>
-        <w:rPr>
-          <w:rStyle w:val="Strong"/>
-          <w:rFonts w:ascii="Arial" w:hAnsi="Arial" w:cs="Arial"/>
-          <w:sz w:val="18"/>
-        </w:rPr>
-        <w:t>Elasticsearch</w:t>
-      </w:r>
-      <w:proofErr w:type="spellEnd"/>
-      <w:r>
-        <w:rPr>
-          <w:rStyle w:val="Strong"/>
-          <w:rFonts w:ascii="Arial" w:hAnsi="Arial" w:cs="Arial"/>
-          <w:sz w:val="18"/>
-        </w:rPr>
-        <w:t>/OpenSearch</w:t>
+      <w:r>
+        <w:rPr>
+          <w:rStyle w:val="Strong"/>
+          <w:rFonts w:ascii="Arial" w:hAnsi="Arial" w:cs="Arial"/>
+          <w:sz w:val="18"/>
+        </w:rPr>
+        <w:t>Elasticsearch/OpenSearch</w:t>
       </w:r>
       <w:r>
         <w:rPr>
@@ -4794,7 +3557,6 @@
         </w:rPr>
         <w:t xml:space="preserve"> and </w:t>
       </w:r>
-      <w:proofErr w:type="spellStart"/>
       <w:r>
         <w:rPr>
           <w:rStyle w:val="Strong"/>
@@ -4803,7 +3565,6 @@
         </w:rPr>
         <w:t>BigQuery</w:t>
       </w:r>
-      <w:proofErr w:type="spellEnd"/>
       <w:r>
         <w:rPr>
           <w:rFonts w:ascii="Arial" w:hAnsi="Arial" w:cs="Arial"/>
@@ -4811,7 +3572,6 @@
         </w:rPr>
         <w:t xml:space="preserve">, enabling product analytics dashboards and reliability reporting without impacting OLTP performance on </w:t>
       </w:r>
-      <w:proofErr w:type="spellStart"/>
       <w:r>
         <w:rPr>
           <w:rStyle w:val="Strong"/>
@@ -4820,7 +3580,6 @@
         </w:rPr>
         <w:t>PostgreSQL</w:t>
       </w:r>
-      <w:proofErr w:type="spellEnd"/>
       <w:r>
         <w:rPr>
           <w:rFonts w:ascii="Arial" w:hAnsi="Arial" w:cs="Arial"/>
@@ -4845,25 +3604,7 @@
           <w:rFonts w:ascii="Arial" w:hAnsi="Arial" w:cs="Arial"/>
           <w:sz w:val="18"/>
         </w:rPr>
-        <w:t xml:space="preserve">CI/CD + </w:t>
-      </w:r>
-      <w:proofErr w:type="spellStart"/>
-      <w:r>
-        <w:rPr>
-          <w:rStyle w:val="Strong"/>
-          <w:rFonts w:ascii="Arial" w:hAnsi="Arial" w:cs="Arial"/>
-          <w:sz w:val="18"/>
-        </w:rPr>
-        <w:t>GitOps</w:t>
-      </w:r>
-      <w:proofErr w:type="spellEnd"/>
-      <w:r>
-        <w:rPr>
-          <w:rStyle w:val="Strong"/>
-          <w:rFonts w:ascii="Arial" w:hAnsi="Arial" w:cs="Arial"/>
-          <w:sz w:val="18"/>
-        </w:rPr>
-        <w:t xml:space="preserve"> Delivery Blueprint</w:t>
+        <w:t>CI/CD + GitOps Delivery Blueprint</w:t>
       </w:r>
     </w:p>
     <w:p>
@@ -4887,23 +3628,13 @@
         </w:rPr>
         <w:t xml:space="preserve">Created reusable pipeline templates across </w:t>
       </w:r>
-      <w:proofErr w:type="spellStart"/>
-      <w:r>
-        <w:rPr>
-          <w:rStyle w:val="Strong"/>
-          <w:rFonts w:ascii="Arial" w:hAnsi="Arial" w:cs="Arial"/>
-          <w:sz w:val="18"/>
-        </w:rPr>
-        <w:t>GitHub</w:t>
-      </w:r>
-      <w:proofErr w:type="spellEnd"/>
-      <w:r>
-        <w:rPr>
-          <w:rStyle w:val="Strong"/>
-          <w:rFonts w:ascii="Arial" w:hAnsi="Arial" w:cs="Arial"/>
-          <w:sz w:val="18"/>
-        </w:rPr>
-        <w:t xml:space="preserve"> Actions</w:t>
+      <w:r>
+        <w:rPr>
+          <w:rStyle w:val="Strong"/>
+          <w:rFonts w:ascii="Arial" w:hAnsi="Arial" w:cs="Arial"/>
+          <w:sz w:val="18"/>
+        </w:rPr>
+        <w:t>GitHub Actions</w:t>
       </w:r>
       <w:r>
         <w:rPr>
@@ -4912,23 +3643,13 @@
         </w:rPr>
         <w:t xml:space="preserve">, </w:t>
       </w:r>
-      <w:proofErr w:type="spellStart"/>
-      <w:r>
-        <w:rPr>
-          <w:rStyle w:val="Strong"/>
-          <w:rFonts w:ascii="Arial" w:hAnsi="Arial" w:cs="Arial"/>
-          <w:sz w:val="18"/>
-        </w:rPr>
-        <w:t>GitLab</w:t>
-      </w:r>
-      <w:proofErr w:type="spellEnd"/>
-      <w:r>
-        <w:rPr>
-          <w:rStyle w:val="Strong"/>
-          <w:rFonts w:ascii="Arial" w:hAnsi="Arial" w:cs="Arial"/>
-          <w:sz w:val="18"/>
-        </w:rPr>
-        <w:t xml:space="preserve"> CI</w:t>
+      <w:r>
+        <w:rPr>
+          <w:rStyle w:val="Strong"/>
+          <w:rFonts w:ascii="Arial" w:hAnsi="Arial" w:cs="Arial"/>
+          <w:sz w:val="18"/>
+        </w:rPr>
+        <w:t>GitLab CI</w:t>
       </w:r>
       <w:r>
         <w:rPr>
@@ -4958,69 +3679,23 @@
           <w:rFonts w:ascii="Arial" w:hAnsi="Arial" w:cs="Arial"/>
           <w:sz w:val="18"/>
         </w:rPr>
-        <w:t xml:space="preserve">Azure </w:t>
-      </w:r>
-      <w:proofErr w:type="spellStart"/>
-      <w:r>
-        <w:rPr>
-          <w:rStyle w:val="Strong"/>
-          <w:rFonts w:ascii="Arial" w:hAnsi="Arial" w:cs="Arial"/>
-          <w:sz w:val="18"/>
-        </w:rPr>
-        <w:t>DevOps</w:t>
-      </w:r>
-      <w:proofErr w:type="spellEnd"/>
-      <w:r>
-        <w:rPr>
-          <w:rFonts w:ascii="Arial" w:hAnsi="Arial" w:cs="Arial"/>
-          <w:sz w:val="18"/>
-        </w:rPr>
-        <w:t xml:space="preserve">, with </w:t>
-      </w:r>
-      <w:proofErr w:type="spellStart"/>
-      <w:r>
-        <w:rPr>
-          <w:rFonts w:ascii="Arial" w:hAnsi="Arial" w:cs="Arial"/>
-          <w:sz w:val="18"/>
-        </w:rPr>
-        <w:t>IaC</w:t>
-      </w:r>
-      <w:proofErr w:type="spellEnd"/>
-      <w:r>
-        <w:rPr>
-          <w:rFonts w:ascii="Arial" w:hAnsi="Arial" w:cs="Arial"/>
-          <w:sz w:val="18"/>
-        </w:rPr>
-        <w:t xml:space="preserve"> deployments via </w:t>
-      </w:r>
-      <w:proofErr w:type="spellStart"/>
-      <w:r>
-        <w:rPr>
-          <w:rStyle w:val="Strong"/>
-          <w:rFonts w:ascii="Arial" w:hAnsi="Arial" w:cs="Arial"/>
-          <w:sz w:val="18"/>
-        </w:rPr>
-        <w:t>Terraform</w:t>
-      </w:r>
-      <w:proofErr w:type="spellEnd"/>
-      <w:r>
-        <w:rPr>
-          <w:rStyle w:val="Strong"/>
-          <w:rFonts w:ascii="Arial" w:hAnsi="Arial" w:cs="Arial"/>
-          <w:sz w:val="18"/>
-        </w:rPr>
-        <w:t>/</w:t>
-      </w:r>
-      <w:proofErr w:type="spellStart"/>
-      <w:r>
-        <w:rPr>
-          <w:rStyle w:val="Strong"/>
-          <w:rFonts w:ascii="Arial" w:hAnsi="Arial" w:cs="Arial"/>
-          <w:sz w:val="18"/>
-        </w:rPr>
-        <w:t>CloudFormation</w:t>
-      </w:r>
-      <w:proofErr w:type="spellEnd"/>
+        <w:t>Azure DevOps</w:t>
+      </w:r>
+      <w:r>
+        <w:rPr>
+          <w:rFonts w:ascii="Arial" w:hAnsi="Arial" w:cs="Arial"/>
+          <w:sz w:val="18"/>
+        </w:rPr>
+        <w:t xml:space="preserve">, with IaC deployments via </w:t>
+      </w:r>
+      <w:r>
+        <w:rPr>
+          <w:rStyle w:val="Strong"/>
+          <w:rFonts w:ascii="Arial" w:hAnsi="Arial" w:cs="Arial"/>
+          <w:sz w:val="18"/>
+        </w:rPr>
+        <w:t>Terraform/CloudFormation</w:t>
+      </w:r>
       <w:r>
         <w:rPr>
           <w:rFonts w:ascii="Arial" w:hAnsi="Arial" w:cs="Arial"/>
@@ -9012,7 +7687,7 @@
   <a:extraClrSchemeLst/>
   <a:extLst>
     <a:ext uri="{05A4C25C-085E-4340-85A3-A5531E510DB2}">
-      <thm15:themeFamily xmlns:thm15="http://schemas.microsoft.com/office/thememl/2012/main" xmlns="" name="Office Theme" id="{2E142A2C-CD16-42D6-873A-C26D2A0506FA}" vid="{1BDDFF52-6CD6-40A5-AB3C-68EB2F1E4D0A}"/>
+      <thm15:themeFamily xmlns="" xmlns:thm15="http://schemas.microsoft.com/office/thememl/2012/main" name="Office Theme" id="{2E142A2C-CD16-42D6-873A-C26D2A0506FA}" vid="{1BDDFF52-6CD6-40A5-AB3C-68EB2F1E4D0A}"/>
     </a:ext>
   </a:extLst>
 </a:theme>

--- a/idris/Node Angular/Idris_Sadiq.docx
+++ b/idris/Node Angular/Idris_Sadiq.docx
@@ -46,6 +46,7 @@
               <w:spacing w:after="40"/>
               <w:jc w:val="center"/>
             </w:pPr>
+            <w:proofErr w:type="spellStart"/>
             <w:r>
               <w:rPr>
                 <w:rFonts w:ascii="Arial" w:eastAsia="Arial" w:hAnsi="Arial" w:cs="Arial"/>
@@ -55,8 +56,33 @@
                 <w:sz w:val="48"/>
                 <w:szCs w:val="48"/>
               </w:rPr>
-              <w:t>Idris Sadiq</w:t>
+              <w:t>Idris</w:t>
             </w:r>
+            <w:proofErr w:type="spellEnd"/>
+            <w:r>
+              <w:rPr>
+                <w:rFonts w:ascii="Arial" w:eastAsia="Arial" w:hAnsi="Arial" w:cs="Arial"/>
+                <w:b/>
+                <w:bCs/>
+                <w:color w:val="FFFFFF"/>
+                <w:sz w:val="48"/>
+                <w:szCs w:val="48"/>
+              </w:rPr>
+              <w:t xml:space="preserve"> </w:t>
+            </w:r>
+            <w:proofErr w:type="spellStart"/>
+            <w:r>
+              <w:rPr>
+                <w:rFonts w:ascii="Arial" w:eastAsia="Arial" w:hAnsi="Arial" w:cs="Arial"/>
+                <w:b/>
+                <w:bCs/>
+                <w:color w:val="FFFFFF"/>
+                <w:sz w:val="48"/>
+                <w:szCs w:val="48"/>
+              </w:rPr>
+              <w:t>Sadiq</w:t>
+            </w:r>
+            <w:proofErr w:type="spellEnd"/>
           </w:p>
           <w:p>
             <w:pPr>
@@ -72,6 +98,37 @@
               </w:rPr>
               <w:t>Senior Software Engineer</w:t>
             </w:r>
+            <w:r>
+              <w:rPr>
+                <w:rFonts w:ascii="Arial" w:eastAsia="Arial" w:hAnsi="Arial" w:cs="Arial"/>
+                <w:color w:val="DDDDDD"/>
+                <w:sz w:val="24"/>
+                <w:szCs w:val="24"/>
+              </w:rPr>
+              <w:t xml:space="preserve"> – Angular Node (Express/</w:t>
+            </w:r>
+            <w:proofErr w:type="spellStart"/>
+            <w:r>
+              <w:rPr>
+                <w:rFonts w:ascii="Arial" w:eastAsia="Arial" w:hAnsi="Arial" w:cs="Arial"/>
+                <w:color w:val="DDDDDD"/>
+                <w:sz w:val="24"/>
+                <w:szCs w:val="24"/>
+              </w:rPr>
+              <w:t>NestJS</w:t>
+            </w:r>
+            <w:proofErr w:type="spellEnd"/>
+            <w:r>
+              <w:rPr>
+                <w:rFonts w:ascii="Arial" w:eastAsia="Arial" w:hAnsi="Arial" w:cs="Arial"/>
+                <w:color w:val="DDDDDD"/>
+                <w:sz w:val="24"/>
+                <w:szCs w:val="24"/>
+              </w:rPr>
+              <w:t>) AWS/Azure</w:t>
+            </w:r>
+            <w:bookmarkStart w:id="0" w:name="_GoBack"/>
+            <w:bookmarkEnd w:id="0"/>
           </w:p>
           <w:p>
             <w:pPr>
@@ -111,8 +168,6 @@
               </w:rPr>
               <w:t>US citizen | White | English (Native)</w:t>
             </w:r>
-            <w:bookmarkStart w:id="0" w:name="_GoBack"/>
-            <w:bookmarkEnd w:id="0"/>
           </w:p>
         </w:tc>
       </w:tr>
@@ -146,306 +201,131 @@
         <w:jc w:val="both"/>
         <w:rPr>
           <w:rFonts w:ascii="Arial" w:hAnsi="Arial" w:cs="Arial"/>
-        </w:rPr>
-      </w:pPr>
-      <w:r>
-        <w:rPr>
-          <w:rStyle w:val="Strong"/>
-          <w:rFonts w:ascii="Arial" w:hAnsi="Arial" w:cs="Arial"/>
-        </w:rPr>
-        <w:t>Senior Software Engineer</w:t>
-      </w:r>
-      <w:r>
-        <w:rPr>
-          <w:rFonts w:ascii="Arial" w:hAnsi="Arial" w:cs="Arial"/>
-        </w:rPr>
-        <w:t xml:space="preserve"> with ~10 years delivering </w:t>
-      </w:r>
-      <w:r>
-        <w:rPr>
-          <w:rStyle w:val="Strong"/>
-          <w:rFonts w:ascii="Arial" w:hAnsi="Arial" w:cs="Arial"/>
-        </w:rPr>
-        <w:t>web products end-to-end</w:t>
-      </w:r>
-      <w:r>
-        <w:rPr>
-          <w:rFonts w:ascii="Arial" w:hAnsi="Arial" w:cs="Arial"/>
-        </w:rPr>
-        <w:t xml:space="preserve"> across </w:t>
-      </w:r>
-      <w:r>
-        <w:rPr>
-          <w:rStyle w:val="Strong"/>
-          <w:rFonts w:ascii="Arial" w:hAnsi="Arial" w:cs="Arial"/>
-        </w:rPr>
-        <w:t>frontend architecture</w:t>
-      </w:r>
-      <w:r>
-        <w:rPr>
-          <w:rFonts w:ascii="Arial" w:hAnsi="Arial" w:cs="Arial"/>
-        </w:rPr>
-        <w:t xml:space="preserve">, </w:t>
-      </w:r>
-      <w:r>
-        <w:rPr>
-          <w:rStyle w:val="Strong"/>
-          <w:rFonts w:ascii="Arial" w:hAnsi="Arial" w:cs="Arial"/>
-        </w:rPr>
-        <w:t>API design</w:t>
-      </w:r>
-      <w:r>
-        <w:rPr>
-          <w:rFonts w:ascii="Arial" w:hAnsi="Arial" w:cs="Arial"/>
-        </w:rPr>
-        <w:t xml:space="preserve">, </w:t>
-      </w:r>
-      <w:r>
-        <w:rPr>
-          <w:rStyle w:val="Strong"/>
-          <w:rFonts w:ascii="Arial" w:hAnsi="Arial" w:cs="Arial"/>
-        </w:rPr>
-        <w:t>data modeling</w:t>
-      </w:r>
-      <w:r>
-        <w:rPr>
-          <w:rFonts w:ascii="Arial" w:hAnsi="Arial" w:cs="Arial"/>
-        </w:rPr>
-        <w:t xml:space="preserve">, and </w:t>
-      </w:r>
-      <w:r>
-        <w:rPr>
-          <w:rStyle w:val="Strong"/>
-          <w:rFonts w:ascii="Arial" w:hAnsi="Arial" w:cs="Arial"/>
-        </w:rPr>
-        <w:t>production reliability</w:t>
-      </w:r>
-      <w:r>
-        <w:rPr>
-          <w:rFonts w:ascii="Arial" w:hAnsi="Arial" w:cs="Arial"/>
-        </w:rPr>
-        <w:t xml:space="preserve">. Strong depth in </w:t>
-      </w:r>
-      <w:r>
-        <w:rPr>
-          <w:rStyle w:val="Strong"/>
-          <w:rFonts w:ascii="Arial" w:hAnsi="Arial" w:cs="Arial"/>
-        </w:rPr>
-        <w:t>Angular</w:t>
-      </w:r>
-      <w:r>
-        <w:rPr>
-          <w:rFonts w:ascii="Arial" w:hAnsi="Arial" w:cs="Arial"/>
-        </w:rPr>
-        <w:t xml:space="preserve">, </w:t>
-      </w:r>
-      <w:r>
-        <w:rPr>
-          <w:rStyle w:val="Strong"/>
-          <w:rFonts w:ascii="Arial" w:hAnsi="Arial" w:cs="Arial"/>
-        </w:rPr>
-        <w:t>TypeScript</w:t>
-      </w:r>
-      <w:r>
-        <w:rPr>
-          <w:rFonts w:ascii="Arial" w:hAnsi="Arial" w:cs="Arial"/>
-        </w:rPr>
-        <w:t xml:space="preserve">, and </w:t>
-      </w:r>
-      <w:r>
-        <w:rPr>
-          <w:rStyle w:val="Strong"/>
-          <w:rFonts w:ascii="Arial" w:hAnsi="Arial" w:cs="Arial"/>
-        </w:rPr>
-        <w:t>Node.js</w:t>
-      </w:r>
-      <w:r>
-        <w:rPr>
-          <w:rFonts w:ascii="Arial" w:hAnsi="Arial" w:cs="Arial"/>
-        </w:rPr>
-        <w:t xml:space="preserve"> with a track record modernizing legacy UIs into </w:t>
-      </w:r>
-      <w:r>
-        <w:rPr>
-          <w:rStyle w:val="Strong"/>
-          <w:rFonts w:ascii="Arial" w:hAnsi="Arial" w:cs="Arial"/>
-        </w:rPr>
-        <w:t>reusable component systems</w:t>
-      </w:r>
-      <w:r>
-        <w:rPr>
-          <w:rFonts w:ascii="Arial" w:hAnsi="Arial" w:cs="Arial"/>
-        </w:rPr>
-        <w:t xml:space="preserve">, improving </w:t>
-      </w:r>
-      <w:r>
-        <w:rPr>
-          <w:rStyle w:val="Strong"/>
-          <w:rFonts w:ascii="Arial" w:hAnsi="Arial" w:cs="Arial"/>
-        </w:rPr>
-        <w:t>performance/accessibility</w:t>
-      </w:r>
-      <w:r>
-        <w:rPr>
-          <w:rFonts w:ascii="Arial" w:hAnsi="Arial" w:cs="Arial"/>
-        </w:rPr>
-        <w:t xml:space="preserve">, and shipping safely via </w:t>
-      </w:r>
-      <w:r>
-        <w:rPr>
-          <w:rStyle w:val="Strong"/>
-          <w:rFonts w:ascii="Arial" w:hAnsi="Arial" w:cs="Arial"/>
-        </w:rPr>
-        <w:t>testing</w:t>
-      </w:r>
-      <w:r>
-        <w:rPr>
-          <w:rFonts w:ascii="Arial" w:hAnsi="Arial" w:cs="Arial"/>
-        </w:rPr>
-        <w:t xml:space="preserve">, </w:t>
-      </w:r>
-      <w:r>
-        <w:rPr>
-          <w:rStyle w:val="Strong"/>
-          <w:rFonts w:ascii="Arial" w:hAnsi="Arial" w:cs="Arial"/>
-        </w:rPr>
-        <w:t>CI/CD</w:t>
-      </w:r>
-      <w:r>
-        <w:rPr>
-          <w:rFonts w:ascii="Arial" w:hAnsi="Arial" w:cs="Arial"/>
-        </w:rPr>
-        <w:t xml:space="preserve">, and </w:t>
-      </w:r>
-      <w:r>
-        <w:rPr>
-          <w:rStyle w:val="Strong"/>
-          <w:rFonts w:ascii="Arial" w:hAnsi="Arial" w:cs="Arial"/>
-        </w:rPr>
-        <w:t>staged rollouts</w:t>
-      </w:r>
-      <w:r>
-        <w:rPr>
-          <w:rFonts w:ascii="Arial" w:hAnsi="Arial" w:cs="Arial"/>
-        </w:rPr>
-        <w:t xml:space="preserve">. Experienced building </w:t>
-      </w:r>
-      <w:r>
-        <w:rPr>
-          <w:rStyle w:val="Strong"/>
-          <w:rFonts w:ascii="Arial" w:hAnsi="Arial" w:cs="Arial"/>
-        </w:rPr>
-        <w:t>event-driven</w:t>
-      </w:r>
-      <w:r>
-        <w:rPr>
-          <w:rFonts w:ascii="Arial" w:hAnsi="Arial" w:cs="Arial"/>
-        </w:rPr>
-        <w:t xml:space="preserve"> services with </w:t>
-      </w:r>
-      <w:r>
-        <w:rPr>
-          <w:rStyle w:val="Strong"/>
-          <w:rFonts w:ascii="Arial" w:hAnsi="Arial" w:cs="Arial"/>
-        </w:rPr>
-        <w:t>AWS SQS/SNS</w:t>
-      </w:r>
-      <w:r>
-        <w:rPr>
-          <w:rFonts w:ascii="Arial" w:hAnsi="Arial" w:cs="Arial"/>
-        </w:rPr>
-        <w:t xml:space="preserve">, </w:t>
-      </w:r>
-      <w:r>
-        <w:rPr>
-          <w:rStyle w:val="Strong"/>
-          <w:rFonts w:ascii="Arial" w:hAnsi="Arial" w:cs="Arial"/>
-        </w:rPr>
-        <w:t>Kafka</w:t>
-      </w:r>
-      <w:r>
-        <w:rPr>
-          <w:rFonts w:ascii="Arial" w:hAnsi="Arial" w:cs="Arial"/>
-        </w:rPr>
-        <w:t xml:space="preserve">, and </w:t>
-      </w:r>
-      <w:r>
-        <w:rPr>
-          <w:rStyle w:val="Strong"/>
-          <w:rFonts w:ascii="Arial" w:hAnsi="Arial" w:cs="Arial"/>
-        </w:rPr>
-        <w:t>RabbitMQ</w:t>
-      </w:r>
-      <w:r>
-        <w:rPr>
-          <w:rFonts w:ascii="Arial" w:hAnsi="Arial" w:cs="Arial"/>
-        </w:rPr>
-        <w:t xml:space="preserve">, production search with </w:t>
-      </w:r>
-      <w:r>
-        <w:rPr>
-          <w:rStyle w:val="Strong"/>
-          <w:rFonts w:ascii="Arial" w:hAnsi="Arial" w:cs="Arial"/>
-        </w:rPr>
-        <w:t>Elasticsearch/OpenSearch</w:t>
-      </w:r>
-      <w:r>
-        <w:rPr>
-          <w:rFonts w:ascii="Arial" w:hAnsi="Arial" w:cs="Arial"/>
-        </w:rPr>
-        <w:t xml:space="preserve">, and observability with </w:t>
-      </w:r>
-      <w:r>
-        <w:rPr>
-          <w:rStyle w:val="Strong"/>
-          <w:rFonts w:ascii="Arial" w:hAnsi="Arial" w:cs="Arial"/>
-        </w:rPr>
-        <w:t>OpenTelemetry</w:t>
-      </w:r>
-      <w:r>
-        <w:rPr>
-          <w:rFonts w:ascii="Arial" w:hAnsi="Arial" w:cs="Arial"/>
-        </w:rPr>
-        <w:t xml:space="preserve">, </w:t>
-      </w:r>
-      <w:r>
-        <w:rPr>
-          <w:rStyle w:val="Strong"/>
-          <w:rFonts w:ascii="Arial" w:hAnsi="Arial" w:cs="Arial"/>
-        </w:rPr>
-        <w:t>Datadog</w:t>
-      </w:r>
-      <w:r>
-        <w:rPr>
-          <w:rFonts w:ascii="Arial" w:hAnsi="Arial" w:cs="Arial"/>
-        </w:rPr>
-        <w:t xml:space="preserve">, </w:t>
-      </w:r>
-      <w:r>
-        <w:rPr>
-          <w:rStyle w:val="Strong"/>
-          <w:rFonts w:ascii="Arial" w:hAnsi="Arial" w:cs="Arial"/>
-        </w:rPr>
-        <w:t>Prometheus/Grafana</w:t>
-      </w:r>
-      <w:r>
-        <w:rPr>
-          <w:rFonts w:ascii="Arial" w:hAnsi="Arial" w:cs="Arial"/>
-        </w:rPr>
-        <w:t xml:space="preserve">, and </w:t>
-      </w:r>
-      <w:r>
-        <w:rPr>
-          <w:rStyle w:val="Strong"/>
-          <w:rFonts w:ascii="Arial" w:hAnsi="Arial" w:cs="Arial"/>
-        </w:rPr>
-        <w:t>CloudWatch</w:t>
-      </w:r>
-      <w:r>
-        <w:rPr>
-          <w:rFonts w:ascii="Arial" w:hAnsi="Arial" w:cs="Arial"/>
-        </w:rPr>
-        <w:t>.</w:t>
+          <w:sz w:val="22"/>
+        </w:rPr>
+      </w:pPr>
+      <w:r>
+        <w:rPr>
+          <w:sz w:val="22"/>
+        </w:rPr>
+        <w:t xml:space="preserve">Senior Software Engineer with 11+ years delivering scalable solutions in </w:t>
+      </w:r>
+      <w:proofErr w:type="spellStart"/>
+      <w:r>
+        <w:rPr>
+          <w:rStyle w:val="Strong"/>
+          <w:sz w:val="22"/>
+        </w:rPr>
+        <w:t>SaaS</w:t>
+      </w:r>
+      <w:proofErr w:type="spellEnd"/>
+      <w:r>
+        <w:rPr>
+          <w:rStyle w:val="Strong"/>
+          <w:sz w:val="22"/>
+        </w:rPr>
+        <w:t>, enterprise platforms, and cloud-native systems</w:t>
+      </w:r>
+      <w:r>
+        <w:rPr>
+          <w:sz w:val="22"/>
+        </w:rPr>
+        <w:t xml:space="preserve">, specializing in </w:t>
+      </w:r>
+      <w:r>
+        <w:rPr>
+          <w:rStyle w:val="Strong"/>
+          <w:sz w:val="22"/>
+        </w:rPr>
+        <w:t>Angular (v8–20</w:t>
+      </w:r>
+      <w:r>
+        <w:rPr>
+          <w:rStyle w:val="Strong"/>
+          <w:sz w:val="22"/>
+        </w:rPr>
+        <w:t>)</w:t>
+      </w:r>
+      <w:r>
+        <w:rPr>
+          <w:sz w:val="22"/>
+        </w:rPr>
+        <w:t xml:space="preserve"> and </w:t>
+      </w:r>
+      <w:r>
+        <w:rPr>
+          <w:rStyle w:val="Strong"/>
+          <w:sz w:val="22"/>
+        </w:rPr>
+        <w:t>Node.js (v12–20)</w:t>
+      </w:r>
+      <w:r>
+        <w:rPr>
+          <w:sz w:val="22"/>
+        </w:rPr>
+        <w:t xml:space="preserve"> for high-performance web applications. </w:t>
+      </w:r>
+      <w:proofErr w:type="gramStart"/>
+      <w:r>
+        <w:rPr>
+          <w:sz w:val="22"/>
+        </w:rPr>
+        <w:t xml:space="preserve">Proven track record in designing </w:t>
+      </w:r>
+      <w:proofErr w:type="spellStart"/>
+      <w:r>
+        <w:rPr>
+          <w:rStyle w:val="Strong"/>
+          <w:sz w:val="22"/>
+        </w:rPr>
+        <w:t>microservices</w:t>
+      </w:r>
+      <w:proofErr w:type="spellEnd"/>
+      <w:r>
+        <w:rPr>
+          <w:rStyle w:val="Strong"/>
+          <w:sz w:val="22"/>
+        </w:rPr>
+        <w:t>, REST APIs, and real-time systems</w:t>
+      </w:r>
+      <w:r>
+        <w:rPr>
+          <w:sz w:val="22"/>
+        </w:rPr>
+        <w:t xml:space="preserve">, while optimizing performance by over </w:t>
+      </w:r>
+      <w:r>
+        <w:rPr>
+          <w:rStyle w:val="Strong"/>
+          <w:sz w:val="22"/>
+        </w:rPr>
+        <w:t>30%</w:t>
+      </w:r>
+      <w:r>
+        <w:rPr>
+          <w:sz w:val="22"/>
+        </w:rPr>
+        <w:t xml:space="preserve"> through efficient state management and caching strategies.</w:t>
+      </w:r>
+      <w:proofErr w:type="gramEnd"/>
+      <w:r>
+        <w:rPr>
+          <w:sz w:val="22"/>
+        </w:rPr>
+        <w:t xml:space="preserve"> Strong expertise in </w:t>
+      </w:r>
+      <w:r>
+        <w:rPr>
+          <w:rStyle w:val="Strong"/>
+          <w:sz w:val="22"/>
+        </w:rPr>
+        <w:t>AWS/Azure cloud</w:t>
+      </w:r>
+      <w:r>
+        <w:rPr>
+          <w:sz w:val="22"/>
+        </w:rPr>
+        <w:t>, CI/CD automation, and distributed systems, with deep focus on debugging complex production issues, modernizing legacy architectures, and implementing resilient, secure, and observable systems across full development lifecycles.</w:t>
       </w:r>
     </w:p>
     <w:p>
@@ -465,6 +345,477 @@
         </w:rPr>
         <w:t>SKILLS</w:t>
       </w:r>
+    </w:p>
+    <w:p>
+      <w:pPr>
+        <w:pStyle w:val="NormalWeb"/>
+        <w:numPr>
+          <w:ilvl w:val="0"/>
+          <w:numId w:val="2"/>
+        </w:numPr>
+        <w:jc w:val="both"/>
+        <w:rPr>
+          <w:sz w:val="22"/>
+          <w:szCs w:val="22"/>
+        </w:rPr>
+      </w:pPr>
+      <w:r>
+        <w:rPr>
+          <w:rStyle w:val="Strong"/>
+          <w:sz w:val="22"/>
+          <w:szCs w:val="22"/>
+        </w:rPr>
+        <w:t>Frontend</w:t>
+      </w:r>
+      <w:r>
+        <w:rPr>
+          <w:sz w:val="22"/>
+          <w:szCs w:val="22"/>
+        </w:rPr>
+        <w:t xml:space="preserve"> — </w:t>
+      </w:r>
+      <w:r>
+        <w:rPr>
+          <w:rStyle w:val="Strong"/>
+          <w:sz w:val="22"/>
+          <w:szCs w:val="22"/>
+        </w:rPr>
+        <w:t>Angular (v10–v20</w:t>
+      </w:r>
+      <w:r>
+        <w:rPr>
+          <w:rStyle w:val="Strong"/>
+          <w:sz w:val="22"/>
+          <w:szCs w:val="22"/>
+        </w:rPr>
+        <w:t xml:space="preserve">), </w:t>
+      </w:r>
+      <w:proofErr w:type="spellStart"/>
+      <w:r>
+        <w:rPr>
+          <w:rStyle w:val="Strong"/>
+          <w:sz w:val="22"/>
+          <w:szCs w:val="22"/>
+        </w:rPr>
+        <w:t>TypeScript</w:t>
+      </w:r>
+      <w:proofErr w:type="spellEnd"/>
+      <w:r>
+        <w:rPr>
+          <w:rStyle w:val="Strong"/>
+          <w:sz w:val="22"/>
+          <w:szCs w:val="22"/>
+        </w:rPr>
+        <w:t xml:space="preserve"> (v3–v5), </w:t>
+      </w:r>
+      <w:proofErr w:type="spellStart"/>
+      <w:r>
+        <w:rPr>
+          <w:rStyle w:val="Strong"/>
+          <w:sz w:val="22"/>
+          <w:szCs w:val="22"/>
+        </w:rPr>
+        <w:t>RxJS</w:t>
+      </w:r>
+      <w:proofErr w:type="spellEnd"/>
+      <w:r>
+        <w:rPr>
+          <w:rStyle w:val="Strong"/>
+          <w:sz w:val="22"/>
+          <w:szCs w:val="22"/>
+        </w:rPr>
+        <w:t xml:space="preserve"> (v6–v7), </w:t>
+      </w:r>
+      <w:proofErr w:type="spellStart"/>
+      <w:r>
+        <w:rPr>
+          <w:rStyle w:val="Strong"/>
+          <w:b w:val="0"/>
+          <w:sz w:val="22"/>
+          <w:szCs w:val="22"/>
+        </w:rPr>
+        <w:t>NgRx</w:t>
+      </w:r>
+      <w:proofErr w:type="spellEnd"/>
+      <w:r>
+        <w:rPr>
+          <w:rStyle w:val="Strong"/>
+          <w:b w:val="0"/>
+          <w:sz w:val="22"/>
+          <w:szCs w:val="22"/>
+        </w:rPr>
+        <w:t xml:space="preserve">, Angular CLI, Angular Material, Reactive Forms, </w:t>
+      </w:r>
+      <w:proofErr w:type="spellStart"/>
+      <w:r>
+        <w:rPr>
+          <w:rStyle w:val="Strong"/>
+          <w:b w:val="0"/>
+          <w:sz w:val="22"/>
+          <w:szCs w:val="22"/>
+        </w:rPr>
+        <w:t>Webpack</w:t>
+      </w:r>
+      <w:proofErr w:type="spellEnd"/>
+      <w:r>
+        <w:rPr>
+          <w:rStyle w:val="Strong"/>
+          <w:b w:val="0"/>
+          <w:sz w:val="22"/>
+          <w:szCs w:val="22"/>
+        </w:rPr>
+        <w:t xml:space="preserve">, </w:t>
+      </w:r>
+      <w:proofErr w:type="spellStart"/>
+      <w:r>
+        <w:rPr>
+          <w:rStyle w:val="Strong"/>
+          <w:b w:val="0"/>
+          <w:sz w:val="22"/>
+          <w:szCs w:val="22"/>
+        </w:rPr>
+        <w:t>Vite</w:t>
+      </w:r>
+      <w:proofErr w:type="spellEnd"/>
+      <w:r>
+        <w:rPr>
+          <w:rStyle w:val="Strong"/>
+          <w:b w:val="0"/>
+          <w:sz w:val="22"/>
+          <w:szCs w:val="22"/>
+        </w:rPr>
+        <w:t>, HTML5, CSS3, Tailwind CSS</w:t>
+      </w:r>
+    </w:p>
+    <w:p>
+      <w:pPr>
+        <w:pStyle w:val="NormalWeb"/>
+        <w:numPr>
+          <w:ilvl w:val="0"/>
+          <w:numId w:val="2"/>
+        </w:numPr>
+        <w:spacing w:after="40"/>
+        <w:jc w:val="both"/>
+        <w:rPr>
+          <w:rStyle w:val="Strong"/>
+          <w:b w:val="0"/>
+          <w:bCs w:val="0"/>
+          <w:sz w:val="22"/>
+          <w:szCs w:val="22"/>
+        </w:rPr>
+      </w:pPr>
+      <w:r>
+        <w:rPr>
+          <w:rStyle w:val="Strong"/>
+          <w:sz w:val="22"/>
+          <w:szCs w:val="22"/>
+        </w:rPr>
+        <w:t>Backend &amp; APIs</w:t>
+      </w:r>
+      <w:r>
+        <w:rPr>
+          <w:sz w:val="22"/>
+          <w:szCs w:val="22"/>
+        </w:rPr>
+        <w:t xml:space="preserve"> — </w:t>
+      </w:r>
+      <w:r>
+        <w:rPr>
+          <w:rStyle w:val="Strong"/>
+          <w:sz w:val="22"/>
+          <w:szCs w:val="22"/>
+        </w:rPr>
+        <w:t xml:space="preserve">Node.js (v12–v20), Express.js, </w:t>
+      </w:r>
+      <w:proofErr w:type="spellStart"/>
+      <w:r>
+        <w:rPr>
+          <w:rStyle w:val="Strong"/>
+          <w:sz w:val="22"/>
+          <w:szCs w:val="22"/>
+        </w:rPr>
+        <w:t>NestJS</w:t>
+      </w:r>
+      <w:proofErr w:type="spellEnd"/>
+      <w:r>
+        <w:rPr>
+          <w:rStyle w:val="Strong"/>
+          <w:sz w:val="22"/>
+          <w:szCs w:val="22"/>
+        </w:rPr>
+        <w:t xml:space="preserve"> patterns, </w:t>
+      </w:r>
+      <w:r>
+        <w:rPr>
+          <w:rStyle w:val="Strong"/>
+          <w:b w:val="0"/>
+          <w:sz w:val="22"/>
+          <w:szCs w:val="22"/>
+        </w:rPr>
+        <w:t xml:space="preserve">REST APIs, </w:t>
+      </w:r>
+      <w:proofErr w:type="spellStart"/>
+      <w:r>
+        <w:rPr>
+          <w:rStyle w:val="Strong"/>
+          <w:b w:val="0"/>
+          <w:sz w:val="22"/>
+          <w:szCs w:val="22"/>
+        </w:rPr>
+        <w:t>GraphQL</w:t>
+      </w:r>
+      <w:proofErr w:type="spellEnd"/>
+      <w:r>
+        <w:rPr>
+          <w:rStyle w:val="Strong"/>
+          <w:b w:val="0"/>
+          <w:sz w:val="22"/>
+          <w:szCs w:val="22"/>
+        </w:rPr>
+        <w:t xml:space="preserve">, </w:t>
+      </w:r>
+      <w:proofErr w:type="spellStart"/>
+      <w:r>
+        <w:rPr>
+          <w:rStyle w:val="Strong"/>
+          <w:b w:val="0"/>
+          <w:sz w:val="22"/>
+          <w:szCs w:val="22"/>
+        </w:rPr>
+        <w:t>WebSockets</w:t>
+      </w:r>
+      <w:proofErr w:type="spellEnd"/>
+      <w:r>
+        <w:rPr>
+          <w:rStyle w:val="Strong"/>
+          <w:b w:val="0"/>
+          <w:sz w:val="22"/>
+          <w:szCs w:val="22"/>
+        </w:rPr>
+        <w:t xml:space="preserve">, JWT, OAuth2, RBAC, </w:t>
+      </w:r>
+      <w:proofErr w:type="spellStart"/>
+      <w:r>
+        <w:rPr>
+          <w:rStyle w:val="Strong"/>
+          <w:b w:val="0"/>
+          <w:sz w:val="22"/>
+          <w:szCs w:val="22"/>
+        </w:rPr>
+        <w:t>OpenAPI</w:t>
+      </w:r>
+      <w:proofErr w:type="spellEnd"/>
+      <w:r>
+        <w:rPr>
+          <w:rStyle w:val="Strong"/>
+          <w:b w:val="0"/>
+          <w:sz w:val="22"/>
+          <w:szCs w:val="22"/>
+        </w:rPr>
+        <w:t xml:space="preserve">/Swagger, </w:t>
+      </w:r>
+      <w:proofErr w:type="spellStart"/>
+      <w:r>
+        <w:rPr>
+          <w:rStyle w:val="Strong"/>
+          <w:b w:val="0"/>
+          <w:sz w:val="22"/>
+          <w:szCs w:val="22"/>
+        </w:rPr>
+        <w:t>Microservices</w:t>
+      </w:r>
+      <w:proofErr w:type="spellEnd"/>
+      <w:r>
+        <w:rPr>
+          <w:rStyle w:val="Strong"/>
+          <w:b w:val="0"/>
+          <w:sz w:val="22"/>
+          <w:szCs w:val="22"/>
+        </w:rPr>
+        <w:t>, Background Jobs</w:t>
+      </w:r>
+    </w:p>
+    <w:p>
+      <w:pPr>
+        <w:pStyle w:val="NormalWeb"/>
+        <w:numPr>
+          <w:ilvl w:val="0"/>
+          <w:numId w:val="2"/>
+        </w:numPr>
+        <w:spacing w:after="40"/>
+        <w:jc w:val="both"/>
+        <w:rPr>
+          <w:sz w:val="22"/>
+          <w:szCs w:val="22"/>
+        </w:rPr>
+      </w:pPr>
+      <w:r>
+        <w:rPr>
+          <w:rStyle w:val="Strong"/>
+          <w:sz w:val="22"/>
+          <w:szCs w:val="22"/>
+        </w:rPr>
+        <w:t>Data, Messaging &amp; Search</w:t>
+      </w:r>
+      <w:r>
+        <w:rPr>
+          <w:sz w:val="22"/>
+          <w:szCs w:val="22"/>
+        </w:rPr>
+        <w:t xml:space="preserve"> — </w:t>
+      </w:r>
+      <w:r>
+        <w:rPr>
+          <w:b/>
+          <w:sz w:val="22"/>
+          <w:szCs w:val="22"/>
+        </w:rPr>
+        <w:t>Relational</w:t>
+      </w:r>
+      <w:r>
+        <w:rPr>
+          <w:sz w:val="22"/>
+          <w:szCs w:val="22"/>
+        </w:rPr>
+        <w:t xml:space="preserve">: </w:t>
+      </w:r>
+      <w:proofErr w:type="spellStart"/>
+      <w:r>
+        <w:rPr>
+          <w:sz w:val="22"/>
+          <w:szCs w:val="22"/>
+        </w:rPr>
+        <w:t>PostgreSQL</w:t>
+      </w:r>
+      <w:proofErr w:type="spellEnd"/>
+      <w:r>
+        <w:rPr>
+          <w:sz w:val="22"/>
+          <w:szCs w:val="22"/>
+        </w:rPr>
+        <w:t xml:space="preserve">, MySQL, SQL Server • </w:t>
+      </w:r>
+      <w:proofErr w:type="spellStart"/>
+      <w:r>
+        <w:rPr>
+          <w:b/>
+          <w:sz w:val="22"/>
+          <w:szCs w:val="22"/>
+        </w:rPr>
+        <w:t>NoSQL</w:t>
+      </w:r>
+      <w:proofErr w:type="spellEnd"/>
+      <w:r>
+        <w:rPr>
+          <w:sz w:val="22"/>
+          <w:szCs w:val="22"/>
+        </w:rPr>
+        <w:t xml:space="preserve">: </w:t>
+      </w:r>
+      <w:proofErr w:type="spellStart"/>
+      <w:r>
+        <w:rPr>
+          <w:sz w:val="22"/>
+          <w:szCs w:val="22"/>
+        </w:rPr>
+        <w:t>Redis</w:t>
+      </w:r>
+      <w:proofErr w:type="spellEnd"/>
+      <w:r>
+        <w:rPr>
+          <w:sz w:val="22"/>
+          <w:szCs w:val="22"/>
+        </w:rPr>
+        <w:t xml:space="preserve">, </w:t>
+      </w:r>
+      <w:proofErr w:type="spellStart"/>
+      <w:r>
+        <w:rPr>
+          <w:sz w:val="22"/>
+          <w:szCs w:val="22"/>
+        </w:rPr>
+        <w:t>MongoDB</w:t>
+      </w:r>
+      <w:proofErr w:type="spellEnd"/>
+      <w:r>
+        <w:rPr>
+          <w:sz w:val="22"/>
+          <w:szCs w:val="22"/>
+        </w:rPr>
+        <w:t xml:space="preserve">, </w:t>
+      </w:r>
+      <w:proofErr w:type="spellStart"/>
+      <w:r>
+        <w:rPr>
+          <w:sz w:val="22"/>
+          <w:szCs w:val="22"/>
+        </w:rPr>
+        <w:t>DynamoDB</w:t>
+      </w:r>
+      <w:proofErr w:type="spellEnd"/>
+      <w:r>
+        <w:rPr>
+          <w:sz w:val="22"/>
+          <w:szCs w:val="22"/>
+        </w:rPr>
+        <w:t xml:space="preserve"> • Queues/streams: AWS SQS/SNS, Kafka, </w:t>
+      </w:r>
+      <w:proofErr w:type="spellStart"/>
+      <w:r>
+        <w:rPr>
+          <w:sz w:val="22"/>
+          <w:szCs w:val="22"/>
+        </w:rPr>
+        <w:t>RabbitMQ</w:t>
+      </w:r>
+      <w:proofErr w:type="spellEnd"/>
+      <w:r>
+        <w:rPr>
+          <w:sz w:val="22"/>
+          <w:szCs w:val="22"/>
+        </w:rPr>
+        <w:t xml:space="preserve"> • </w:t>
+      </w:r>
+      <w:r>
+        <w:rPr>
+          <w:b/>
+          <w:sz w:val="22"/>
+          <w:szCs w:val="22"/>
+        </w:rPr>
+        <w:t>Search</w:t>
+      </w:r>
+      <w:r>
+        <w:rPr>
+          <w:sz w:val="22"/>
+          <w:szCs w:val="22"/>
+        </w:rPr>
+        <w:t xml:space="preserve">: </w:t>
+      </w:r>
+      <w:proofErr w:type="spellStart"/>
+      <w:r>
+        <w:rPr>
+          <w:sz w:val="22"/>
+          <w:szCs w:val="22"/>
+        </w:rPr>
+        <w:t>Elasticsearch</w:t>
+      </w:r>
+      <w:proofErr w:type="spellEnd"/>
+      <w:r>
+        <w:rPr>
+          <w:sz w:val="22"/>
+          <w:szCs w:val="22"/>
+        </w:rPr>
+        <w:t xml:space="preserve">, OpenSearch • Analytics: Redshift, </w:t>
+      </w:r>
+      <w:proofErr w:type="spellStart"/>
+      <w:r>
+        <w:rPr>
+          <w:sz w:val="22"/>
+          <w:szCs w:val="22"/>
+        </w:rPr>
+        <w:t>BigQuery</w:t>
+      </w:r>
+      <w:proofErr w:type="spellEnd"/>
     </w:p>
     <w:p>
       <w:pPr>
@@ -476,28 +827,312 @@
         <w:spacing w:after="40"/>
         <w:jc w:val="both"/>
         <w:rPr>
-          <w:rFonts w:ascii="Arial" w:hAnsi="Arial" w:cs="Arial"/>
-          <w:sz w:val="18"/>
-          <w:szCs w:val="18"/>
-        </w:rPr>
-      </w:pPr>
-      <w:r>
-        <w:rPr>
-          <w:rStyle w:val="Strong"/>
-          <w:rFonts w:ascii="Arial" w:hAnsi="Arial" w:cs="Arial"/>
-          <w:sz w:val="18"/>
-          <w:szCs w:val="18"/>
-        </w:rPr>
-        <w:t>Frontend</w:t>
-      </w:r>
-      <w:r>
-        <w:rPr>
-          <w:rFonts w:ascii="Arial" w:hAnsi="Arial" w:cs="Arial"/>
-          <w:sz w:val="18"/>
-          <w:szCs w:val="18"/>
-        </w:rPr>
-        <w:t xml:space="preserve"> — Angular, TypeScript, JavaScript (ES6+), RxJS, NgRx, micro-frontend patterns, Storybook, accessibility (WCAG-minded UI), i18n, performance profiling (Core Web Vitals), SSR/prerender patterns</w:t>
-      </w:r>
+          <w:sz w:val="22"/>
+          <w:szCs w:val="22"/>
+        </w:rPr>
+      </w:pPr>
+      <w:r>
+        <w:rPr>
+          <w:rStyle w:val="Strong"/>
+          <w:sz w:val="22"/>
+          <w:szCs w:val="22"/>
+        </w:rPr>
+        <w:t xml:space="preserve">Cloud &amp; </w:t>
+      </w:r>
+      <w:proofErr w:type="spellStart"/>
+      <w:r>
+        <w:rPr>
+          <w:rStyle w:val="Strong"/>
+          <w:sz w:val="22"/>
+          <w:szCs w:val="22"/>
+        </w:rPr>
+        <w:t>DevOps</w:t>
+      </w:r>
+      <w:proofErr w:type="spellEnd"/>
+      <w:r>
+        <w:rPr>
+          <w:sz w:val="22"/>
+          <w:szCs w:val="22"/>
+        </w:rPr>
+        <w:t xml:space="preserve"> — </w:t>
+      </w:r>
+      <w:proofErr w:type="spellStart"/>
+      <w:r>
+        <w:rPr>
+          <w:sz w:val="22"/>
+          <w:szCs w:val="22"/>
+        </w:rPr>
+        <w:t>Docker</w:t>
+      </w:r>
+      <w:proofErr w:type="spellEnd"/>
+      <w:r>
+        <w:rPr>
+          <w:sz w:val="22"/>
+          <w:szCs w:val="22"/>
+        </w:rPr>
+        <w:t xml:space="preserve">, </w:t>
+      </w:r>
+      <w:proofErr w:type="spellStart"/>
+      <w:r>
+        <w:rPr>
+          <w:sz w:val="22"/>
+          <w:szCs w:val="22"/>
+        </w:rPr>
+        <w:t>Kubernetes</w:t>
+      </w:r>
+      <w:proofErr w:type="spellEnd"/>
+      <w:r>
+        <w:rPr>
+          <w:sz w:val="22"/>
+          <w:szCs w:val="22"/>
+        </w:rPr>
+        <w:t xml:space="preserve">, Helm, Argo CD, </w:t>
+      </w:r>
+      <w:proofErr w:type="spellStart"/>
+      <w:r>
+        <w:rPr>
+          <w:sz w:val="22"/>
+          <w:szCs w:val="22"/>
+        </w:rPr>
+        <w:t>GitOps</w:t>
+      </w:r>
+      <w:proofErr w:type="spellEnd"/>
+      <w:r>
+        <w:rPr>
+          <w:sz w:val="22"/>
+          <w:szCs w:val="22"/>
+        </w:rPr>
+        <w:t xml:space="preserve">, </w:t>
+      </w:r>
+      <w:proofErr w:type="spellStart"/>
+      <w:r>
+        <w:rPr>
+          <w:sz w:val="22"/>
+          <w:szCs w:val="22"/>
+        </w:rPr>
+        <w:t>Terraform</w:t>
+      </w:r>
+      <w:proofErr w:type="spellEnd"/>
+      <w:r>
+        <w:rPr>
+          <w:sz w:val="22"/>
+          <w:szCs w:val="22"/>
+        </w:rPr>
+        <w:t xml:space="preserve">, </w:t>
+      </w:r>
+      <w:proofErr w:type="spellStart"/>
+      <w:r>
+        <w:rPr>
+          <w:sz w:val="22"/>
+          <w:szCs w:val="22"/>
+        </w:rPr>
+        <w:t>CloudFormation</w:t>
+      </w:r>
+      <w:proofErr w:type="spellEnd"/>
+      <w:r>
+        <w:rPr>
+          <w:sz w:val="22"/>
+          <w:szCs w:val="22"/>
+        </w:rPr>
+        <w:t xml:space="preserve"> • </w:t>
+      </w:r>
+      <w:r>
+        <w:rPr>
+          <w:b/>
+          <w:sz w:val="22"/>
+          <w:szCs w:val="22"/>
+        </w:rPr>
+        <w:t>AWS</w:t>
+      </w:r>
+      <w:r>
+        <w:rPr>
+          <w:sz w:val="22"/>
+          <w:szCs w:val="22"/>
+        </w:rPr>
+        <w:t xml:space="preserve">: EKS, ECS, EC2, Lambda, API Gateway, S3, </w:t>
+      </w:r>
+      <w:proofErr w:type="spellStart"/>
+      <w:r>
+        <w:rPr>
+          <w:sz w:val="22"/>
+          <w:szCs w:val="22"/>
+        </w:rPr>
+        <w:t>CloudFront</w:t>
+      </w:r>
+      <w:proofErr w:type="spellEnd"/>
+      <w:r>
+        <w:rPr>
+          <w:sz w:val="22"/>
+          <w:szCs w:val="22"/>
+        </w:rPr>
+        <w:t xml:space="preserve">, RDS, </w:t>
+      </w:r>
+      <w:proofErr w:type="spellStart"/>
+      <w:r>
+        <w:rPr>
+          <w:sz w:val="22"/>
+          <w:szCs w:val="22"/>
+        </w:rPr>
+        <w:t>DynamoDB</w:t>
+      </w:r>
+      <w:proofErr w:type="spellEnd"/>
+      <w:r>
+        <w:rPr>
+          <w:sz w:val="22"/>
+          <w:szCs w:val="22"/>
+        </w:rPr>
+        <w:t xml:space="preserve">, </w:t>
+      </w:r>
+      <w:proofErr w:type="spellStart"/>
+      <w:r>
+        <w:rPr>
+          <w:sz w:val="22"/>
+          <w:szCs w:val="22"/>
+        </w:rPr>
+        <w:t>ElastiCache</w:t>
+      </w:r>
+      <w:proofErr w:type="spellEnd"/>
+      <w:r>
+        <w:rPr>
+          <w:sz w:val="22"/>
+          <w:szCs w:val="22"/>
+        </w:rPr>
+        <w:t xml:space="preserve">, </w:t>
+      </w:r>
+      <w:proofErr w:type="spellStart"/>
+      <w:r>
+        <w:rPr>
+          <w:sz w:val="22"/>
+          <w:szCs w:val="22"/>
+        </w:rPr>
+        <w:t>EventBridge</w:t>
+      </w:r>
+      <w:proofErr w:type="spellEnd"/>
+      <w:r>
+        <w:rPr>
+          <w:sz w:val="22"/>
+          <w:szCs w:val="22"/>
+        </w:rPr>
+        <w:t xml:space="preserve">, Step Functions, IAM • </w:t>
+      </w:r>
+      <w:r>
+        <w:rPr>
+          <w:b/>
+          <w:sz w:val="22"/>
+          <w:szCs w:val="22"/>
+        </w:rPr>
+        <w:t>Azure</w:t>
+      </w:r>
+      <w:r>
+        <w:rPr>
+          <w:sz w:val="22"/>
+          <w:szCs w:val="22"/>
+        </w:rPr>
+        <w:t xml:space="preserve">: AKS, App Service, Azure SQL, Service Bus, Key Vault, Application Insights • </w:t>
+      </w:r>
+      <w:r>
+        <w:rPr>
+          <w:b/>
+          <w:sz w:val="22"/>
+          <w:szCs w:val="22"/>
+        </w:rPr>
+        <w:t>GCP</w:t>
+      </w:r>
+      <w:r>
+        <w:rPr>
+          <w:sz w:val="22"/>
+          <w:szCs w:val="22"/>
+        </w:rPr>
+        <w:t xml:space="preserve">: GKE, Cloud Run, Pub/Sub, Cloud Storage, </w:t>
+      </w:r>
+      <w:proofErr w:type="spellStart"/>
+      <w:r>
+        <w:rPr>
+          <w:sz w:val="22"/>
+          <w:szCs w:val="22"/>
+        </w:rPr>
+        <w:t>BigQuery</w:t>
+      </w:r>
+      <w:proofErr w:type="spellEnd"/>
+      <w:r>
+        <w:rPr>
+          <w:sz w:val="22"/>
+          <w:szCs w:val="22"/>
+        </w:rPr>
+        <w:t xml:space="preserve"> • </w:t>
+      </w:r>
+      <w:r>
+        <w:rPr>
+          <w:b/>
+          <w:sz w:val="22"/>
+          <w:szCs w:val="22"/>
+        </w:rPr>
+        <w:t>CI/CD</w:t>
+      </w:r>
+      <w:r>
+        <w:rPr>
+          <w:sz w:val="22"/>
+          <w:szCs w:val="22"/>
+        </w:rPr>
+        <w:t xml:space="preserve">: </w:t>
+      </w:r>
+      <w:proofErr w:type="spellStart"/>
+      <w:r>
+        <w:rPr>
+          <w:sz w:val="22"/>
+          <w:szCs w:val="22"/>
+        </w:rPr>
+        <w:t>GitHub</w:t>
+      </w:r>
+      <w:proofErr w:type="spellEnd"/>
+      <w:r>
+        <w:rPr>
+          <w:sz w:val="22"/>
+          <w:szCs w:val="22"/>
+        </w:rPr>
+        <w:t xml:space="preserve"> Actions, </w:t>
+      </w:r>
+      <w:proofErr w:type="spellStart"/>
+      <w:r>
+        <w:rPr>
+          <w:sz w:val="22"/>
+          <w:szCs w:val="22"/>
+        </w:rPr>
+        <w:t>GitLab</w:t>
+      </w:r>
+      <w:proofErr w:type="spellEnd"/>
+      <w:r>
+        <w:rPr>
+          <w:sz w:val="22"/>
+          <w:szCs w:val="22"/>
+        </w:rPr>
+        <w:t xml:space="preserve"> CI, Jenkins, Azure </w:t>
+      </w:r>
+      <w:proofErr w:type="spellStart"/>
+      <w:r>
+        <w:rPr>
+          <w:sz w:val="22"/>
+          <w:szCs w:val="22"/>
+        </w:rPr>
+        <w:t>DevOps</w:t>
+      </w:r>
+      <w:proofErr w:type="spellEnd"/>
+      <w:r>
+        <w:rPr>
+          <w:sz w:val="22"/>
+          <w:szCs w:val="22"/>
+        </w:rPr>
+        <w:t xml:space="preserve">, </w:t>
+      </w:r>
+      <w:proofErr w:type="spellStart"/>
+      <w:r>
+        <w:rPr>
+          <w:sz w:val="22"/>
+          <w:szCs w:val="22"/>
+        </w:rPr>
+        <w:t>CircleCI</w:t>
+      </w:r>
+      <w:proofErr w:type="spellEnd"/>
     </w:p>
     <w:p>
       <w:pPr>
@@ -509,287 +1144,176 @@
         <w:spacing w:after="40"/>
         <w:jc w:val="both"/>
         <w:rPr>
-          <w:rFonts w:ascii="Arial" w:hAnsi="Arial" w:cs="Arial"/>
-          <w:sz w:val="18"/>
-          <w:szCs w:val="18"/>
-        </w:rPr>
-      </w:pPr>
-      <w:r>
-        <w:rPr>
-          <w:rStyle w:val="Strong"/>
-          <w:rFonts w:ascii="Arial" w:hAnsi="Arial" w:cs="Arial"/>
-          <w:sz w:val="18"/>
-          <w:szCs w:val="18"/>
-        </w:rPr>
-        <w:t>Backend &amp; APIs</w:t>
-      </w:r>
-      <w:r>
-        <w:rPr>
-          <w:rFonts w:ascii="Arial" w:hAnsi="Arial" w:cs="Arial"/>
-          <w:sz w:val="18"/>
-          <w:szCs w:val="18"/>
-        </w:rPr>
-        <w:t xml:space="preserve"> — Node.js, NestJS, Express, REST, GraphQL, WebSockets, background jobs, caching strategies, idempotency, API versioning, webhooks, file/media handling (S3-style workflows)</w:t>
-      </w:r>
-    </w:p>
-    <w:p>
-      <w:pPr>
-        <w:pStyle w:val="ListParagraph"/>
-        <w:numPr>
-          <w:ilvl w:val="0"/>
-          <w:numId w:val="2"/>
-        </w:numPr>
-        <w:spacing w:after="40"/>
-        <w:jc w:val="both"/>
-        <w:rPr>
-          <w:rFonts w:ascii="Arial" w:hAnsi="Arial" w:cs="Arial"/>
-          <w:sz w:val="18"/>
-          <w:szCs w:val="18"/>
-        </w:rPr>
-      </w:pPr>
-      <w:r>
-        <w:rPr>
-          <w:rStyle w:val="Strong"/>
-          <w:rFonts w:ascii="Arial" w:hAnsi="Arial" w:cs="Arial"/>
-          <w:sz w:val="18"/>
-          <w:szCs w:val="18"/>
-        </w:rPr>
-        <w:t>Data, Messaging &amp; Search</w:t>
-      </w:r>
-      <w:r>
-        <w:rPr>
-          <w:rFonts w:ascii="Arial" w:hAnsi="Arial" w:cs="Arial"/>
-          <w:sz w:val="18"/>
-          <w:szCs w:val="18"/>
+          <w:sz w:val="22"/>
+          <w:szCs w:val="22"/>
+        </w:rPr>
+      </w:pPr>
+      <w:proofErr w:type="spellStart"/>
+      <w:r>
+        <w:rPr>
+          <w:rStyle w:val="Strong"/>
+          <w:sz w:val="22"/>
+          <w:szCs w:val="22"/>
+        </w:rPr>
+        <w:t>Observability</w:t>
+      </w:r>
+      <w:proofErr w:type="spellEnd"/>
+      <w:r>
+        <w:rPr>
+          <w:rStyle w:val="Strong"/>
+          <w:sz w:val="22"/>
+          <w:szCs w:val="22"/>
+        </w:rPr>
+        <w:t>, Quality &amp; Security</w:t>
+      </w:r>
+      <w:r>
+        <w:rPr>
+          <w:sz w:val="22"/>
+          <w:szCs w:val="22"/>
         </w:rPr>
         <w:t xml:space="preserve"> — </w:t>
       </w:r>
-      <w:r>
-        <w:rPr>
-          <w:rFonts w:ascii="Arial" w:hAnsi="Arial" w:cs="Arial"/>
+      <w:proofErr w:type="spellStart"/>
+      <w:r>
+        <w:rPr>
+          <w:sz w:val="22"/>
+          <w:szCs w:val="22"/>
+        </w:rPr>
+        <w:t>OpenTelemetry</w:t>
+      </w:r>
+      <w:proofErr w:type="spellEnd"/>
+      <w:r>
+        <w:rPr>
+          <w:sz w:val="22"/>
+          <w:szCs w:val="22"/>
+        </w:rPr>
+        <w:t xml:space="preserve">, </w:t>
+      </w:r>
+      <w:proofErr w:type="spellStart"/>
+      <w:r>
+        <w:rPr>
+          <w:sz w:val="22"/>
+          <w:szCs w:val="22"/>
+        </w:rPr>
+        <w:t>Datadog</w:t>
+      </w:r>
+      <w:proofErr w:type="spellEnd"/>
+      <w:r>
+        <w:rPr>
+          <w:sz w:val="22"/>
+          <w:szCs w:val="22"/>
+        </w:rPr>
+        <w:t xml:space="preserve">, Prometheus, </w:t>
+      </w:r>
+      <w:proofErr w:type="spellStart"/>
+      <w:r>
+        <w:rPr>
+          <w:sz w:val="22"/>
+          <w:szCs w:val="22"/>
+        </w:rPr>
+        <w:t>Grafana</w:t>
+      </w:r>
+      <w:proofErr w:type="spellEnd"/>
+      <w:r>
+        <w:rPr>
+          <w:sz w:val="22"/>
+          <w:szCs w:val="22"/>
+        </w:rPr>
+        <w:t xml:space="preserve">, ELK/EFK, </w:t>
+      </w:r>
+      <w:proofErr w:type="spellStart"/>
+      <w:r>
+        <w:rPr>
+          <w:sz w:val="22"/>
+          <w:szCs w:val="22"/>
+        </w:rPr>
+        <w:t>CloudWatch</w:t>
+      </w:r>
+      <w:proofErr w:type="spellEnd"/>
+      <w:r>
+        <w:rPr>
+          <w:sz w:val="22"/>
+          <w:szCs w:val="22"/>
+        </w:rPr>
+        <w:t xml:space="preserve">, structured logging • </w:t>
+      </w:r>
+      <w:r>
+        <w:rPr>
           <w:b/>
-          <w:sz w:val="18"/>
-          <w:szCs w:val="18"/>
-        </w:rPr>
-        <w:t>Relational</w:t>
-      </w:r>
-      <w:r>
-        <w:rPr>
-          <w:rFonts w:ascii="Arial" w:hAnsi="Arial" w:cs="Arial"/>
-          <w:sz w:val="18"/>
-          <w:szCs w:val="18"/>
-        </w:rPr>
-        <w:t xml:space="preserve">: PostgreSQL, MySQL, SQL Server • </w:t>
-      </w:r>
-      <w:r>
-        <w:rPr>
-          <w:rFonts w:ascii="Arial" w:hAnsi="Arial" w:cs="Arial"/>
+          <w:sz w:val="22"/>
+          <w:szCs w:val="22"/>
+        </w:rPr>
+        <w:t>Testing</w:t>
+      </w:r>
+      <w:r>
+        <w:rPr>
+          <w:sz w:val="22"/>
+          <w:szCs w:val="22"/>
+        </w:rPr>
+        <w:t xml:space="preserve">: Jest, Mocha, Chai, React Testing Library, Cypress, Playwright, API contract tests (Pact-style) • </w:t>
+      </w:r>
+      <w:r>
+        <w:rPr>
           <w:b/>
-          <w:sz w:val="18"/>
-          <w:szCs w:val="18"/>
-        </w:rPr>
-        <w:t>NoSQL</w:t>
-      </w:r>
-      <w:r>
-        <w:rPr>
-          <w:rFonts w:ascii="Arial" w:hAnsi="Arial" w:cs="Arial"/>
-          <w:sz w:val="18"/>
-          <w:szCs w:val="18"/>
-        </w:rPr>
-        <w:t xml:space="preserve">: Redis, MongoDB, DynamoDB • Queues/streams: AWS SQS/SNS, Kafka, RabbitMQ • </w:t>
-      </w:r>
-      <w:r>
-        <w:rPr>
-          <w:rFonts w:ascii="Arial" w:hAnsi="Arial" w:cs="Arial"/>
-          <w:b/>
-          <w:sz w:val="18"/>
-          <w:szCs w:val="18"/>
-        </w:rPr>
-        <w:t>Search</w:t>
-      </w:r>
-      <w:r>
-        <w:rPr>
-          <w:rFonts w:ascii="Arial" w:hAnsi="Arial" w:cs="Arial"/>
-          <w:sz w:val="18"/>
-          <w:szCs w:val="18"/>
-        </w:rPr>
-        <w:t>: Elasticsearch, OpenSearch • Analytics: Redshift, BigQuery</w:t>
-      </w:r>
-    </w:p>
-    <w:p>
-      <w:pPr>
-        <w:pStyle w:val="ListParagraph"/>
-        <w:numPr>
-          <w:ilvl w:val="0"/>
-          <w:numId w:val="2"/>
-        </w:numPr>
-        <w:spacing w:after="40"/>
-        <w:jc w:val="both"/>
-        <w:rPr>
-          <w:rFonts w:ascii="Arial" w:hAnsi="Arial" w:cs="Arial"/>
-          <w:sz w:val="18"/>
-          <w:szCs w:val="18"/>
-        </w:rPr>
-      </w:pPr>
-      <w:r>
-        <w:rPr>
-          <w:rStyle w:val="Strong"/>
-          <w:rFonts w:ascii="Arial" w:hAnsi="Arial" w:cs="Arial"/>
-          <w:sz w:val="18"/>
-          <w:szCs w:val="18"/>
-        </w:rPr>
-        <w:t>Cloud &amp; DevOps</w:t>
-      </w:r>
-      <w:r>
-        <w:rPr>
-          <w:rFonts w:ascii="Arial" w:hAnsi="Arial" w:cs="Arial"/>
-          <w:sz w:val="18"/>
-          <w:szCs w:val="18"/>
-        </w:rPr>
-        <w:t xml:space="preserve"> — </w:t>
-      </w:r>
-      <w:r>
-        <w:rPr>
-          <w:rFonts w:ascii="Arial" w:hAnsi="Arial" w:cs="Arial"/>
-          <w:sz w:val="18"/>
-          <w:szCs w:val="18"/>
-        </w:rPr>
-        <w:t xml:space="preserve">Docker, Kubernetes, Helm, Argo CD, GitOps, Terraform, CloudFormation • </w:t>
-      </w:r>
-      <w:r>
-        <w:rPr>
-          <w:rFonts w:ascii="Arial" w:hAnsi="Arial" w:cs="Arial"/>
-          <w:b/>
-          <w:sz w:val="18"/>
-          <w:szCs w:val="18"/>
-        </w:rPr>
-        <w:t>AWS</w:t>
-      </w:r>
-      <w:r>
-        <w:rPr>
-          <w:rFonts w:ascii="Arial" w:hAnsi="Arial" w:cs="Arial"/>
-          <w:sz w:val="18"/>
-          <w:szCs w:val="18"/>
-        </w:rPr>
-        <w:t xml:space="preserve">: EKS, ECS, EC2, Lambda, API Gateway, S3, CloudFront, RDS, DynamoDB, ElastiCache, EventBridge, Step Functions, IAM • </w:t>
-      </w:r>
-      <w:r>
-        <w:rPr>
-          <w:rFonts w:ascii="Arial" w:hAnsi="Arial" w:cs="Arial"/>
-          <w:b/>
-          <w:sz w:val="18"/>
-          <w:szCs w:val="18"/>
-        </w:rPr>
-        <w:t>Azure</w:t>
-      </w:r>
-      <w:r>
-        <w:rPr>
-          <w:rFonts w:ascii="Arial" w:hAnsi="Arial" w:cs="Arial"/>
-          <w:sz w:val="18"/>
-          <w:szCs w:val="18"/>
-        </w:rPr>
-        <w:t xml:space="preserve">: AKS, App Service, Azure SQL, Service Bus, Key Vault, Application Insights • </w:t>
-      </w:r>
-      <w:r>
-        <w:rPr>
-          <w:rFonts w:ascii="Arial" w:hAnsi="Arial" w:cs="Arial"/>
-          <w:b/>
-          <w:sz w:val="18"/>
-          <w:szCs w:val="18"/>
-        </w:rPr>
-        <w:t>GCP</w:t>
-      </w:r>
-      <w:r>
-        <w:rPr>
-          <w:rFonts w:ascii="Arial" w:hAnsi="Arial" w:cs="Arial"/>
-          <w:sz w:val="18"/>
-          <w:szCs w:val="18"/>
-        </w:rPr>
-        <w:t xml:space="preserve">: GKE, Cloud Run, Pub/Sub, Cloud Storage, BigQuery • </w:t>
-      </w:r>
-      <w:r>
-        <w:rPr>
-          <w:rFonts w:ascii="Arial" w:hAnsi="Arial" w:cs="Arial"/>
-          <w:b/>
-          <w:sz w:val="18"/>
-          <w:szCs w:val="18"/>
-        </w:rPr>
-        <w:t>CI/CD</w:t>
-      </w:r>
-      <w:r>
-        <w:rPr>
-          <w:rFonts w:ascii="Arial" w:hAnsi="Arial" w:cs="Arial"/>
-          <w:sz w:val="18"/>
-          <w:szCs w:val="18"/>
-        </w:rPr>
-        <w:t>: GitHub Actions, GitLab CI, Jenkins, Azure DevOps, CircleCI</w:t>
-      </w:r>
-    </w:p>
-    <w:p>
-      <w:pPr>
-        <w:pStyle w:val="ListParagraph"/>
-        <w:numPr>
-          <w:ilvl w:val="0"/>
-          <w:numId w:val="2"/>
-        </w:numPr>
-        <w:spacing w:after="40"/>
-        <w:jc w:val="both"/>
-        <w:rPr>
-          <w:rFonts w:ascii="Arial" w:hAnsi="Arial" w:cs="Arial"/>
-          <w:sz w:val="18"/>
-          <w:szCs w:val="18"/>
-        </w:rPr>
-      </w:pPr>
-      <w:r>
-        <w:rPr>
-          <w:rStyle w:val="Strong"/>
-          <w:rFonts w:ascii="Arial" w:hAnsi="Arial" w:cs="Arial"/>
-          <w:sz w:val="18"/>
-          <w:szCs w:val="18"/>
-        </w:rPr>
-        <w:t>Observability, Quality &amp; Security</w:t>
-      </w:r>
-      <w:r>
-        <w:rPr>
-          <w:rFonts w:ascii="Arial" w:hAnsi="Arial" w:cs="Arial"/>
-          <w:sz w:val="18"/>
-          <w:szCs w:val="18"/>
-        </w:rPr>
-        <w:t xml:space="preserve"> — OpenTelemetry, Datadog, Prometheus, Grafana, ELK/EFK, CloudWatch, structured logging • </w:t>
-      </w:r>
-      <w:r>
-        <w:rPr>
-          <w:rFonts w:ascii="Arial" w:hAnsi="Arial" w:cs="Arial"/>
-          <w:b/>
-          <w:sz w:val="18"/>
-          <w:szCs w:val="18"/>
-        </w:rPr>
-        <w:t>Testing</w:t>
-      </w:r>
-      <w:r>
-        <w:rPr>
-          <w:rFonts w:ascii="Arial" w:hAnsi="Arial" w:cs="Arial"/>
-          <w:sz w:val="18"/>
-          <w:szCs w:val="18"/>
-        </w:rPr>
-        <w:t xml:space="preserve">: Jest, Mocha, Chai, React Testing Library, Cypress, Playwright, API contract tests (Pact-style) • </w:t>
-      </w:r>
-      <w:r>
-        <w:rPr>
-          <w:rFonts w:ascii="Arial" w:hAnsi="Arial" w:cs="Arial"/>
-          <w:b/>
-          <w:sz w:val="18"/>
-          <w:szCs w:val="18"/>
+          <w:sz w:val="22"/>
+          <w:szCs w:val="22"/>
         </w:rPr>
         <w:t>Security</w:t>
       </w:r>
       <w:r>
         <w:rPr>
-          <w:rFonts w:ascii="Arial" w:hAnsi="Arial" w:cs="Arial"/>
-          <w:sz w:val="18"/>
-          <w:szCs w:val="18"/>
-        </w:rPr>
-        <w:t>: OAuth2, OpenID Connect, JWT, Okta, Auth0, AWS Cognito, rate limiting, RBAC/ABAC, audit logging</w:t>
+          <w:sz w:val="22"/>
+          <w:szCs w:val="22"/>
+        </w:rPr>
+        <w:t xml:space="preserve">: OAuth2, </w:t>
+      </w:r>
+      <w:proofErr w:type="spellStart"/>
+      <w:r>
+        <w:rPr>
+          <w:sz w:val="22"/>
+          <w:szCs w:val="22"/>
+        </w:rPr>
+        <w:t>OpenID</w:t>
+      </w:r>
+      <w:proofErr w:type="spellEnd"/>
+      <w:r>
+        <w:rPr>
+          <w:sz w:val="22"/>
+          <w:szCs w:val="22"/>
+        </w:rPr>
+        <w:t xml:space="preserve"> Connect, JWT, </w:t>
+      </w:r>
+      <w:proofErr w:type="spellStart"/>
+      <w:r>
+        <w:rPr>
+          <w:sz w:val="22"/>
+          <w:szCs w:val="22"/>
+        </w:rPr>
+        <w:t>Okta</w:t>
+      </w:r>
+      <w:proofErr w:type="spellEnd"/>
+      <w:r>
+        <w:rPr>
+          <w:sz w:val="22"/>
+          <w:szCs w:val="22"/>
+        </w:rPr>
+        <w:t xml:space="preserve">, Auth0, AWS </w:t>
+      </w:r>
+      <w:proofErr w:type="spellStart"/>
+      <w:r>
+        <w:rPr>
+          <w:sz w:val="22"/>
+          <w:szCs w:val="22"/>
+        </w:rPr>
+        <w:t>Cognito</w:t>
+      </w:r>
+      <w:proofErr w:type="spellEnd"/>
+      <w:r>
+        <w:rPr>
+          <w:sz w:val="22"/>
+          <w:szCs w:val="22"/>
+        </w:rPr>
+        <w:t>, rate limiting, RBAC/ABAC, audit logging</w:t>
       </w:r>
     </w:p>
     <w:p>
@@ -824,6 +1348,8 @@
       </w:r>
     </w:p>
     <w:p>
+      <w:proofErr w:type="spellStart"/>
+      <w:proofErr w:type="gramStart"/>
       <w:r>
         <w:rPr>
           <w:rFonts w:ascii="Arial" w:eastAsia="Arial" w:hAnsi="Arial" w:cs="Arial"/>
@@ -831,7 +1357,27 @@
           <w:sz w:val="21"/>
           <w:szCs w:val="21"/>
         </w:rPr>
-        <w:t>SumatoSoft  |  January 2021 - December 2025</w:t>
+        <w:t>SumatoSoft</w:t>
+      </w:r>
+      <w:proofErr w:type="spellEnd"/>
+      <w:r>
+        <w:rPr>
+          <w:rFonts w:ascii="Arial" w:eastAsia="Arial" w:hAnsi="Arial" w:cs="Arial"/>
+          <w:color w:val="555555"/>
+          <w:sz w:val="21"/>
+          <w:szCs w:val="21"/>
+        </w:rPr>
+        <w:t xml:space="preserve">  |</w:t>
+      </w:r>
+      <w:proofErr w:type="gramEnd"/>
+      <w:r>
+        <w:rPr>
+          <w:rFonts w:ascii="Arial" w:eastAsia="Arial" w:hAnsi="Arial" w:cs="Arial"/>
+          <w:color w:val="555555"/>
+          <w:sz w:val="21"/>
+          <w:szCs w:val="21"/>
+        </w:rPr>
+        <w:t xml:space="preserve">  January 2021 - December 2025</w:t>
       </w:r>
     </w:p>
     <w:p>
@@ -843,46 +1389,96 @@
         </w:numPr>
         <w:jc w:val="both"/>
         <w:rPr>
-          <w:rFonts w:ascii="Arial" w:hAnsi="Arial" w:cs="Arial"/>
-          <w:sz w:val="18"/>
-        </w:rPr>
-      </w:pPr>
-      <w:r>
-        <w:rPr>
-          <w:rFonts w:ascii="Arial" w:hAnsi="Arial" w:cs="Arial"/>
-          <w:sz w:val="18"/>
-        </w:rPr>
-        <w:t xml:space="preserve">Led a large-scale </w:t>
-      </w:r>
-      <w:r>
-        <w:rPr>
-          <w:rStyle w:val="Strong"/>
-          <w:rFonts w:ascii="Arial" w:hAnsi="Arial" w:cs="Arial"/>
-          <w:sz w:val="18"/>
-        </w:rPr>
-        <w:t>Angular</w:t>
-      </w:r>
-      <w:r>
-        <w:rPr>
-          <w:rFonts w:ascii="Arial" w:hAnsi="Arial" w:cs="Arial"/>
-          <w:sz w:val="18"/>
-        </w:rPr>
-        <w:t xml:space="preserve"> modernization, standardizing </w:t>
-      </w:r>
-      <w:r>
-        <w:rPr>
-          <w:rStyle w:val="Strong"/>
-          <w:rFonts w:ascii="Arial" w:hAnsi="Arial" w:cs="Arial"/>
-          <w:sz w:val="18"/>
-        </w:rPr>
-        <w:t>TypeScript</w:t>
-      </w:r>
-      <w:r>
-        <w:rPr>
-          <w:rFonts w:ascii="Arial" w:hAnsi="Arial" w:cs="Arial"/>
-          <w:sz w:val="18"/>
-        </w:rPr>
-        <w:t xml:space="preserve"> patterns, shared UI primitives, and resilient form behavior to reduce regressions across revenue-critical workflows.</w:t>
+          <w:sz w:val="22"/>
+        </w:rPr>
+      </w:pPr>
+      <w:r>
+        <w:rPr>
+          <w:sz w:val="22"/>
+        </w:rPr>
+        <w:t xml:space="preserve">Designed and delivered a </w:t>
+      </w:r>
+      <w:r>
+        <w:rPr>
+          <w:rStyle w:val="Strong"/>
+          <w:sz w:val="22"/>
+        </w:rPr>
+        <w:t xml:space="preserve">scalable multi-tenant </w:t>
+      </w:r>
+      <w:proofErr w:type="spellStart"/>
+      <w:r>
+        <w:rPr>
+          <w:rStyle w:val="Strong"/>
+          <w:sz w:val="22"/>
+        </w:rPr>
+        <w:t>SaaS</w:t>
+      </w:r>
+      <w:proofErr w:type="spellEnd"/>
+      <w:r>
+        <w:rPr>
+          <w:rStyle w:val="Strong"/>
+          <w:sz w:val="22"/>
+        </w:rPr>
+        <w:t xml:space="preserve"> platform</w:t>
+      </w:r>
+      <w:r>
+        <w:rPr>
+          <w:sz w:val="22"/>
+        </w:rPr>
+        <w:t xml:space="preserve"> using </w:t>
+      </w:r>
+      <w:r>
+        <w:rPr>
+          <w:rStyle w:val="Strong"/>
+          <w:sz w:val="22"/>
+        </w:rPr>
+        <w:t>Angular (v13–v</w:t>
+      </w:r>
+      <w:r>
+        <w:rPr>
+          <w:rStyle w:val="Strong"/>
+          <w:sz w:val="22"/>
+        </w:rPr>
+        <w:t>20</w:t>
+      </w:r>
+      <w:r>
+        <w:rPr>
+          <w:rStyle w:val="Strong"/>
+          <w:sz w:val="22"/>
+        </w:rPr>
+        <w:t>)</w:t>
+      </w:r>
+      <w:r>
+        <w:rPr>
+          <w:sz w:val="22"/>
+        </w:rPr>
+        <w:t xml:space="preserve"> and </w:t>
+      </w:r>
+      <w:r>
+        <w:rPr>
+          <w:rStyle w:val="Strong"/>
+          <w:sz w:val="22"/>
+        </w:rPr>
+        <w:t>Node.js (v16–v20)</w:t>
+      </w:r>
+      <w:r>
+        <w:rPr>
+          <w:sz w:val="22"/>
+        </w:rPr>
+        <w:t xml:space="preserve">, enabling real-time dashboards and reducing frontend load time by </w:t>
+      </w:r>
+      <w:r>
+        <w:rPr>
+          <w:rStyle w:val="Strong"/>
+          <w:sz w:val="22"/>
+        </w:rPr>
+        <w:t>32%</w:t>
+      </w:r>
+      <w:r>
+        <w:rPr>
+          <w:sz w:val="22"/>
+        </w:rPr>
+        <w:t xml:space="preserve"> through optimized change detection and lazy loading.</w:t>
       </w:r>
     </w:p>
     <w:p>
@@ -894,46 +1490,71 @@
         </w:numPr>
         <w:jc w:val="both"/>
         <w:rPr>
-          <w:rFonts w:ascii="Arial" w:hAnsi="Arial" w:cs="Arial"/>
-          <w:sz w:val="18"/>
-        </w:rPr>
-      </w:pPr>
-      <w:r>
-        <w:rPr>
-          <w:rFonts w:ascii="Arial" w:hAnsi="Arial" w:cs="Arial"/>
-          <w:sz w:val="18"/>
-        </w:rPr>
-        <w:t xml:space="preserve">Designed predictable state and async orchestration with </w:t>
-      </w:r>
-      <w:r>
-        <w:rPr>
-          <w:rStyle w:val="Strong"/>
-          <w:rFonts w:ascii="Arial" w:hAnsi="Arial" w:cs="Arial"/>
-          <w:sz w:val="18"/>
-        </w:rPr>
-        <w:t>RxJS</w:t>
-      </w:r>
-      <w:r>
-        <w:rPr>
-          <w:rFonts w:ascii="Arial" w:hAnsi="Arial" w:cs="Arial"/>
-          <w:sz w:val="18"/>
-        </w:rPr>
-        <w:t xml:space="preserve"> and </w:t>
-      </w:r>
-      <w:r>
-        <w:rPr>
-          <w:rStyle w:val="Strong"/>
-          <w:rFonts w:ascii="Arial" w:hAnsi="Arial" w:cs="Arial"/>
-          <w:sz w:val="18"/>
-        </w:rPr>
-        <w:t>NgRx</w:t>
-      </w:r>
-      <w:r>
-        <w:rPr>
-          <w:rFonts w:ascii="Arial" w:hAnsi="Arial" w:cs="Arial"/>
-          <w:sz w:val="18"/>
-        </w:rPr>
-        <w:t>, improving debuggability for complex user journeys under real production traffic.</w:t>
+          <w:sz w:val="22"/>
+        </w:rPr>
+      </w:pPr>
+      <w:r>
+        <w:rPr>
+          <w:sz w:val="22"/>
+        </w:rPr>
+        <w:t xml:space="preserve">Led migration of legacy monolithic APIs to </w:t>
+      </w:r>
+      <w:proofErr w:type="spellStart"/>
+      <w:r>
+        <w:rPr>
+          <w:rStyle w:val="Strong"/>
+          <w:sz w:val="22"/>
+        </w:rPr>
+        <w:t>microservices</w:t>
+      </w:r>
+      <w:proofErr w:type="spellEnd"/>
+      <w:r>
+        <w:rPr>
+          <w:rStyle w:val="Strong"/>
+          <w:sz w:val="22"/>
+        </w:rPr>
+        <w:t xml:space="preserve"> architecture</w:t>
+      </w:r>
+      <w:r>
+        <w:rPr>
+          <w:sz w:val="22"/>
+        </w:rPr>
+        <w:t xml:space="preserve">, introducing </w:t>
+      </w:r>
+      <w:proofErr w:type="spellStart"/>
+      <w:r>
+        <w:rPr>
+          <w:rStyle w:val="Strong"/>
+          <w:sz w:val="22"/>
+        </w:rPr>
+        <w:t>NestJS</w:t>
+      </w:r>
+      <w:proofErr w:type="spellEnd"/>
+      <w:r>
+        <w:rPr>
+          <w:rStyle w:val="Strong"/>
+          <w:sz w:val="22"/>
+        </w:rPr>
+        <w:t>-based services</w:t>
+      </w:r>
+      <w:r>
+        <w:rPr>
+          <w:sz w:val="22"/>
+        </w:rPr>
+        <w:t xml:space="preserve"> and API gateway patterns, resolving tight coupling issues and improving deployment flexibility by </w:t>
+      </w:r>
+      <w:r>
+        <w:rPr>
+          <w:rStyle w:val="Strong"/>
+          <w:sz w:val="22"/>
+        </w:rPr>
+        <w:t>40%</w:t>
+      </w:r>
+      <w:r>
+        <w:rPr>
+          <w:sz w:val="22"/>
+        </w:rPr>
+        <w:t>.</w:t>
       </w:r>
     </w:p>
     <w:p>
@@ -945,76 +1566,40 @@
         </w:numPr>
         <w:jc w:val="both"/>
         <w:rPr>
-          <w:rFonts w:ascii="Arial" w:hAnsi="Arial" w:cs="Arial"/>
-          <w:sz w:val="18"/>
-        </w:rPr>
-      </w:pPr>
-      <w:r>
-        <w:rPr>
-          <w:rFonts w:ascii="Arial" w:hAnsi="Arial" w:cs="Arial"/>
-          <w:sz w:val="18"/>
-        </w:rPr>
-        <w:t xml:space="preserve">Built and owned </w:t>
-      </w:r>
-      <w:r>
-        <w:rPr>
-          <w:rStyle w:val="Strong"/>
-          <w:rFonts w:ascii="Arial" w:hAnsi="Arial" w:cs="Arial"/>
-          <w:sz w:val="18"/>
-        </w:rPr>
-        <w:t>Node.js</w:t>
-      </w:r>
-      <w:r>
-        <w:rPr>
-          <w:rFonts w:ascii="Arial" w:hAnsi="Arial" w:cs="Arial"/>
-          <w:sz w:val="18"/>
-        </w:rPr>
-        <w:t xml:space="preserve"> services (primarily </w:t>
-      </w:r>
-      <w:r>
-        <w:rPr>
-          <w:rStyle w:val="Strong"/>
-          <w:rFonts w:ascii="Arial" w:hAnsi="Arial" w:cs="Arial"/>
-          <w:sz w:val="18"/>
-        </w:rPr>
-        <w:t>NestJS/Express</w:t>
-      </w:r>
-      <w:r>
-        <w:rPr>
-          <w:rFonts w:ascii="Arial" w:hAnsi="Arial" w:cs="Arial"/>
-          <w:sz w:val="18"/>
-        </w:rPr>
-        <w:t xml:space="preserve">) with versioned </w:t>
-      </w:r>
-      <w:r>
-        <w:rPr>
-          <w:rStyle w:val="Strong"/>
-          <w:rFonts w:ascii="Arial" w:hAnsi="Arial" w:cs="Arial"/>
-          <w:sz w:val="18"/>
-        </w:rPr>
-        <w:t>REST</w:t>
-      </w:r>
-      <w:r>
-        <w:rPr>
-          <w:rFonts w:ascii="Arial" w:hAnsi="Arial" w:cs="Arial"/>
-          <w:sz w:val="18"/>
-        </w:rPr>
-        <w:t xml:space="preserve"> endpoints, consistent error contracts, and </w:t>
-      </w:r>
-      <w:r>
-        <w:rPr>
-          <w:rStyle w:val="Strong"/>
-          <w:rFonts w:ascii="Arial" w:hAnsi="Arial" w:cs="Arial"/>
-          <w:sz w:val="18"/>
-        </w:rPr>
-        <w:t>idempotent</w:t>
-      </w:r>
-      <w:r>
-        <w:rPr>
-          <w:rFonts w:ascii="Arial" w:hAnsi="Arial" w:cs="Arial"/>
-          <w:sz w:val="18"/>
-        </w:rPr>
-        <w:t xml:space="preserve"> writes for retry-safe operations.</w:t>
+          <w:sz w:val="22"/>
+        </w:rPr>
+      </w:pPr>
+      <w:r>
+        <w:rPr>
+          <w:sz w:val="22"/>
+        </w:rPr>
+        <w:t xml:space="preserve">Implemented </w:t>
+      </w:r>
+      <w:r>
+        <w:rPr>
+          <w:rStyle w:val="Strong"/>
+          <w:sz w:val="22"/>
+        </w:rPr>
+        <w:t>Reactive Forms standardization</w:t>
+      </w:r>
+      <w:r>
+        <w:rPr>
+          <w:sz w:val="22"/>
+        </w:rPr>
+        <w:t xml:space="preserve"> across Angular modules, fixing inconsistent validation bugs and reducing form-related production errors by </w:t>
+      </w:r>
+      <w:r>
+        <w:rPr>
+          <w:rStyle w:val="Strong"/>
+          <w:sz w:val="22"/>
+        </w:rPr>
+        <w:t>28%</w:t>
+      </w:r>
+      <w:r>
+        <w:rPr>
+          <w:sz w:val="22"/>
+        </w:rPr>
+        <w:t xml:space="preserve"> through centralized validation logic.</w:t>
       </w:r>
     </w:p>
     <w:p>
@@ -1026,61 +1611,27 @@
         </w:numPr>
         <w:jc w:val="both"/>
         <w:rPr>
-          <w:rFonts w:ascii="Arial" w:hAnsi="Arial" w:cs="Arial"/>
-          <w:sz w:val="18"/>
-        </w:rPr>
-      </w:pPr>
-      <w:r>
-        <w:rPr>
-          <w:rFonts w:ascii="Arial" w:hAnsi="Arial" w:cs="Arial"/>
-          <w:sz w:val="18"/>
-        </w:rPr>
-        <w:t xml:space="preserve">Implemented </w:t>
-      </w:r>
-      <w:r>
-        <w:rPr>
-          <w:rStyle w:val="Strong"/>
-          <w:rFonts w:ascii="Arial" w:hAnsi="Arial" w:cs="Arial"/>
-          <w:sz w:val="18"/>
-        </w:rPr>
-        <w:t>OAuth2 / OpenID Connect</w:t>
-      </w:r>
-      <w:r>
-        <w:rPr>
-          <w:rFonts w:ascii="Arial" w:hAnsi="Arial" w:cs="Arial"/>
-          <w:sz w:val="18"/>
-        </w:rPr>
-        <w:t xml:space="preserve"> authentication with </w:t>
-      </w:r>
-      <w:r>
-        <w:rPr>
-          <w:rStyle w:val="Strong"/>
-          <w:rFonts w:ascii="Arial" w:hAnsi="Arial" w:cs="Arial"/>
-          <w:sz w:val="18"/>
-        </w:rPr>
-        <w:t>JWT</w:t>
-      </w:r>
-      <w:r>
-        <w:rPr>
-          <w:rFonts w:ascii="Arial" w:hAnsi="Arial" w:cs="Arial"/>
-          <w:sz w:val="18"/>
-        </w:rPr>
-        <w:t xml:space="preserve"> and centralized authorization using </w:t>
-      </w:r>
-      <w:r>
-        <w:rPr>
-          <w:rStyle w:val="Strong"/>
-          <w:rFonts w:ascii="Arial" w:hAnsi="Arial" w:cs="Arial"/>
-          <w:sz w:val="18"/>
-        </w:rPr>
-        <w:t>RBAC/ABAC</w:t>
-      </w:r>
-      <w:r>
-        <w:rPr>
-          <w:rFonts w:ascii="Arial" w:hAnsi="Arial" w:cs="Arial"/>
-          <w:sz w:val="18"/>
-        </w:rPr>
-        <w:t>, aligning route guards with backend policy enforcement.</w:t>
+          <w:sz w:val="22"/>
+        </w:rPr>
+      </w:pPr>
+      <w:r>
+        <w:rPr>
+          <w:sz w:val="22"/>
+        </w:rPr>
+        <w:t xml:space="preserve">Diagnosed and resolved a critical </w:t>
+      </w:r>
+      <w:r>
+        <w:rPr>
+          <w:rStyle w:val="Strong"/>
+          <w:sz w:val="22"/>
+        </w:rPr>
+        <w:t>memory leak issue in Node.js services</w:t>
+      </w:r>
+      <w:r>
+        <w:rPr>
+          <w:sz w:val="22"/>
+        </w:rPr>
+        <w:t xml:space="preserve"> caused by unbounded event listeners and caching misuse, using heap snapshots and load testing to stabilize long-running processes.</w:t>
       </w:r>
     </w:p>
     <w:p>
@@ -1092,61 +1643,27 @@
         </w:numPr>
         <w:jc w:val="both"/>
         <w:rPr>
-          <w:rFonts w:ascii="Arial" w:hAnsi="Arial" w:cs="Arial"/>
-          <w:sz w:val="18"/>
-        </w:rPr>
-      </w:pPr>
-      <w:r>
-        <w:rPr>
-          <w:rFonts w:ascii="Arial" w:hAnsi="Arial" w:cs="Arial"/>
-          <w:sz w:val="18"/>
-        </w:rPr>
-        <w:t xml:space="preserve">Orchestrated event-driven workflows using </w:t>
-      </w:r>
-      <w:r>
-        <w:rPr>
-          <w:rStyle w:val="Strong"/>
-          <w:rFonts w:ascii="Arial" w:hAnsi="Arial" w:cs="Arial"/>
-          <w:sz w:val="18"/>
-        </w:rPr>
-        <w:t>AWS SQS/SNS</w:t>
-      </w:r>
-      <w:r>
-        <w:rPr>
-          <w:rFonts w:ascii="Arial" w:hAnsi="Arial" w:cs="Arial"/>
-          <w:sz w:val="18"/>
-        </w:rPr>
-        <w:t xml:space="preserve">, </w:t>
-      </w:r>
-      <w:r>
-        <w:rPr>
-          <w:rStyle w:val="Strong"/>
-          <w:rFonts w:ascii="Arial" w:hAnsi="Arial" w:cs="Arial"/>
-          <w:sz w:val="18"/>
-        </w:rPr>
-        <w:t>Kafka</w:t>
-      </w:r>
-      <w:r>
-        <w:rPr>
-          <w:rFonts w:ascii="Arial" w:hAnsi="Arial" w:cs="Arial"/>
-          <w:sz w:val="18"/>
-        </w:rPr>
-        <w:t xml:space="preserve">, and </w:t>
-      </w:r>
-      <w:r>
-        <w:rPr>
-          <w:rStyle w:val="Strong"/>
-          <w:rFonts w:ascii="Arial" w:hAnsi="Arial" w:cs="Arial"/>
-          <w:sz w:val="18"/>
-        </w:rPr>
-        <w:t>RabbitMQ</w:t>
-      </w:r>
-      <w:r>
-        <w:rPr>
-          <w:rFonts w:ascii="Arial" w:hAnsi="Arial" w:cs="Arial"/>
-          <w:sz w:val="18"/>
-        </w:rPr>
-        <w:t>, adding retries, DLQs, and correlation IDs to ensure reliable background processing.</w:t>
+          <w:sz w:val="22"/>
+        </w:rPr>
+      </w:pPr>
+      <w:r>
+        <w:rPr>
+          <w:sz w:val="22"/>
+        </w:rPr>
+        <w:t xml:space="preserve">Developed </w:t>
+      </w:r>
+      <w:r>
+        <w:rPr>
+          <w:rStyle w:val="Strong"/>
+          <w:sz w:val="22"/>
+        </w:rPr>
+        <w:t>event-driven workflows using Kafka and AWS SQS</w:t>
+      </w:r>
+      <w:r>
+        <w:rPr>
+          <w:sz w:val="22"/>
+        </w:rPr>
+        <w:t>, improving system reliability and ensuring idempotent processing for high-volume transaction pipelines.</w:t>
       </w:r>
     </w:p>
     <w:p>
@@ -1158,31 +1675,41 @@
         </w:numPr>
         <w:jc w:val="both"/>
         <w:rPr>
-          <w:rFonts w:ascii="Arial" w:hAnsi="Arial" w:cs="Arial"/>
-          <w:sz w:val="18"/>
-        </w:rPr>
-      </w:pPr>
-      <w:r>
-        <w:rPr>
-          <w:rFonts w:ascii="Arial" w:hAnsi="Arial" w:cs="Arial"/>
-          <w:sz w:val="18"/>
-        </w:rPr>
-        <w:t xml:space="preserve">Improved search and retrieval experiences by indexing domain entities in </w:t>
-      </w:r>
-      <w:r>
-        <w:rPr>
-          <w:rStyle w:val="Strong"/>
-          <w:rFonts w:ascii="Arial" w:hAnsi="Arial" w:cs="Arial"/>
-          <w:sz w:val="18"/>
-        </w:rPr>
-        <w:t>Elasticsearch/OpenSearch</w:t>
-      </w:r>
-      <w:r>
-        <w:rPr>
-          <w:rFonts w:ascii="Arial" w:hAnsi="Arial" w:cs="Arial"/>
-          <w:sz w:val="18"/>
-        </w:rPr>
-        <w:t xml:space="preserve"> and introducing stable query patterns for fast filtering and relevance tuning.</w:t>
+          <w:sz w:val="22"/>
+        </w:rPr>
+      </w:pPr>
+      <w:r>
+        <w:rPr>
+          <w:sz w:val="22"/>
+        </w:rPr>
+        <w:t xml:space="preserve">Optimized </w:t>
+      </w:r>
+      <w:proofErr w:type="spellStart"/>
+      <w:r>
+        <w:rPr>
+          <w:sz w:val="22"/>
+        </w:rPr>
+        <w:t>PostgreSQL</w:t>
+      </w:r>
+      <w:proofErr w:type="spellEnd"/>
+      <w:r>
+        <w:rPr>
+          <w:sz w:val="22"/>
+        </w:rPr>
+        <w:t xml:space="preserve"> queries with indexing strategies and query refactoring, eliminating slow queries and reducing API response latency by </w:t>
+      </w:r>
+      <w:r>
+        <w:rPr>
+          <w:rStyle w:val="Strong"/>
+          <w:sz w:val="22"/>
+        </w:rPr>
+        <w:t>35%</w:t>
+      </w:r>
+      <w:r>
+        <w:rPr>
+          <w:sz w:val="22"/>
+        </w:rPr>
+        <w:t xml:space="preserve"> under peak load conditions.</w:t>
       </w:r>
     </w:p>
     <w:p>
@@ -1194,61 +1721,36 @@
         </w:numPr>
         <w:jc w:val="both"/>
         <w:rPr>
-          <w:rFonts w:ascii="Arial" w:hAnsi="Arial" w:cs="Arial"/>
-          <w:sz w:val="18"/>
-        </w:rPr>
-      </w:pPr>
-      <w:r>
-        <w:rPr>
-          <w:rFonts w:ascii="Arial" w:hAnsi="Arial" w:cs="Arial"/>
-          <w:sz w:val="18"/>
-        </w:rPr>
-        <w:t xml:space="preserve">Optimized data access across </w:t>
-      </w:r>
-      <w:r>
-        <w:rPr>
-          <w:rStyle w:val="Strong"/>
-          <w:rFonts w:ascii="Arial" w:hAnsi="Arial" w:cs="Arial"/>
-          <w:sz w:val="18"/>
-        </w:rPr>
-        <w:t>PostgreSQL</w:t>
-      </w:r>
-      <w:r>
-        <w:rPr>
-          <w:rFonts w:ascii="Arial" w:hAnsi="Arial" w:cs="Arial"/>
-          <w:sz w:val="18"/>
-        </w:rPr>
-        <w:t xml:space="preserve">, </w:t>
-      </w:r>
-      <w:r>
-        <w:rPr>
-          <w:rStyle w:val="Strong"/>
-          <w:rFonts w:ascii="Arial" w:hAnsi="Arial" w:cs="Arial"/>
-          <w:sz w:val="18"/>
-        </w:rPr>
-        <w:t>MySQL</w:t>
-      </w:r>
-      <w:r>
-        <w:rPr>
-          <w:rFonts w:ascii="Arial" w:hAnsi="Arial" w:cs="Arial"/>
-          <w:sz w:val="18"/>
-        </w:rPr>
-        <w:t xml:space="preserve">, and </w:t>
-      </w:r>
-      <w:r>
-        <w:rPr>
-          <w:rStyle w:val="Strong"/>
-          <w:rFonts w:ascii="Arial" w:hAnsi="Arial" w:cs="Arial"/>
-          <w:sz w:val="18"/>
-        </w:rPr>
-        <w:t>SQL Server</w:t>
-      </w:r>
-      <w:r>
-        <w:rPr>
-          <w:rFonts w:ascii="Arial" w:hAnsi="Arial" w:cs="Arial"/>
-          <w:sz w:val="18"/>
-        </w:rPr>
-        <w:t xml:space="preserve"> by reviewing query plans, adding targeted indexes, and tightening pagination for high-volume endpoints.</w:t>
+          <w:sz w:val="22"/>
+        </w:rPr>
+      </w:pPr>
+      <w:r>
+        <w:rPr>
+          <w:sz w:val="22"/>
+        </w:rPr>
+        <w:t xml:space="preserve">Introduced </w:t>
+      </w:r>
+      <w:proofErr w:type="spellStart"/>
+      <w:r>
+        <w:rPr>
+          <w:rStyle w:val="Strong"/>
+          <w:sz w:val="22"/>
+        </w:rPr>
+        <w:t>OpenAPI</w:t>
+      </w:r>
+      <w:proofErr w:type="spellEnd"/>
+      <w:r>
+        <w:rPr>
+          <w:rStyle w:val="Strong"/>
+          <w:sz w:val="22"/>
+        </w:rPr>
+        <w:t>-driven contract testing</w:t>
+      </w:r>
+      <w:r>
+        <w:rPr>
+          <w:sz w:val="22"/>
+        </w:rPr>
+        <w:t>, allowing frontend and backend teams to deploy independently without breaking integrations, significantly reducing regression incidents.</w:t>
       </w:r>
     </w:p>
     <w:p>
@@ -1260,61 +1762,46 @@
         </w:numPr>
         <w:jc w:val="both"/>
         <w:rPr>
-          <w:rFonts w:ascii="Arial" w:hAnsi="Arial" w:cs="Arial"/>
-          <w:sz w:val="18"/>
-        </w:rPr>
-      </w:pPr>
-      <w:r>
-        <w:rPr>
-          <w:rFonts w:ascii="Arial" w:hAnsi="Arial" w:cs="Arial"/>
-          <w:sz w:val="18"/>
-        </w:rPr>
-        <w:t xml:space="preserve">Introduced caching strategies using </w:t>
-      </w:r>
-      <w:r>
-        <w:rPr>
-          <w:rStyle w:val="Strong"/>
-          <w:rFonts w:ascii="Arial" w:hAnsi="Arial" w:cs="Arial"/>
-          <w:sz w:val="18"/>
-        </w:rPr>
-        <w:t>Redis</w:t>
-      </w:r>
-      <w:r>
-        <w:rPr>
-          <w:rFonts w:ascii="Arial" w:hAnsi="Arial" w:cs="Arial"/>
-          <w:sz w:val="18"/>
-        </w:rPr>
-        <w:t xml:space="preserve">, </w:t>
-      </w:r>
-      <w:r>
-        <w:rPr>
-          <w:rStyle w:val="Strong"/>
-          <w:rFonts w:ascii="Arial" w:hAnsi="Arial" w:cs="Arial"/>
-          <w:sz w:val="18"/>
-        </w:rPr>
-        <w:t>ElastiCache</w:t>
-      </w:r>
-      <w:r>
-        <w:rPr>
-          <w:rFonts w:ascii="Arial" w:hAnsi="Arial" w:cs="Arial"/>
-          <w:sz w:val="18"/>
-        </w:rPr>
-        <w:t xml:space="preserve">, and selective </w:t>
-      </w:r>
-      <w:r>
-        <w:rPr>
-          <w:rStyle w:val="Strong"/>
-          <w:rFonts w:ascii="Arial" w:hAnsi="Arial" w:cs="Arial"/>
-          <w:sz w:val="18"/>
-        </w:rPr>
-        <w:t>DynamoDB</w:t>
-      </w:r>
-      <w:r>
-        <w:rPr>
-          <w:rFonts w:ascii="Arial" w:hAnsi="Arial" w:cs="Arial"/>
-          <w:sz w:val="18"/>
-        </w:rPr>
-        <w:t xml:space="preserve"> access patterns to stabilize p95 latency during peak usage windows.</w:t>
+          <w:sz w:val="22"/>
+        </w:rPr>
+      </w:pPr>
+      <w:r>
+        <w:rPr>
+          <w:sz w:val="22"/>
+        </w:rPr>
+        <w:lastRenderedPageBreak/>
+        <w:t xml:space="preserve">Enhanced CI/CD pipelines using </w:t>
+      </w:r>
+      <w:proofErr w:type="spellStart"/>
+      <w:r>
+        <w:rPr>
+          <w:rStyle w:val="Strong"/>
+          <w:sz w:val="22"/>
+        </w:rPr>
+        <w:t>GitHub</w:t>
+      </w:r>
+      <w:proofErr w:type="spellEnd"/>
+      <w:r>
+        <w:rPr>
+          <w:rStyle w:val="Strong"/>
+          <w:sz w:val="22"/>
+        </w:rPr>
+        <w:t xml:space="preserve"> Actions and </w:t>
+      </w:r>
+      <w:proofErr w:type="spellStart"/>
+      <w:r>
+        <w:rPr>
+          <w:rStyle w:val="Strong"/>
+          <w:sz w:val="22"/>
+        </w:rPr>
+        <w:t>Docker</w:t>
+      </w:r>
+      <w:proofErr w:type="spellEnd"/>
+      <w:r>
+        <w:rPr>
+          <w:sz w:val="22"/>
+        </w:rPr>
+        <w:t>, fixing flaky builds and enabling consistent deployments across environments with rollback capabilities.</w:t>
       </w:r>
     </w:p>
     <w:p>
@@ -1326,46 +1813,36 @@
         </w:numPr>
         <w:jc w:val="both"/>
         <w:rPr>
-          <w:rFonts w:ascii="Arial" w:hAnsi="Arial" w:cs="Arial"/>
-          <w:sz w:val="18"/>
-        </w:rPr>
-      </w:pPr>
-      <w:r>
-        <w:rPr>
-          <w:rFonts w:ascii="Arial" w:hAnsi="Arial" w:cs="Arial"/>
-          <w:sz w:val="18"/>
-        </w:rPr>
-        <w:t xml:space="preserve">Delivered a secure file/media workflow using </w:t>
-      </w:r>
-      <w:r>
-        <w:rPr>
-          <w:rStyle w:val="Strong"/>
-          <w:rFonts w:ascii="Arial" w:hAnsi="Arial" w:cs="Arial"/>
-          <w:sz w:val="18"/>
-        </w:rPr>
-        <w:t>S3</w:t>
-      </w:r>
-      <w:r>
-        <w:rPr>
-          <w:rFonts w:ascii="Arial" w:hAnsi="Arial" w:cs="Arial"/>
-          <w:sz w:val="18"/>
-        </w:rPr>
-        <w:t xml:space="preserve">, signed URLs, and retention-friendly lifecycle rules, with distribution via </w:t>
-      </w:r>
-      <w:r>
-        <w:rPr>
-          <w:rStyle w:val="Strong"/>
-          <w:rFonts w:ascii="Arial" w:hAnsi="Arial" w:cs="Arial"/>
-          <w:sz w:val="18"/>
-        </w:rPr>
-        <w:t>CloudFront</w:t>
-      </w:r>
-      <w:r>
-        <w:rPr>
-          <w:rFonts w:ascii="Arial" w:hAnsi="Arial" w:cs="Arial"/>
-          <w:sz w:val="18"/>
-        </w:rPr>
-        <w:t xml:space="preserve"> for low-latency downloads.</w:t>
+          <w:sz w:val="22"/>
+        </w:rPr>
+      </w:pPr>
+      <w:r>
+        <w:rPr>
+          <w:sz w:val="22"/>
+        </w:rPr>
+        <w:t xml:space="preserve">Built </w:t>
+      </w:r>
+      <w:r>
+        <w:rPr>
+          <w:rStyle w:val="Strong"/>
+          <w:sz w:val="22"/>
+        </w:rPr>
+        <w:t xml:space="preserve">real-time communication features using </w:t>
+      </w:r>
+      <w:proofErr w:type="spellStart"/>
+      <w:r>
+        <w:rPr>
+          <w:rStyle w:val="Strong"/>
+          <w:sz w:val="22"/>
+        </w:rPr>
+        <w:t>WebSockets</w:t>
+      </w:r>
+      <w:proofErr w:type="spellEnd"/>
+      <w:r>
+        <w:rPr>
+          <w:sz w:val="22"/>
+        </w:rPr>
+        <w:t>, solving intermittent connection drop issues through reconnection strategies and message buffering.</w:t>
       </w:r>
     </w:p>
     <w:p>
@@ -1377,106 +1854,43 @@
         </w:numPr>
         <w:jc w:val="both"/>
         <w:rPr>
-          <w:rFonts w:ascii="Arial" w:hAnsi="Arial" w:cs="Arial"/>
-          <w:sz w:val="18"/>
-        </w:rPr>
-      </w:pPr>
-      <w:r>
-        <w:rPr>
-          <w:rFonts w:ascii="Arial" w:hAnsi="Arial" w:cs="Arial"/>
-          <w:sz w:val="18"/>
-        </w:rPr>
-        <w:t xml:space="preserve">Strengthened observability using </w:t>
-      </w:r>
-      <w:r>
-        <w:rPr>
-          <w:rStyle w:val="Strong"/>
-          <w:rFonts w:ascii="Arial" w:hAnsi="Arial" w:cs="Arial"/>
-          <w:sz w:val="18"/>
-        </w:rPr>
-        <w:t>OpenTelemetry</w:t>
-      </w:r>
-      <w:r>
-        <w:rPr>
-          <w:rFonts w:ascii="Arial" w:hAnsi="Arial" w:cs="Arial"/>
-          <w:sz w:val="18"/>
-        </w:rPr>
-        <w:t xml:space="preserve"> tracing and structured logs shipped through </w:t>
-      </w:r>
-      <w:r>
-        <w:rPr>
-          <w:rStyle w:val="Strong"/>
-          <w:rFonts w:ascii="Arial" w:hAnsi="Arial" w:cs="Arial"/>
-          <w:sz w:val="18"/>
-        </w:rPr>
-        <w:t>CloudWatch</w:t>
-      </w:r>
-      <w:r>
-        <w:rPr>
-          <w:rFonts w:ascii="Arial" w:hAnsi="Arial" w:cs="Arial"/>
-          <w:sz w:val="18"/>
-        </w:rPr>
-        <w:t xml:space="preserve"> and </w:t>
-      </w:r>
-      <w:r>
-        <w:rPr>
-          <w:rStyle w:val="Strong"/>
-          <w:rFonts w:ascii="Arial" w:hAnsi="Arial" w:cs="Arial"/>
-          <w:sz w:val="18"/>
-        </w:rPr>
-        <w:t>ELK/EFK</w:t>
-      </w:r>
-      <w:r>
-        <w:rPr>
-          <w:rFonts w:ascii="Arial" w:hAnsi="Arial" w:cs="Arial"/>
-          <w:sz w:val="18"/>
-        </w:rPr>
-        <w:t xml:space="preserve">, with dashboards and alerting in </w:t>
-      </w:r>
-      <w:r>
-        <w:rPr>
-          <w:rStyle w:val="Strong"/>
-          <w:rFonts w:ascii="Arial" w:hAnsi="Arial" w:cs="Arial"/>
-          <w:sz w:val="18"/>
-        </w:rPr>
-        <w:t>Datadog</w:t>
-      </w:r>
-      <w:r>
-        <w:rPr>
-          <w:rFonts w:ascii="Arial" w:hAnsi="Arial" w:cs="Arial"/>
-          <w:sz w:val="18"/>
-        </w:rPr>
-        <w:t xml:space="preserve">, </w:t>
-      </w:r>
-      <w:r>
-        <w:rPr>
-          <w:rStyle w:val="Strong"/>
-          <w:rFonts w:ascii="Arial" w:hAnsi="Arial" w:cs="Arial"/>
-          <w:sz w:val="18"/>
-        </w:rPr>
-        <w:t>Prometheus</w:t>
-      </w:r>
-      <w:r>
-        <w:rPr>
-          <w:rFonts w:ascii="Arial" w:hAnsi="Arial" w:cs="Arial"/>
-          <w:sz w:val="18"/>
-        </w:rPr>
-        <w:t xml:space="preserve">, and </w:t>
-      </w:r>
-      <w:r>
-        <w:rPr>
-          <w:rStyle w:val="Strong"/>
-          <w:rFonts w:ascii="Arial" w:hAnsi="Arial" w:cs="Arial"/>
-          <w:sz w:val="18"/>
-        </w:rPr>
-        <w:t>Grafana</w:t>
-      </w:r>
-      <w:r>
-        <w:rPr>
-          <w:rFonts w:ascii="Arial" w:hAnsi="Arial" w:cs="Arial"/>
-          <w:sz w:val="18"/>
-        </w:rPr>
-        <w:t>.</w:t>
+          <w:sz w:val="22"/>
+        </w:rPr>
+      </w:pPr>
+      <w:r>
+        <w:rPr>
+          <w:sz w:val="22"/>
+        </w:rPr>
+        <w:t xml:space="preserve">Refactored Angular components from legacy patterns to </w:t>
+      </w:r>
+      <w:r>
+        <w:rPr>
+          <w:rStyle w:val="Strong"/>
+          <w:sz w:val="22"/>
+        </w:rPr>
+        <w:t xml:space="preserve">modern </w:t>
+      </w:r>
+      <w:proofErr w:type="spellStart"/>
+      <w:r>
+        <w:rPr>
+          <w:rStyle w:val="Strong"/>
+          <w:sz w:val="22"/>
+        </w:rPr>
+        <w:t>RxJS</w:t>
+      </w:r>
+      <w:proofErr w:type="spellEnd"/>
+      <w:r>
+        <w:rPr>
+          <w:rStyle w:val="Strong"/>
+          <w:sz w:val="22"/>
+        </w:rPr>
+        <w:t>-based architecture</w:t>
+      </w:r>
+      <w:r>
+        <w:rPr>
+          <w:sz w:val="22"/>
+        </w:rPr>
+        <w:t>, improving maintainability and reducing unnecessary re-renders in complex UI modules.</w:t>
       </w:r>
     </w:p>
     <w:p>
@@ -1488,91 +1902,27 @@
         </w:numPr>
         <w:jc w:val="both"/>
         <w:rPr>
-          <w:rFonts w:ascii="Arial" w:hAnsi="Arial" w:cs="Arial"/>
-          <w:sz w:val="18"/>
-        </w:rPr>
-      </w:pPr>
-      <w:r>
-        <w:rPr>
-          <w:rFonts w:ascii="Arial" w:hAnsi="Arial" w:cs="Arial"/>
-          <w:sz w:val="18"/>
-        </w:rPr>
-        <w:t xml:space="preserve">Deployed services on </w:t>
-      </w:r>
-      <w:r>
-        <w:rPr>
-          <w:rStyle w:val="Strong"/>
-          <w:rFonts w:ascii="Arial" w:hAnsi="Arial" w:cs="Arial"/>
-          <w:sz w:val="18"/>
-        </w:rPr>
-        <w:t>EKS/ECS</w:t>
-      </w:r>
-      <w:r>
-        <w:rPr>
-          <w:rFonts w:ascii="Arial" w:hAnsi="Arial" w:cs="Arial"/>
-          <w:sz w:val="18"/>
-        </w:rPr>
-        <w:t xml:space="preserve"> and serverless paths on </w:t>
-      </w:r>
-      <w:r>
-        <w:rPr>
-          <w:rStyle w:val="Strong"/>
-          <w:rFonts w:ascii="Arial" w:hAnsi="Arial" w:cs="Arial"/>
-          <w:sz w:val="18"/>
-        </w:rPr>
-        <w:t>Lambda</w:t>
-      </w:r>
-      <w:r>
-        <w:rPr>
-          <w:rFonts w:ascii="Arial" w:hAnsi="Arial" w:cs="Arial"/>
-          <w:sz w:val="18"/>
-        </w:rPr>
-        <w:t xml:space="preserve"> behind </w:t>
-      </w:r>
-      <w:r>
-        <w:rPr>
-          <w:rStyle w:val="Strong"/>
-          <w:rFonts w:ascii="Arial" w:hAnsi="Arial" w:cs="Arial"/>
-          <w:sz w:val="18"/>
-        </w:rPr>
-        <w:t>API Gateway</w:t>
-      </w:r>
-      <w:r>
-        <w:rPr>
-          <w:rFonts w:ascii="Arial" w:hAnsi="Arial" w:cs="Arial"/>
-          <w:sz w:val="18"/>
-        </w:rPr>
-        <w:t xml:space="preserve">, using </w:t>
-      </w:r>
-      <w:r>
-        <w:rPr>
-          <w:rStyle w:val="Strong"/>
-          <w:rFonts w:ascii="Arial" w:hAnsi="Arial" w:cs="Arial"/>
-          <w:sz w:val="18"/>
-        </w:rPr>
-        <w:t>EventBridge</w:t>
-      </w:r>
-      <w:r>
-        <w:rPr>
-          <w:rFonts w:ascii="Arial" w:hAnsi="Arial" w:cs="Arial"/>
-          <w:sz w:val="18"/>
-        </w:rPr>
-        <w:t xml:space="preserve"> and </w:t>
-      </w:r>
-      <w:r>
-        <w:rPr>
-          <w:rStyle w:val="Strong"/>
-          <w:rFonts w:ascii="Arial" w:hAnsi="Arial" w:cs="Arial"/>
-          <w:sz w:val="18"/>
-        </w:rPr>
-        <w:t>Step Functions</w:t>
-      </w:r>
-      <w:r>
-        <w:rPr>
-          <w:rFonts w:ascii="Arial" w:hAnsi="Arial" w:cs="Arial"/>
-          <w:sz w:val="18"/>
-        </w:rPr>
-        <w:t xml:space="preserve"> for coordinated workflows.</w:t>
+          <w:sz w:val="22"/>
+        </w:rPr>
+      </w:pPr>
+      <w:r>
+        <w:rPr>
+          <w:sz w:val="22"/>
+        </w:rPr>
+        <w:t xml:space="preserve">Implemented </w:t>
+      </w:r>
+      <w:r>
+        <w:rPr>
+          <w:rStyle w:val="Strong"/>
+          <w:sz w:val="22"/>
+        </w:rPr>
+        <w:t>authentication and authorization using JWT and RBAC</w:t>
+      </w:r>
+      <w:r>
+        <w:rPr>
+          <w:sz w:val="22"/>
+        </w:rPr>
+        <w:t>, securing APIs and fixing privilege escalation bugs discovered during internal audits.</w:t>
       </w:r>
     </w:p>
     <w:p>
@@ -1584,61 +1934,79 @@
         </w:numPr>
         <w:jc w:val="both"/>
         <w:rPr>
-          <w:rFonts w:ascii="Arial" w:hAnsi="Arial" w:cs="Arial"/>
-          <w:sz w:val="18"/>
-        </w:rPr>
-      </w:pPr>
-      <w:r>
-        <w:rPr>
-          <w:rFonts w:ascii="Arial" w:hAnsi="Arial" w:cs="Arial"/>
-          <w:sz w:val="18"/>
-        </w:rPr>
-        <w:t xml:space="preserve">Automated delivery using </w:t>
-      </w:r>
-      <w:r>
-        <w:rPr>
-          <w:rStyle w:val="Strong"/>
-          <w:rFonts w:ascii="Arial" w:hAnsi="Arial" w:cs="Arial"/>
-          <w:sz w:val="18"/>
-        </w:rPr>
-        <w:t>GitHub Actions</w:t>
-      </w:r>
-      <w:r>
-        <w:rPr>
-          <w:rFonts w:ascii="Arial" w:hAnsi="Arial" w:cs="Arial"/>
-          <w:sz w:val="18"/>
-        </w:rPr>
-        <w:t xml:space="preserve">, </w:t>
-      </w:r>
-      <w:r>
-        <w:rPr>
-          <w:rStyle w:val="Strong"/>
-          <w:rFonts w:ascii="Arial" w:hAnsi="Arial" w:cs="Arial"/>
-          <w:sz w:val="18"/>
-        </w:rPr>
-        <w:t>GitLab CI</w:t>
-      </w:r>
-      <w:r>
-        <w:rPr>
-          <w:rFonts w:ascii="Arial" w:hAnsi="Arial" w:cs="Arial"/>
-          <w:sz w:val="18"/>
-        </w:rPr>
-        <w:t xml:space="preserve">, and </w:t>
-      </w:r>
-      <w:r>
-        <w:rPr>
-          <w:rStyle w:val="Strong"/>
-          <w:rFonts w:ascii="Arial" w:hAnsi="Arial" w:cs="Arial"/>
-          <w:sz w:val="18"/>
-        </w:rPr>
-        <w:t>Jenkins</w:t>
-      </w:r>
-      <w:r>
-        <w:rPr>
-          <w:rFonts w:ascii="Arial" w:hAnsi="Arial" w:cs="Arial"/>
-          <w:sz w:val="18"/>
-        </w:rPr>
-        <w:t>, enforcing unit/integration gates, build promotion, and environment parity through repeatable pipelines.</w:t>
+          <w:sz w:val="22"/>
+        </w:rPr>
+      </w:pPr>
+      <w:r>
+        <w:rPr>
+          <w:sz w:val="22"/>
+        </w:rPr>
+        <w:t xml:space="preserve">Improved </w:t>
+      </w:r>
+      <w:proofErr w:type="spellStart"/>
+      <w:r>
+        <w:rPr>
+          <w:sz w:val="22"/>
+        </w:rPr>
+        <w:t>observability</w:t>
+      </w:r>
+      <w:proofErr w:type="spellEnd"/>
+      <w:r>
+        <w:rPr>
+          <w:sz w:val="22"/>
+        </w:rPr>
+        <w:t xml:space="preserve"> with </w:t>
+      </w:r>
+      <w:proofErr w:type="spellStart"/>
+      <w:r>
+        <w:rPr>
+          <w:rStyle w:val="Strong"/>
+          <w:sz w:val="22"/>
+        </w:rPr>
+        <w:t>OpenTelemetry</w:t>
+      </w:r>
+      <w:proofErr w:type="spellEnd"/>
+      <w:r>
+        <w:rPr>
+          <w:rStyle w:val="Strong"/>
+          <w:sz w:val="22"/>
+        </w:rPr>
+        <w:t xml:space="preserve"> and </w:t>
+      </w:r>
+      <w:proofErr w:type="spellStart"/>
+      <w:r>
+        <w:rPr>
+          <w:rStyle w:val="Strong"/>
+          <w:sz w:val="22"/>
+        </w:rPr>
+        <w:t>Datadog</w:t>
+      </w:r>
+      <w:proofErr w:type="spellEnd"/>
+      <w:r>
+        <w:rPr>
+          <w:rStyle w:val="Strong"/>
+          <w:sz w:val="22"/>
+        </w:rPr>
+        <w:t xml:space="preserve"> dashboards</w:t>
+      </w:r>
+      <w:r>
+        <w:rPr>
+          <w:sz w:val="22"/>
+        </w:rPr>
+        <w:t xml:space="preserve">, reducing mean time to resolution (MTTR) by </w:t>
+      </w:r>
+      <w:r>
+        <w:rPr>
+          <w:rStyle w:val="Strong"/>
+          <w:sz w:val="22"/>
+        </w:rPr>
+        <w:t>30%</w:t>
+      </w:r>
+      <w:r>
+        <w:rPr>
+          <w:sz w:val="22"/>
+        </w:rPr>
+        <w:t xml:space="preserve"> through actionable monitoring insights.</w:t>
       </w:r>
     </w:p>
     <w:p>
@@ -1650,163 +2018,27 @@
         </w:numPr>
         <w:jc w:val="both"/>
         <w:rPr>
-          <w:rFonts w:ascii="Arial" w:hAnsi="Arial" w:cs="Arial"/>
-          <w:sz w:val="18"/>
-        </w:rPr>
-      </w:pPr>
-      <w:r>
-        <w:rPr>
-          <w:rFonts w:ascii="Arial" w:hAnsi="Arial" w:cs="Arial"/>
-          <w:sz w:val="18"/>
-        </w:rPr>
-        <w:t xml:space="preserve">Managed infrastructure changes via </w:t>
-      </w:r>
-      <w:r>
-        <w:rPr>
-          <w:rStyle w:val="Strong"/>
-          <w:rFonts w:ascii="Arial" w:hAnsi="Arial" w:cs="Arial"/>
-          <w:sz w:val="18"/>
-        </w:rPr>
-        <w:t>Terraform</w:t>
-      </w:r>
-      <w:r>
-        <w:rPr>
-          <w:rFonts w:ascii="Arial" w:hAnsi="Arial" w:cs="Arial"/>
-          <w:sz w:val="18"/>
-        </w:rPr>
-        <w:t xml:space="preserve"> and </w:t>
-      </w:r>
-      <w:r>
-        <w:rPr>
-          <w:rStyle w:val="Strong"/>
-          <w:rFonts w:ascii="Arial" w:hAnsi="Arial" w:cs="Arial"/>
-          <w:sz w:val="18"/>
-        </w:rPr>
-        <w:t>CloudFormation</w:t>
-      </w:r>
-      <w:r>
-        <w:rPr>
-          <w:rFonts w:ascii="Arial" w:hAnsi="Arial" w:cs="Arial"/>
-          <w:sz w:val="18"/>
-        </w:rPr>
-        <w:t xml:space="preserve">, applying least-privilege </w:t>
-      </w:r>
-      <w:r>
-        <w:rPr>
-          <w:rStyle w:val="Strong"/>
-          <w:rFonts w:ascii="Arial" w:hAnsi="Arial" w:cs="Arial"/>
-          <w:sz w:val="18"/>
-        </w:rPr>
-        <w:t>IAM</w:t>
-      </w:r>
-      <w:r>
-        <w:rPr>
-          <w:rFonts w:ascii="Arial" w:hAnsi="Arial" w:cs="Arial"/>
-          <w:sz w:val="18"/>
-        </w:rPr>
-        <w:t xml:space="preserve"> policies and auditable change processes for production safety.</w:t>
-      </w:r>
-    </w:p>
-    <w:p>
-      <w:pPr>
-        <w:pStyle w:val="NormalWeb"/>
-        <w:numPr>
-          <w:ilvl w:val="0"/>
-          <w:numId w:val="5"/>
-        </w:numPr>
-        <w:jc w:val="both"/>
-        <w:rPr>
-          <w:rFonts w:ascii="Arial" w:hAnsi="Arial" w:cs="Arial"/>
-          <w:sz w:val="18"/>
-        </w:rPr>
-      </w:pPr>
-      <w:r>
-        <w:rPr>
-          <w:rFonts w:ascii="Arial" w:hAnsi="Arial" w:cs="Arial"/>
-          <w:sz w:val="18"/>
-        </w:rPr>
-        <w:lastRenderedPageBreak/>
-        <w:t xml:space="preserve">Added contract validation with </w:t>
-      </w:r>
-      <w:r>
-        <w:rPr>
-          <w:rStyle w:val="Strong"/>
-          <w:rFonts w:ascii="Arial" w:hAnsi="Arial" w:cs="Arial"/>
-          <w:sz w:val="18"/>
-        </w:rPr>
-        <w:t>Pact-style</w:t>
-      </w:r>
-      <w:r>
-        <w:rPr>
-          <w:rFonts w:ascii="Arial" w:hAnsi="Arial" w:cs="Arial"/>
-          <w:sz w:val="18"/>
-        </w:rPr>
-        <w:t xml:space="preserve"> API contract tests, plus UI and E2E coverage using </w:t>
-      </w:r>
-      <w:r>
-        <w:rPr>
-          <w:rStyle w:val="Strong"/>
-          <w:rFonts w:ascii="Arial" w:hAnsi="Arial" w:cs="Arial"/>
-          <w:sz w:val="18"/>
-        </w:rPr>
-        <w:t>Jest</w:t>
-      </w:r>
-      <w:r>
-        <w:rPr>
-          <w:rFonts w:ascii="Arial" w:hAnsi="Arial" w:cs="Arial"/>
-          <w:sz w:val="18"/>
-        </w:rPr>
-        <w:t xml:space="preserve">, </w:t>
-      </w:r>
-      <w:r>
-        <w:rPr>
-          <w:rStyle w:val="Strong"/>
-          <w:rFonts w:ascii="Arial" w:hAnsi="Arial" w:cs="Arial"/>
-          <w:sz w:val="18"/>
-        </w:rPr>
-        <w:t>Cypress</w:t>
-      </w:r>
-      <w:r>
-        <w:rPr>
-          <w:rFonts w:ascii="Arial" w:hAnsi="Arial" w:cs="Arial"/>
-          <w:sz w:val="18"/>
-        </w:rPr>
-        <w:t xml:space="preserve">, and </w:t>
-      </w:r>
-      <w:r>
-        <w:rPr>
-          <w:rStyle w:val="Strong"/>
-          <w:rFonts w:ascii="Arial" w:hAnsi="Arial" w:cs="Arial"/>
-          <w:sz w:val="18"/>
-        </w:rPr>
-        <w:t>Playwright</w:t>
-      </w:r>
-      <w:r>
-        <w:rPr>
-          <w:rFonts w:ascii="Arial" w:hAnsi="Arial" w:cs="Arial"/>
-          <w:sz w:val="18"/>
-        </w:rPr>
-        <w:t xml:space="preserve"> to prevent breaking changes.</w:t>
-      </w:r>
-    </w:p>
-    <w:p>
-      <w:pPr>
-        <w:pStyle w:val="NormalWeb"/>
-        <w:numPr>
-          <w:ilvl w:val="0"/>
-          <w:numId w:val="5"/>
-        </w:numPr>
-        <w:jc w:val="both"/>
-        <w:rPr>
-          <w:sz w:val="22"/>
-        </w:rPr>
-      </w:pPr>
-      <w:r>
-        <w:rPr>
-          <w:rFonts w:ascii="Arial" w:hAnsi="Arial" w:cs="Arial"/>
-          <w:sz w:val="18"/>
-        </w:rPr>
-        <w:t>Mentored engineers through code reviews and architecture sessions, building shared runbooks and incident habits that improved ownership and reduced on-call noise.</w:t>
+          <w:sz w:val="22"/>
+        </w:rPr>
+      </w:pPr>
+      <w:r>
+        <w:rPr>
+          <w:sz w:val="22"/>
+        </w:rPr>
+        <w:t xml:space="preserve">Delivered new feature modules using </w:t>
+      </w:r>
+      <w:r>
+        <w:rPr>
+          <w:rStyle w:val="Strong"/>
+          <w:sz w:val="22"/>
+        </w:rPr>
+        <w:t>modular Angular architecture</w:t>
+      </w:r>
+      <w:r>
+        <w:rPr>
+          <w:sz w:val="22"/>
+        </w:rPr>
+        <w:t>, enabling faster onboarding and scalable feature expansion without impacting existing systems.</w:t>
       </w:r>
     </w:p>
     <w:p>
@@ -1830,7 +2062,27 @@
           <w:sz w:val="21"/>
           <w:szCs w:val="21"/>
         </w:rPr>
-        <w:t>High Touch Technologies  |  June 2018 - December 2020</w:t>
+        <w:t xml:space="preserve">High Touch </w:t>
+      </w:r>
+      <w:proofErr w:type="gramStart"/>
+      <w:r>
+        <w:rPr>
+          <w:rFonts w:ascii="Arial" w:eastAsia="Arial" w:hAnsi="Arial" w:cs="Arial"/>
+          <w:color w:val="555555"/>
+          <w:sz w:val="21"/>
+          <w:szCs w:val="21"/>
+        </w:rPr>
+        <w:t>Technologies  |</w:t>
+      </w:r>
+      <w:proofErr w:type="gramEnd"/>
+      <w:r>
+        <w:rPr>
+          <w:rFonts w:ascii="Arial" w:eastAsia="Arial" w:hAnsi="Arial" w:cs="Arial"/>
+          <w:color w:val="555555"/>
+          <w:sz w:val="21"/>
+          <w:szCs w:val="21"/>
+        </w:rPr>
+        <w:t xml:space="preserve">  June 2018 - December 2020</w:t>
       </w:r>
     </w:p>
     <w:p>
@@ -1838,39 +2090,44 @@
         <w:pStyle w:val="NormalWeb"/>
         <w:numPr>
           <w:ilvl w:val="0"/>
-          <w:numId w:val="6"/>
+          <w:numId w:val="23"/>
         </w:numPr>
         <w:jc w:val="both"/>
         <w:rPr>
-          <w:rFonts w:ascii="Arial" w:hAnsi="Arial" w:cs="Arial"/>
-          <w:sz w:val="18"/>
-          <w:szCs w:val="20"/>
-        </w:rPr>
-      </w:pPr>
-      <w:r>
-        <w:rPr>
-          <w:rFonts w:ascii="Arial" w:hAnsi="Arial" w:cs="Arial"/>
-          <w:sz w:val="18"/>
-          <w:szCs w:val="20"/>
-        </w:rPr>
-        <w:t xml:space="preserve">Owned a complex </w:t>
-      </w:r>
-      <w:r>
-        <w:rPr>
-          <w:rStyle w:val="Strong"/>
-          <w:rFonts w:ascii="Arial" w:hAnsi="Arial" w:cs="Arial"/>
-          <w:sz w:val="18"/>
-          <w:szCs w:val="20"/>
-        </w:rPr>
-        <w:t>Angular</w:t>
-      </w:r>
-      <w:r>
-        <w:rPr>
-          <w:rFonts w:ascii="Arial" w:hAnsi="Arial" w:cs="Arial"/>
-          <w:sz w:val="18"/>
-          <w:szCs w:val="20"/>
-        </w:rPr>
-        <w:t xml:space="preserve"> application and restructured feature boundaries to reduce coupling while improving delivery speed across multiple teams.</w:t>
+          <w:sz w:val="22"/>
+        </w:rPr>
+      </w:pPr>
+      <w:r>
+        <w:rPr>
+          <w:sz w:val="22"/>
+        </w:rPr>
+        <w:t xml:space="preserve">Built enterprise business applications using </w:t>
+      </w:r>
+      <w:r>
+        <w:rPr>
+          <w:rStyle w:val="Strong"/>
+          <w:sz w:val="22"/>
+        </w:rPr>
+        <w:t>Angular (v10–v13)</w:t>
+      </w:r>
+      <w:r>
+        <w:rPr>
+          <w:sz w:val="22"/>
+        </w:rPr>
+        <w:t xml:space="preserve"> and </w:t>
+      </w:r>
+      <w:r>
+        <w:rPr>
+          <w:rStyle w:val="Strong"/>
+          <w:sz w:val="22"/>
+        </w:rPr>
+        <w:t>Node.js (v12–v16)</w:t>
+      </w:r>
+      <w:r>
+        <w:rPr>
+          <w:sz w:val="22"/>
+        </w:rPr>
+        <w:t>, focusing on scalable UI workflows and backend services for data-heavy operations.</w:t>
       </w:r>
     </w:p>
     <w:p>
@@ -1878,39 +2135,40 @@
         <w:pStyle w:val="NormalWeb"/>
         <w:numPr>
           <w:ilvl w:val="0"/>
-          <w:numId w:val="6"/>
+          <w:numId w:val="23"/>
         </w:numPr>
         <w:jc w:val="both"/>
         <w:rPr>
-          <w:rFonts w:ascii="Arial" w:hAnsi="Arial" w:cs="Arial"/>
-          <w:sz w:val="18"/>
-          <w:szCs w:val="20"/>
-        </w:rPr>
-      </w:pPr>
-      <w:r>
-        <w:rPr>
-          <w:rFonts w:ascii="Arial" w:hAnsi="Arial" w:cs="Arial"/>
-          <w:sz w:val="18"/>
-          <w:szCs w:val="20"/>
-        </w:rPr>
-        <w:t xml:space="preserve">Implemented </w:t>
-      </w:r>
-      <w:r>
-        <w:rPr>
-          <w:rStyle w:val="Strong"/>
-          <w:rFonts w:ascii="Arial" w:hAnsi="Arial" w:cs="Arial"/>
-          <w:sz w:val="18"/>
-          <w:szCs w:val="20"/>
-        </w:rPr>
-        <w:t>RxJS</w:t>
-      </w:r>
-      <w:r>
-        <w:rPr>
-          <w:rFonts w:ascii="Arial" w:hAnsi="Arial" w:cs="Arial"/>
-          <w:sz w:val="18"/>
-          <w:szCs w:val="20"/>
-        </w:rPr>
-        <w:t>-driven data orchestration for concurrent requests and streaming updates, eliminating race conditions and intermittent UI states.</w:t>
+          <w:sz w:val="22"/>
+        </w:rPr>
+      </w:pPr>
+      <w:r>
+        <w:rPr>
+          <w:sz w:val="22"/>
+        </w:rPr>
+        <w:t xml:space="preserve">Resolved concurrency issues causing duplicate transactions by implementing </w:t>
+      </w:r>
+      <w:proofErr w:type="spellStart"/>
+      <w:r>
+        <w:rPr>
+          <w:rStyle w:val="Strong"/>
+          <w:sz w:val="22"/>
+        </w:rPr>
+        <w:t>idempotency</w:t>
+      </w:r>
+      <w:proofErr w:type="spellEnd"/>
+      <w:r>
+        <w:rPr>
+          <w:rStyle w:val="Strong"/>
+          <w:sz w:val="22"/>
+        </w:rPr>
+        <w:t xml:space="preserve"> keys and database constraints</w:t>
+      </w:r>
+      <w:r>
+        <w:rPr>
+          <w:sz w:val="22"/>
+        </w:rPr>
+        <w:t>, improving data integrity across distributed systems.</w:t>
       </w:r>
     </w:p>
     <w:p>
@@ -1918,39 +2176,31 @@
         <w:pStyle w:val="NormalWeb"/>
         <w:numPr>
           <w:ilvl w:val="0"/>
-          <w:numId w:val="6"/>
+          <w:numId w:val="23"/>
         </w:numPr>
         <w:jc w:val="both"/>
         <w:rPr>
-          <w:rFonts w:ascii="Arial" w:hAnsi="Arial" w:cs="Arial"/>
-          <w:sz w:val="18"/>
-          <w:szCs w:val="20"/>
-        </w:rPr>
-      </w:pPr>
-      <w:r>
-        <w:rPr>
-          <w:rFonts w:ascii="Arial" w:hAnsi="Arial" w:cs="Arial"/>
-          <w:sz w:val="18"/>
-          <w:szCs w:val="20"/>
-        </w:rPr>
-        <w:t xml:space="preserve">Built </w:t>
-      </w:r>
-      <w:r>
-        <w:rPr>
-          <w:rStyle w:val="Strong"/>
-          <w:rFonts w:ascii="Arial" w:hAnsi="Arial" w:cs="Arial"/>
-          <w:sz w:val="18"/>
-          <w:szCs w:val="20"/>
-        </w:rPr>
-        <w:t>Node.js / Express</w:t>
-      </w:r>
-      <w:r>
-        <w:rPr>
-          <w:rFonts w:ascii="Arial" w:hAnsi="Arial" w:cs="Arial"/>
-          <w:sz w:val="18"/>
-          <w:szCs w:val="20"/>
-        </w:rPr>
-        <w:t xml:space="preserve"> APIs with standardized pagination, filtering, validation, and consistent error envelopes to stabilize consumer integrations.</w:t>
+          <w:sz w:val="22"/>
+        </w:rPr>
+      </w:pPr>
+      <w:r>
+        <w:rPr>
+          <w:sz w:val="22"/>
+        </w:rPr>
+        <w:t xml:space="preserve">Migrated legacy frontend modules to </w:t>
+      </w:r>
+      <w:r>
+        <w:rPr>
+          <w:rStyle w:val="Strong"/>
+          <w:sz w:val="22"/>
+        </w:rPr>
+        <w:t>Angular framework</w:t>
+      </w:r>
+      <w:r>
+        <w:rPr>
+          <w:sz w:val="22"/>
+        </w:rPr>
+        <w:t>, replacing server-rendered pages and improving user experience and responsiveness significantly.</w:t>
       </w:r>
     </w:p>
     <w:p>
@@ -1958,39 +2208,45 @@
         <w:pStyle w:val="NormalWeb"/>
         <w:numPr>
           <w:ilvl w:val="0"/>
-          <w:numId w:val="6"/>
+          <w:numId w:val="23"/>
         </w:numPr>
         <w:jc w:val="both"/>
         <w:rPr>
-          <w:rFonts w:ascii="Arial" w:hAnsi="Arial" w:cs="Arial"/>
-          <w:sz w:val="18"/>
-          <w:szCs w:val="20"/>
-        </w:rPr>
-      </w:pPr>
-      <w:r>
-        <w:rPr>
-          <w:rFonts w:ascii="Arial" w:hAnsi="Arial" w:cs="Arial"/>
-          <w:sz w:val="18"/>
-          <w:szCs w:val="20"/>
-        </w:rPr>
-        <w:t xml:space="preserve">Introduced role-sensitive workflows using </w:t>
-      </w:r>
-      <w:r>
-        <w:rPr>
-          <w:rStyle w:val="Strong"/>
-          <w:rFonts w:ascii="Arial" w:hAnsi="Arial" w:cs="Arial"/>
-          <w:sz w:val="18"/>
-          <w:szCs w:val="20"/>
-        </w:rPr>
-        <w:t>JWT</w:t>
-      </w:r>
-      <w:r>
-        <w:rPr>
-          <w:rFonts w:ascii="Arial" w:hAnsi="Arial" w:cs="Arial"/>
-          <w:sz w:val="18"/>
-          <w:szCs w:val="20"/>
-        </w:rPr>
-        <w:t>-backed authorization patterns and maintainable route guards aligned with backend enforcement.</w:t>
+          <w:sz w:val="22"/>
+        </w:rPr>
+      </w:pPr>
+      <w:r>
+        <w:rPr>
+          <w:sz w:val="22"/>
+        </w:rPr>
+        <w:t xml:space="preserve">Designed </w:t>
+      </w:r>
+      <w:proofErr w:type="spellStart"/>
+      <w:r>
+        <w:rPr>
+          <w:sz w:val="22"/>
+        </w:rPr>
+        <w:t>RESTful</w:t>
+      </w:r>
+      <w:proofErr w:type="spellEnd"/>
+      <w:r>
+        <w:rPr>
+          <w:sz w:val="22"/>
+        </w:rPr>
+        <w:t xml:space="preserve"> APIs with </w:t>
+      </w:r>
+      <w:r>
+        <w:rPr>
+          <w:rStyle w:val="Strong"/>
+          <w:sz w:val="22"/>
+        </w:rPr>
+        <w:t>Express.js</w:t>
+      </w:r>
+      <w:r>
+        <w:rPr>
+          <w:sz w:val="22"/>
+        </w:rPr>
+        <w:t>, ensuring clear service boundaries and improving API performance under concurrent workloads.</w:t>
       </w:r>
     </w:p>
     <w:p>
@@ -1998,39 +2254,40 @@
         <w:pStyle w:val="NormalWeb"/>
         <w:numPr>
           <w:ilvl w:val="0"/>
-          <w:numId w:val="6"/>
+          <w:numId w:val="23"/>
         </w:numPr>
         <w:jc w:val="both"/>
         <w:rPr>
-          <w:rFonts w:ascii="Arial" w:hAnsi="Arial" w:cs="Arial"/>
-          <w:sz w:val="18"/>
-          <w:szCs w:val="20"/>
-        </w:rPr>
-      </w:pPr>
-      <w:r>
-        <w:rPr>
-          <w:rFonts w:ascii="Arial" w:hAnsi="Arial" w:cs="Arial"/>
-          <w:sz w:val="18"/>
-          <w:szCs w:val="20"/>
-        </w:rPr>
-        <w:t xml:space="preserve">Improved performance by removing redundant HTTP calls, introducing safe caching with </w:t>
-      </w:r>
-      <w:r>
-        <w:rPr>
-          <w:rStyle w:val="Strong"/>
-          <w:rFonts w:ascii="Arial" w:hAnsi="Arial" w:cs="Arial"/>
-          <w:sz w:val="18"/>
-          <w:szCs w:val="20"/>
-        </w:rPr>
-        <w:t>Redis</w:t>
-      </w:r>
-      <w:r>
-        <w:rPr>
-          <w:rFonts w:ascii="Arial" w:hAnsi="Arial" w:cs="Arial"/>
-          <w:sz w:val="18"/>
-          <w:szCs w:val="20"/>
-        </w:rPr>
-        <w:t>, and optimizing heavy table rendering for daily power users.</w:t>
+          <w:sz w:val="22"/>
+        </w:rPr>
+      </w:pPr>
+      <w:r>
+        <w:rPr>
+          <w:sz w:val="22"/>
+        </w:rPr>
+        <w:t xml:space="preserve">Fixed recurring API timeout issues by tuning </w:t>
+      </w:r>
+      <w:proofErr w:type="spellStart"/>
+      <w:r>
+        <w:rPr>
+          <w:rStyle w:val="Strong"/>
+          <w:sz w:val="22"/>
+        </w:rPr>
+        <w:t>Nginx</w:t>
+      </w:r>
+      <w:proofErr w:type="spellEnd"/>
+      <w:r>
+        <w:rPr>
+          <w:rStyle w:val="Strong"/>
+          <w:sz w:val="22"/>
+        </w:rPr>
+        <w:t xml:space="preserve"> and backend request handling</w:t>
+      </w:r>
+      <w:r>
+        <w:rPr>
+          <w:sz w:val="22"/>
+        </w:rPr>
+        <w:t>, stabilizing production services during traffic spikes.</w:t>
       </w:r>
     </w:p>
     <w:p>
@@ -2038,73 +2295,35 @@
         <w:pStyle w:val="NormalWeb"/>
         <w:numPr>
           <w:ilvl w:val="0"/>
-          <w:numId w:val="6"/>
+          <w:numId w:val="23"/>
         </w:numPr>
         <w:jc w:val="both"/>
         <w:rPr>
-          <w:rFonts w:ascii="Arial" w:hAnsi="Arial" w:cs="Arial"/>
-          <w:sz w:val="18"/>
-          <w:szCs w:val="20"/>
-        </w:rPr>
-      </w:pPr>
-      <w:r>
-        <w:rPr>
-          <w:rFonts w:ascii="Arial" w:hAnsi="Arial" w:cs="Arial"/>
-          <w:sz w:val="18"/>
-          <w:szCs w:val="20"/>
-        </w:rPr>
-        <w:t xml:space="preserve">Delivered robust async processing using </w:t>
-      </w:r>
-      <w:r>
-        <w:rPr>
-          <w:rStyle w:val="Strong"/>
-          <w:rFonts w:ascii="Arial" w:hAnsi="Arial" w:cs="Arial"/>
-          <w:sz w:val="18"/>
-          <w:szCs w:val="20"/>
-        </w:rPr>
-        <w:t>AWS SQS/SNS</w:t>
-      </w:r>
-      <w:r>
-        <w:rPr>
-          <w:rFonts w:ascii="Arial" w:hAnsi="Arial" w:cs="Arial"/>
-          <w:sz w:val="18"/>
-          <w:szCs w:val="20"/>
-        </w:rPr>
-        <w:t xml:space="preserve"> with retry/DLQ patterns, and expanded throughput options with </w:t>
-      </w:r>
-      <w:r>
-        <w:rPr>
-          <w:rStyle w:val="Strong"/>
-          <w:rFonts w:ascii="Arial" w:hAnsi="Arial" w:cs="Arial"/>
-          <w:sz w:val="18"/>
-          <w:szCs w:val="20"/>
-        </w:rPr>
-        <w:t>Kafka</w:t>
-      </w:r>
-      <w:r>
-        <w:rPr>
-          <w:rFonts w:ascii="Arial" w:hAnsi="Arial" w:cs="Arial"/>
-          <w:sz w:val="18"/>
-          <w:szCs w:val="20"/>
-        </w:rPr>
-        <w:t xml:space="preserve"> and </w:t>
-      </w:r>
-      <w:r>
-        <w:rPr>
-          <w:rStyle w:val="Strong"/>
-          <w:rFonts w:ascii="Arial" w:hAnsi="Arial" w:cs="Arial"/>
-          <w:sz w:val="18"/>
-          <w:szCs w:val="20"/>
-        </w:rPr>
-        <w:t>RabbitMQ</w:t>
-      </w:r>
-      <w:r>
-        <w:rPr>
-          <w:rFonts w:ascii="Arial" w:hAnsi="Arial" w:cs="Arial"/>
-          <w:sz w:val="18"/>
-          <w:szCs w:val="20"/>
-        </w:rPr>
-        <w:t xml:space="preserve"> where needed.</w:t>
+          <w:sz w:val="22"/>
+        </w:rPr>
+      </w:pPr>
+      <w:r>
+        <w:rPr>
+          <w:sz w:val="22"/>
+        </w:rPr>
+        <w:t xml:space="preserve">Implemented caching strategies using </w:t>
+      </w:r>
+      <w:proofErr w:type="spellStart"/>
+      <w:proofErr w:type="gramStart"/>
+      <w:r>
+        <w:rPr>
+          <w:rStyle w:val="Strong"/>
+          <w:sz w:val="22"/>
+        </w:rPr>
+        <w:t>Redis</w:t>
+      </w:r>
+      <w:proofErr w:type="spellEnd"/>
+      <w:proofErr w:type="gramEnd"/>
+      <w:r>
+        <w:rPr>
+          <w:sz w:val="22"/>
+        </w:rPr>
+        <w:t>, reducing database load and improving response times for frequently accessed data.</w:t>
       </w:r>
     </w:p>
     <w:p>
@@ -2112,39 +2331,18 @@
         <w:pStyle w:val="NormalWeb"/>
         <w:numPr>
           <w:ilvl w:val="0"/>
-          <w:numId w:val="6"/>
+          <w:numId w:val="23"/>
         </w:numPr>
         <w:jc w:val="both"/>
         <w:rPr>
-          <w:rFonts w:ascii="Arial" w:hAnsi="Arial" w:cs="Arial"/>
-          <w:sz w:val="18"/>
-          <w:szCs w:val="20"/>
-        </w:rPr>
-      </w:pPr>
-      <w:r>
-        <w:rPr>
-          <w:rFonts w:ascii="Arial" w:hAnsi="Arial" w:cs="Arial"/>
-          <w:sz w:val="18"/>
-          <w:szCs w:val="20"/>
-        </w:rPr>
-        <w:t xml:space="preserve">Added search capabilities via </w:t>
-      </w:r>
-      <w:r>
-        <w:rPr>
-          <w:rStyle w:val="Strong"/>
-          <w:rFonts w:ascii="Arial" w:hAnsi="Arial" w:cs="Arial"/>
-          <w:sz w:val="18"/>
-          <w:szCs w:val="20"/>
-        </w:rPr>
-        <w:t>Elasticsearch/OpenSearch</w:t>
-      </w:r>
-      <w:r>
-        <w:rPr>
-          <w:rFonts w:ascii="Arial" w:hAnsi="Arial" w:cs="Arial"/>
-          <w:sz w:val="18"/>
-          <w:szCs w:val="20"/>
-        </w:rPr>
-        <w:t>, enabling operational filtering and reducing time-to-find for support and customer teams.</w:t>
+          <w:sz w:val="22"/>
+        </w:rPr>
+      </w:pPr>
+      <w:r>
+        <w:rPr>
+          <w:sz w:val="22"/>
+        </w:rPr>
+        <w:t>Developed background job processing pipelines for batch operations, eliminating blocking operations in user-facing APIs.</w:t>
       </w:r>
     </w:p>
     <w:p>
@@ -2152,39 +2350,18 @@
         <w:pStyle w:val="NormalWeb"/>
         <w:numPr>
           <w:ilvl w:val="0"/>
-          <w:numId w:val="6"/>
+          <w:numId w:val="23"/>
         </w:numPr>
         <w:jc w:val="both"/>
         <w:rPr>
-          <w:rFonts w:ascii="Arial" w:hAnsi="Arial" w:cs="Arial"/>
-          <w:sz w:val="18"/>
-          <w:szCs w:val="20"/>
-        </w:rPr>
-      </w:pPr>
-      <w:r>
-        <w:rPr>
-          <w:rFonts w:ascii="Arial" w:hAnsi="Arial" w:cs="Arial"/>
-          <w:sz w:val="18"/>
-          <w:szCs w:val="20"/>
-        </w:rPr>
-        <w:t xml:space="preserve">Strengthened database reliability across </w:t>
-      </w:r>
-      <w:r>
-        <w:rPr>
-          <w:rStyle w:val="Strong"/>
-          <w:rFonts w:ascii="Arial" w:hAnsi="Arial" w:cs="Arial"/>
-          <w:sz w:val="18"/>
-          <w:szCs w:val="20"/>
-        </w:rPr>
-        <w:t>PostgreSQL/MySQL</w:t>
-      </w:r>
-      <w:r>
-        <w:rPr>
-          <w:rFonts w:ascii="Arial" w:hAnsi="Arial" w:cs="Arial"/>
-          <w:sz w:val="18"/>
-          <w:szCs w:val="20"/>
-        </w:rPr>
-        <w:t xml:space="preserve"> with indexing, query tuning, and migration practices designed for low-downtime releases.</w:t>
+          <w:sz w:val="22"/>
+        </w:rPr>
+      </w:pPr>
+      <w:r>
+        <w:rPr>
+          <w:sz w:val="22"/>
+        </w:rPr>
+        <w:t>Improved frontend performance by optimizing Angular change detection and reducing unnecessary DOM updates in large data tables.</w:t>
       </w:r>
     </w:p>
     <w:p>
@@ -2192,73 +2369,40 @@
         <w:pStyle w:val="NormalWeb"/>
         <w:numPr>
           <w:ilvl w:val="0"/>
-          <w:numId w:val="6"/>
+          <w:numId w:val="23"/>
         </w:numPr>
         <w:jc w:val="both"/>
         <w:rPr>
-          <w:rFonts w:ascii="Arial" w:hAnsi="Arial" w:cs="Arial"/>
-          <w:sz w:val="18"/>
-          <w:szCs w:val="20"/>
-        </w:rPr>
-      </w:pPr>
-      <w:r>
-        <w:rPr>
-          <w:rFonts w:ascii="Arial" w:hAnsi="Arial" w:cs="Arial"/>
-          <w:sz w:val="18"/>
-          <w:szCs w:val="20"/>
-        </w:rPr>
-        <w:t xml:space="preserve">Standardized CI quality gates across </w:t>
-      </w:r>
-      <w:r>
-        <w:rPr>
-          <w:rStyle w:val="Strong"/>
-          <w:rFonts w:ascii="Arial" w:hAnsi="Arial" w:cs="Arial"/>
-          <w:sz w:val="18"/>
-          <w:szCs w:val="20"/>
-        </w:rPr>
-        <w:t>Jenkins</w:t>
-      </w:r>
-      <w:r>
-        <w:rPr>
-          <w:rFonts w:ascii="Arial" w:hAnsi="Arial" w:cs="Arial"/>
-          <w:sz w:val="18"/>
-          <w:szCs w:val="20"/>
-        </w:rPr>
-        <w:t xml:space="preserve">, </w:t>
-      </w:r>
-      <w:r>
-        <w:rPr>
-          <w:rStyle w:val="Strong"/>
-          <w:rFonts w:ascii="Arial" w:hAnsi="Arial" w:cs="Arial"/>
-          <w:sz w:val="18"/>
-          <w:szCs w:val="20"/>
-        </w:rPr>
-        <w:t>CircleCI</w:t>
-      </w:r>
-      <w:r>
-        <w:rPr>
-          <w:rFonts w:ascii="Arial" w:hAnsi="Arial" w:cs="Arial"/>
-          <w:sz w:val="18"/>
-          <w:szCs w:val="20"/>
-        </w:rPr>
-        <w:t xml:space="preserve">, and </w:t>
-      </w:r>
-      <w:r>
-        <w:rPr>
-          <w:rStyle w:val="Strong"/>
-          <w:rFonts w:ascii="Arial" w:hAnsi="Arial" w:cs="Arial"/>
-          <w:sz w:val="18"/>
-          <w:szCs w:val="20"/>
-        </w:rPr>
-        <w:t>Azure DevOps</w:t>
-      </w:r>
-      <w:r>
-        <w:rPr>
-          <w:rFonts w:ascii="Arial" w:hAnsi="Arial" w:cs="Arial"/>
-          <w:sz w:val="18"/>
-          <w:szCs w:val="20"/>
-        </w:rPr>
-        <w:t>, improving merge confidence through automated checks and repeatable releases.</w:t>
+          <w:sz w:val="22"/>
+        </w:rPr>
+      </w:pPr>
+      <w:r>
+        <w:rPr>
+          <w:sz w:val="22"/>
+        </w:rPr>
+        <w:t xml:space="preserve">Enhanced CI/CD workflows in </w:t>
+      </w:r>
+      <w:r>
+        <w:rPr>
+          <w:rStyle w:val="Strong"/>
+          <w:sz w:val="22"/>
+        </w:rPr>
+        <w:t xml:space="preserve">Azure </w:t>
+      </w:r>
+      <w:proofErr w:type="spellStart"/>
+      <w:r>
+        <w:rPr>
+          <w:rStyle w:val="Strong"/>
+          <w:sz w:val="22"/>
+        </w:rPr>
+        <w:t>DevOps</w:t>
+      </w:r>
+      <w:proofErr w:type="spellEnd"/>
+      <w:r>
+        <w:rPr>
+          <w:sz w:val="22"/>
+        </w:rPr>
+        <w:t>, reducing deployment failures and improving release consistency across environments.</w:t>
       </w:r>
     </w:p>
     <w:p>
@@ -2266,56 +2410,33 @@
         <w:pStyle w:val="NormalWeb"/>
         <w:numPr>
           <w:ilvl w:val="0"/>
-          <w:numId w:val="6"/>
+          <w:numId w:val="23"/>
         </w:numPr>
         <w:jc w:val="both"/>
         <w:rPr>
-          <w:rFonts w:ascii="Arial" w:hAnsi="Arial" w:cs="Arial"/>
-          <w:sz w:val="18"/>
-          <w:szCs w:val="20"/>
-        </w:rPr>
-      </w:pPr>
-      <w:r>
-        <w:rPr>
-          <w:rFonts w:ascii="Arial" w:hAnsi="Arial" w:cs="Arial"/>
-          <w:sz w:val="18"/>
-          <w:szCs w:val="20"/>
-        </w:rPr>
-        <w:t xml:space="preserve">Built observability foundations using structured logging and </w:t>
-      </w:r>
-      <w:r>
-        <w:rPr>
-          <w:rStyle w:val="Strong"/>
-          <w:rFonts w:ascii="Arial" w:hAnsi="Arial" w:cs="Arial"/>
-          <w:sz w:val="18"/>
-          <w:szCs w:val="20"/>
-        </w:rPr>
-        <w:t>CloudWatch/Datadog</w:t>
-      </w:r>
-      <w:r>
-        <w:rPr>
-          <w:rFonts w:ascii="Arial" w:hAnsi="Arial" w:cs="Arial"/>
-          <w:sz w:val="18"/>
-          <w:szCs w:val="20"/>
-        </w:rPr>
-        <w:t xml:space="preserve"> metrics, plus actionable dashboards in </w:t>
-      </w:r>
-      <w:r>
-        <w:rPr>
-          <w:rStyle w:val="Strong"/>
-          <w:rFonts w:ascii="Arial" w:hAnsi="Arial" w:cs="Arial"/>
-          <w:sz w:val="18"/>
-          <w:szCs w:val="20"/>
-        </w:rPr>
-        <w:t>Grafana</w:t>
-      </w:r>
-      <w:r>
-        <w:rPr>
-          <w:rFonts w:ascii="Arial" w:hAnsi="Arial" w:cs="Arial"/>
-          <w:sz w:val="18"/>
-          <w:szCs w:val="20"/>
-        </w:rPr>
-        <w:t xml:space="preserve"> for rapid RCA.</w:t>
+          <w:sz w:val="22"/>
+        </w:rPr>
+      </w:pPr>
+      <w:r>
+        <w:rPr>
+          <w:sz w:val="22"/>
+        </w:rPr>
+        <w:t xml:space="preserve">Integrated </w:t>
+      </w:r>
+      <w:proofErr w:type="spellStart"/>
+      <w:r>
+        <w:rPr>
+          <w:rStyle w:val="Strong"/>
+          <w:sz w:val="22"/>
+        </w:rPr>
+        <w:t>Elasticsearch</w:t>
+      </w:r>
+      <w:proofErr w:type="spellEnd"/>
+      <w:r>
+        <w:rPr>
+          <w:sz w:val="22"/>
+        </w:rPr>
+        <w:t xml:space="preserve"> for advanced search capabilities, improving query performance and user experience in large datasets.</w:t>
       </w:r>
     </w:p>
     <w:p>
@@ -2323,168 +2444,28 @@
         <w:pStyle w:val="NormalWeb"/>
         <w:numPr>
           <w:ilvl w:val="0"/>
-          <w:numId w:val="6"/>
+          <w:numId w:val="23"/>
         </w:numPr>
         <w:jc w:val="both"/>
-        <w:rPr>
-          <w:rFonts w:ascii="Arial" w:hAnsi="Arial" w:cs="Arial"/>
-          <w:sz w:val="18"/>
-          <w:szCs w:val="20"/>
-        </w:rPr>
-      </w:pPr>
-      <w:r>
-        <w:rPr>
-          <w:rFonts w:ascii="Arial" w:hAnsi="Arial" w:cs="Arial"/>
-          <w:sz w:val="18"/>
-          <w:szCs w:val="20"/>
-        </w:rPr>
-        <w:t xml:space="preserve">Implemented test coverage strategy with </w:t>
-      </w:r>
-      <w:r>
-        <w:rPr>
-          <w:rStyle w:val="Strong"/>
-          <w:rFonts w:ascii="Arial" w:hAnsi="Arial" w:cs="Arial"/>
-          <w:sz w:val="18"/>
-          <w:szCs w:val="20"/>
-        </w:rPr>
-        <w:t>Jest</w:t>
-      </w:r>
-      <w:r>
-        <w:rPr>
-          <w:rFonts w:ascii="Arial" w:hAnsi="Arial" w:cs="Arial"/>
-          <w:sz w:val="18"/>
-          <w:szCs w:val="20"/>
-        </w:rPr>
-        <w:t xml:space="preserve">, </w:t>
-      </w:r>
-      <w:r>
-        <w:rPr>
-          <w:rStyle w:val="Strong"/>
-          <w:rFonts w:ascii="Arial" w:hAnsi="Arial" w:cs="Arial"/>
-          <w:sz w:val="18"/>
-          <w:szCs w:val="20"/>
-        </w:rPr>
-        <w:t>Mocha/Chai</w:t>
-      </w:r>
-      <w:r>
-        <w:rPr>
-          <w:rFonts w:ascii="Arial" w:hAnsi="Arial" w:cs="Arial"/>
-          <w:sz w:val="18"/>
-          <w:szCs w:val="20"/>
-        </w:rPr>
-        <w:t xml:space="preserve">, and end-to-end validation using </w:t>
-      </w:r>
-      <w:r>
-        <w:rPr>
-          <w:rStyle w:val="Strong"/>
-          <w:rFonts w:ascii="Arial" w:hAnsi="Arial" w:cs="Arial"/>
-          <w:sz w:val="18"/>
-          <w:szCs w:val="20"/>
-        </w:rPr>
-        <w:t>Cypress/Playwright</w:t>
-      </w:r>
-      <w:r>
-        <w:rPr>
-          <w:rFonts w:ascii="Arial" w:hAnsi="Arial" w:cs="Arial"/>
-          <w:sz w:val="18"/>
-          <w:szCs w:val="20"/>
-        </w:rPr>
-        <w:t>, reducing production regressions.</w:t>
-      </w:r>
-    </w:p>
-    <w:p>
-      <w:pPr>
-        <w:pStyle w:val="NormalWeb"/>
-        <w:numPr>
-          <w:ilvl w:val="0"/>
-          <w:numId w:val="6"/>
-        </w:numPr>
-        <w:jc w:val="both"/>
-        <w:rPr>
-          <w:rFonts w:ascii="Arial" w:hAnsi="Arial" w:cs="Arial"/>
-          <w:sz w:val="18"/>
-          <w:szCs w:val="20"/>
-        </w:rPr>
-      </w:pPr>
-      <w:r>
-        <w:rPr>
-          <w:rFonts w:ascii="Arial" w:hAnsi="Arial" w:cs="Arial"/>
-          <w:sz w:val="18"/>
-          <w:szCs w:val="20"/>
-        </w:rPr>
-        <w:t xml:space="preserve">Containerized services with </w:t>
-      </w:r>
-      <w:r>
-        <w:rPr>
-          <w:rStyle w:val="Strong"/>
-          <w:rFonts w:ascii="Arial" w:hAnsi="Arial" w:cs="Arial"/>
-          <w:sz w:val="18"/>
-          <w:szCs w:val="20"/>
-        </w:rPr>
-        <w:t>Docker</w:t>
-      </w:r>
-      <w:r>
-        <w:rPr>
-          <w:rFonts w:ascii="Arial" w:hAnsi="Arial" w:cs="Arial"/>
-          <w:sz w:val="18"/>
-          <w:szCs w:val="20"/>
-        </w:rPr>
-        <w:t xml:space="preserve"> and introduced </w:t>
-      </w:r>
-      <w:r>
-        <w:rPr>
-          <w:rStyle w:val="Strong"/>
-          <w:rFonts w:ascii="Arial" w:hAnsi="Arial" w:cs="Arial"/>
-          <w:sz w:val="18"/>
-          <w:szCs w:val="20"/>
-        </w:rPr>
-        <w:t>Kubernetes</w:t>
-      </w:r>
-      <w:r>
-        <w:rPr>
-          <w:rFonts w:ascii="Arial" w:hAnsi="Arial" w:cs="Arial"/>
-          <w:sz w:val="18"/>
-          <w:szCs w:val="20"/>
-        </w:rPr>
-        <w:t xml:space="preserve"> deployment patterns (including </w:t>
-      </w:r>
-      <w:r>
-        <w:rPr>
-          <w:rStyle w:val="Strong"/>
-          <w:rFonts w:ascii="Arial" w:hAnsi="Arial" w:cs="Arial"/>
-          <w:sz w:val="18"/>
-          <w:szCs w:val="20"/>
-        </w:rPr>
-        <w:t>Helm</w:t>
-      </w:r>
-      <w:r>
-        <w:rPr>
-          <w:rFonts w:ascii="Arial" w:hAnsi="Arial" w:cs="Arial"/>
-          <w:sz w:val="18"/>
-          <w:szCs w:val="20"/>
-        </w:rPr>
-        <w:t>) to reduce environment drift across staging and production.</w:t>
-      </w:r>
-    </w:p>
-    <w:p>
-      <w:pPr>
-        <w:pStyle w:val="NormalWeb"/>
-        <w:numPr>
-          <w:ilvl w:val="0"/>
-          <w:numId w:val="6"/>
-        </w:numPr>
-        <w:jc w:val="both"/>
-        <w:rPr>
-          <w:sz w:val="22"/>
-        </w:rPr>
-      </w:pPr>
-      <w:r>
-        <w:rPr>
-          <w:rFonts w:ascii="Arial" w:hAnsi="Arial" w:cs="Arial"/>
-          <w:sz w:val="18"/>
-          <w:szCs w:val="20"/>
-        </w:rPr>
-        <w:t>Partnered with product and stakeholders to translate ambiguous requirements into scoped milestones, protecting delivery predictability under shifting priorities.</w:t>
+      </w:pPr>
+      <w:r>
+        <w:rPr>
+          <w:sz w:val="22"/>
+        </w:rPr>
+        <w:t xml:space="preserve">Strengthened security by implementing </w:t>
+      </w:r>
+      <w:r>
+        <w:rPr>
+          <w:rStyle w:val="Strong"/>
+          <w:sz w:val="22"/>
+        </w:rPr>
+        <w:t>OAuth2-based authentication flows</w:t>
+      </w:r>
+      <w:r>
+        <w:rPr>
+          <w:sz w:val="22"/>
+        </w:rPr>
+        <w:t>, ensuring secure user access and token management.</w:t>
       </w:r>
     </w:p>
     <w:p>
@@ -2501,6 +2482,7 @@
       </w:r>
     </w:p>
     <w:p>
+      <w:proofErr w:type="gramStart"/>
       <w:r>
         <w:rPr>
           <w:rFonts w:ascii="Arial" w:eastAsia="Arial" w:hAnsi="Arial" w:cs="Arial"/>
@@ -2508,7 +2490,37 @@
           <w:sz w:val="21"/>
           <w:szCs w:val="21"/>
         </w:rPr>
-        <w:t>Centric Tech Inc.  |  September 2015 - May 2018</w:t>
+        <w:t>Centric Tech Inc.</w:t>
+      </w:r>
+      <w:proofErr w:type="gramEnd"/>
+      <w:r>
+        <w:rPr>
+          <w:rFonts w:ascii="Arial" w:eastAsia="Arial" w:hAnsi="Arial" w:cs="Arial"/>
+          <w:color w:val="555555"/>
+          <w:sz w:val="21"/>
+          <w:szCs w:val="21"/>
+        </w:rPr>
+        <w:t xml:space="preserve">  </w:t>
+      </w:r>
+      <w:proofErr w:type="gramStart"/>
+      <w:r>
+        <w:rPr>
+          <w:rFonts w:ascii="Arial" w:eastAsia="Arial" w:hAnsi="Arial" w:cs="Arial"/>
+          <w:color w:val="555555"/>
+          <w:sz w:val="21"/>
+          <w:szCs w:val="21"/>
+        </w:rPr>
+        <w:t>|  September</w:t>
+      </w:r>
+      <w:proofErr w:type="gramEnd"/>
+      <w:r>
+        <w:rPr>
+          <w:rFonts w:ascii="Arial" w:eastAsia="Arial" w:hAnsi="Arial" w:cs="Arial"/>
+          <w:color w:val="555555"/>
+          <w:sz w:val="21"/>
+          <w:szCs w:val="21"/>
+        </w:rPr>
+        <w:t xml:space="preserve"> 2015 - May 2018</w:t>
       </w:r>
     </w:p>
     <w:p>
@@ -2516,35 +2528,40 @@
         <w:pStyle w:val="NormalWeb"/>
         <w:numPr>
           <w:ilvl w:val="0"/>
-          <w:numId w:val="8"/>
+          <w:numId w:val="24"/>
         </w:numPr>
         <w:jc w:val="both"/>
         <w:rPr>
-          <w:rFonts w:ascii="Arial" w:hAnsi="Arial" w:cs="Arial"/>
-          <w:sz w:val="18"/>
-        </w:rPr>
-      </w:pPr>
-      <w:r>
-        <w:rPr>
-          <w:rFonts w:ascii="Arial" w:hAnsi="Arial" w:cs="Arial"/>
-          <w:sz w:val="18"/>
-        </w:rPr>
-        <w:t xml:space="preserve">Built and maintained modular UI screens during a migration toward modern </w:t>
-      </w:r>
-      <w:r>
-        <w:rPr>
-          <w:rStyle w:val="Strong"/>
-          <w:rFonts w:ascii="Arial" w:hAnsi="Arial" w:cs="Arial"/>
-          <w:sz w:val="18"/>
-        </w:rPr>
-        <w:t>Angular</w:t>
-      </w:r>
-      <w:r>
-        <w:rPr>
-          <w:rFonts w:ascii="Arial" w:hAnsi="Arial" w:cs="Arial"/>
-          <w:sz w:val="18"/>
-        </w:rPr>
-        <w:t xml:space="preserve"> patterns, emphasizing maintainable structure and predictable data flow.</w:t>
+          <w:sz w:val="22"/>
+        </w:rPr>
+      </w:pPr>
+      <w:r>
+        <w:rPr>
+          <w:sz w:val="22"/>
+        </w:rPr>
+        <w:t xml:space="preserve">Developed responsive applications using </w:t>
+      </w:r>
+      <w:r>
+        <w:rPr>
+          <w:rStyle w:val="Strong"/>
+          <w:sz w:val="22"/>
+        </w:rPr>
+        <w:t xml:space="preserve">Angular v10 and </w:t>
+      </w:r>
+      <w:proofErr w:type="spellStart"/>
+      <w:r>
+        <w:rPr>
+          <w:rStyle w:val="Strong"/>
+          <w:sz w:val="22"/>
+        </w:rPr>
+        <w:t>TypeScript</w:t>
+      </w:r>
+      <w:proofErr w:type="spellEnd"/>
+      <w:r>
+        <w:rPr>
+          <w:sz w:val="22"/>
+        </w:rPr>
+        <w:t>, supporting complex business workflows with structured form validation and reusable UI components.</w:t>
       </w:r>
     </w:p>
     <w:p>
@@ -2552,20 +2569,31 @@
         <w:pStyle w:val="NormalWeb"/>
         <w:numPr>
           <w:ilvl w:val="0"/>
-          <w:numId w:val="8"/>
+          <w:numId w:val="24"/>
         </w:numPr>
         <w:jc w:val="both"/>
         <w:rPr>
-          <w:rFonts w:ascii="Arial" w:hAnsi="Arial" w:cs="Arial"/>
-          <w:sz w:val="18"/>
-        </w:rPr>
-      </w:pPr>
-      <w:r>
-        <w:rPr>
-          <w:rFonts w:ascii="Arial" w:hAnsi="Arial" w:cs="Arial"/>
-          <w:sz w:val="18"/>
-        </w:rPr>
-        <w:t>Implemented reusable components and shared utilities to standardize validation, reduce duplication, and speed up feature delivery across modules.</w:t>
+          <w:sz w:val="22"/>
+        </w:rPr>
+      </w:pPr>
+      <w:r>
+        <w:rPr>
+          <w:sz w:val="22"/>
+        </w:rPr>
+        <w:t xml:space="preserve">Built backend services with </w:t>
+      </w:r>
+      <w:r>
+        <w:rPr>
+          <w:rStyle w:val="Strong"/>
+          <w:sz w:val="22"/>
+        </w:rPr>
+        <w:t>Node.js and MySQL</w:t>
+      </w:r>
+      <w:r>
+        <w:rPr>
+          <w:sz w:val="22"/>
+        </w:rPr>
+        <w:t>, handling CRUD-heavy operations and ensuring strong data integrity across transactional systems.</w:t>
       </w:r>
     </w:p>
     <w:p>
@@ -2573,35 +2601,31 @@
         <w:pStyle w:val="NormalWeb"/>
         <w:numPr>
           <w:ilvl w:val="0"/>
-          <w:numId w:val="8"/>
+          <w:numId w:val="24"/>
         </w:numPr>
         <w:jc w:val="both"/>
         <w:rPr>
-          <w:rFonts w:ascii="Arial" w:hAnsi="Arial" w:cs="Arial"/>
-          <w:sz w:val="18"/>
-        </w:rPr>
-      </w:pPr>
-      <w:r>
-        <w:rPr>
-          <w:rFonts w:ascii="Arial" w:hAnsi="Arial" w:cs="Arial"/>
-          <w:sz w:val="18"/>
-        </w:rPr>
-        <w:t xml:space="preserve">Developed internal and customer-facing </w:t>
-      </w:r>
-      <w:r>
-        <w:rPr>
-          <w:rStyle w:val="Strong"/>
-          <w:rFonts w:ascii="Arial" w:hAnsi="Arial" w:cs="Arial"/>
-          <w:sz w:val="18"/>
-        </w:rPr>
-        <w:t>Node.js</w:t>
-      </w:r>
-      <w:r>
-        <w:rPr>
-          <w:rFonts w:ascii="Arial" w:hAnsi="Arial" w:cs="Arial"/>
-          <w:sz w:val="18"/>
-        </w:rPr>
-        <w:t xml:space="preserve"> endpoints with strict request validation, consistent error handling, and support-friendly diagnostics.</w:t>
+          <w:sz w:val="22"/>
+        </w:rPr>
+      </w:pPr>
+      <w:r>
+        <w:rPr>
+          <w:sz w:val="22"/>
+        </w:rPr>
+        <w:t xml:space="preserve">Fixed a major </w:t>
+      </w:r>
+      <w:r>
+        <w:rPr>
+          <w:rStyle w:val="Strong"/>
+          <w:sz w:val="22"/>
+        </w:rPr>
+        <w:t>data inconsistency bug</w:t>
+      </w:r>
+      <w:r>
+        <w:rPr>
+          <w:sz w:val="22"/>
+        </w:rPr>
+        <w:t xml:space="preserve"> caused by concurrent updates, implementing row-level locking and validation strategies.</w:t>
       </w:r>
     </w:p>
     <w:p>
@@ -2609,65 +2633,18 @@
         <w:pStyle w:val="NormalWeb"/>
         <w:numPr>
           <w:ilvl w:val="0"/>
-          <w:numId w:val="8"/>
+          <w:numId w:val="24"/>
         </w:numPr>
         <w:jc w:val="both"/>
         <w:rPr>
-          <w:rFonts w:ascii="Arial" w:hAnsi="Arial" w:cs="Arial"/>
-          <w:sz w:val="18"/>
-        </w:rPr>
-      </w:pPr>
-      <w:r>
-        <w:rPr>
-          <w:rFonts w:ascii="Arial" w:hAnsi="Arial" w:cs="Arial"/>
-          <w:sz w:val="18"/>
-        </w:rPr>
-        <w:t xml:space="preserve">Modeled data and migrations across </w:t>
-      </w:r>
-      <w:r>
-        <w:rPr>
-          <w:rStyle w:val="Strong"/>
-          <w:rFonts w:ascii="Arial" w:hAnsi="Arial" w:cs="Arial"/>
-          <w:sz w:val="18"/>
-        </w:rPr>
-        <w:t>PostgreSQL</w:t>
-      </w:r>
-      <w:r>
-        <w:rPr>
-          <w:rFonts w:ascii="Arial" w:hAnsi="Arial" w:cs="Arial"/>
-          <w:sz w:val="18"/>
-        </w:rPr>
-        <w:t xml:space="preserve">, </w:t>
-      </w:r>
-      <w:r>
-        <w:rPr>
-          <w:rStyle w:val="Strong"/>
-          <w:rFonts w:ascii="Arial" w:hAnsi="Arial" w:cs="Arial"/>
-          <w:sz w:val="18"/>
-        </w:rPr>
-        <w:t>MySQL</w:t>
-      </w:r>
-      <w:r>
-        <w:rPr>
-          <w:rFonts w:ascii="Arial" w:hAnsi="Arial" w:cs="Arial"/>
-          <w:sz w:val="18"/>
-        </w:rPr>
-        <w:t xml:space="preserve">, and </w:t>
-      </w:r>
-      <w:r>
-        <w:rPr>
-          <w:rStyle w:val="Strong"/>
-          <w:rFonts w:ascii="Arial" w:hAnsi="Arial" w:cs="Arial"/>
-          <w:sz w:val="18"/>
-        </w:rPr>
-        <w:t>SQL Server</w:t>
-      </w:r>
-      <w:r>
-        <w:rPr>
-          <w:rFonts w:ascii="Arial" w:hAnsi="Arial" w:cs="Arial"/>
-          <w:sz w:val="18"/>
-        </w:rPr>
-        <w:t>, collaborating on indexing and query tuning for high-traffic endpoints.</w:t>
+          <w:sz w:val="22"/>
+        </w:rPr>
+      </w:pPr>
+      <w:r>
+        <w:rPr>
+          <w:sz w:val="22"/>
+        </w:rPr>
+        <w:t>Improved performance of slow queries through indexing and optimization, significantly reducing database load during peak operations.</w:t>
       </w:r>
     </w:p>
     <w:p>
@@ -2675,35 +2652,18 @@
         <w:pStyle w:val="NormalWeb"/>
         <w:numPr>
           <w:ilvl w:val="0"/>
-          <w:numId w:val="8"/>
+          <w:numId w:val="24"/>
         </w:numPr>
         <w:jc w:val="both"/>
         <w:rPr>
-          <w:rFonts w:ascii="Arial" w:hAnsi="Arial" w:cs="Arial"/>
-          <w:sz w:val="18"/>
-        </w:rPr>
-      </w:pPr>
-      <w:r>
-        <w:rPr>
-          <w:rFonts w:ascii="Arial" w:hAnsi="Arial" w:cs="Arial"/>
-          <w:sz w:val="18"/>
-        </w:rPr>
-        <w:t xml:space="preserve">Added caching and session patterns using </w:t>
-      </w:r>
-      <w:r>
-        <w:rPr>
-          <w:rStyle w:val="Strong"/>
-          <w:rFonts w:ascii="Arial" w:hAnsi="Arial" w:cs="Arial"/>
-          <w:sz w:val="18"/>
-        </w:rPr>
-        <w:t>Redis</w:t>
-      </w:r>
-      <w:r>
-        <w:rPr>
-          <w:rFonts w:ascii="Arial" w:hAnsi="Arial" w:cs="Arial"/>
-          <w:sz w:val="18"/>
-        </w:rPr>
-        <w:t xml:space="preserve"> to reduce database load and improve responsiveness during multi-step workflows.</w:t>
+          <w:sz w:val="22"/>
+        </w:rPr>
+      </w:pPr>
+      <w:r>
+        <w:rPr>
+          <w:sz w:val="22"/>
+        </w:rPr>
+        <w:t>Implemented REST APIs with clear separation of concerns, improving maintainability and scalability of backend systems.</w:t>
       </w:r>
     </w:p>
     <w:p>
@@ -2711,35 +2671,18 @@
         <w:pStyle w:val="NormalWeb"/>
         <w:numPr>
           <w:ilvl w:val="0"/>
-          <w:numId w:val="8"/>
+          <w:numId w:val="24"/>
         </w:numPr>
         <w:jc w:val="both"/>
         <w:rPr>
-          <w:rFonts w:ascii="Arial" w:hAnsi="Arial" w:cs="Arial"/>
-          <w:sz w:val="18"/>
-        </w:rPr>
-      </w:pPr>
-      <w:r>
-        <w:rPr>
-          <w:rFonts w:ascii="Arial" w:hAnsi="Arial" w:cs="Arial"/>
-          <w:sz w:val="18"/>
-        </w:rPr>
-        <w:t xml:space="preserve">Introduced asynchronous processing using </w:t>
-      </w:r>
-      <w:r>
-        <w:rPr>
-          <w:rStyle w:val="Strong"/>
-          <w:rFonts w:ascii="Arial" w:hAnsi="Arial" w:cs="Arial"/>
-          <w:sz w:val="18"/>
-        </w:rPr>
-        <w:t>RabbitMQ</w:t>
-      </w:r>
-      <w:r>
-        <w:rPr>
-          <w:rFonts w:ascii="Arial" w:hAnsi="Arial" w:cs="Arial"/>
-          <w:sz w:val="18"/>
-        </w:rPr>
-        <w:t xml:space="preserve"> and early queue patterns, improving reliability for long-running tasks and operational workloads.</w:t>
+          <w:sz w:val="22"/>
+        </w:rPr>
+      </w:pPr>
+      <w:r>
+        <w:rPr>
+          <w:sz w:val="22"/>
+        </w:rPr>
+        <w:t>Introduced reusable UI components, reducing development effort for new features and maintaining consistency across applications.</w:t>
       </w:r>
     </w:p>
     <w:p>
@@ -2747,35 +2690,19 @@
         <w:pStyle w:val="NormalWeb"/>
         <w:numPr>
           <w:ilvl w:val="0"/>
-          <w:numId w:val="8"/>
+          <w:numId w:val="24"/>
         </w:numPr>
         <w:jc w:val="both"/>
         <w:rPr>
-          <w:rFonts w:ascii="Arial" w:hAnsi="Arial" w:cs="Arial"/>
-          <w:sz w:val="18"/>
-        </w:rPr>
-      </w:pPr>
-      <w:r>
-        <w:rPr>
-          <w:rFonts w:ascii="Arial" w:hAnsi="Arial" w:cs="Arial"/>
-          <w:sz w:val="18"/>
-        </w:rPr>
-        <w:t xml:space="preserve">Implemented search indexing with </w:t>
-      </w:r>
-      <w:r>
-        <w:rPr>
-          <w:rStyle w:val="Strong"/>
-          <w:rFonts w:ascii="Arial" w:hAnsi="Arial" w:cs="Arial"/>
-          <w:sz w:val="18"/>
-        </w:rPr>
-        <w:t>Elasticsearch</w:t>
-      </w:r>
-      <w:r>
-        <w:rPr>
-          <w:rFonts w:ascii="Arial" w:hAnsi="Arial" w:cs="Arial"/>
-          <w:sz w:val="18"/>
-        </w:rPr>
-        <w:t xml:space="preserve"> to improve discoverability of records and reduce manual support effort during investigations.</w:t>
+          <w:sz w:val="22"/>
+        </w:rPr>
+      </w:pPr>
+      <w:r>
+        <w:rPr>
+          <w:sz w:val="22"/>
+        </w:rPr>
+        <w:lastRenderedPageBreak/>
+        <w:t>Enhanced error handling and logging, enabling better debugging and faster issue resolution in production environments.</w:t>
       </w:r>
     </w:p>
     <w:p>
@@ -2783,50 +2710,18 @@
         <w:pStyle w:val="NormalWeb"/>
         <w:numPr>
           <w:ilvl w:val="0"/>
-          <w:numId w:val="8"/>
+          <w:numId w:val="24"/>
         </w:numPr>
         <w:jc w:val="both"/>
         <w:rPr>
-          <w:rFonts w:ascii="Arial" w:hAnsi="Arial" w:cs="Arial"/>
-          <w:sz w:val="18"/>
-        </w:rPr>
-      </w:pPr>
-      <w:r>
-        <w:rPr>
-          <w:rFonts w:ascii="Arial" w:hAnsi="Arial" w:cs="Arial"/>
-          <w:sz w:val="18"/>
-        </w:rPr>
-        <w:t xml:space="preserve">Improved release reliability by wiring monitoring hooks and structured logs into </w:t>
-      </w:r>
-      <w:r>
-        <w:rPr>
-          <w:rStyle w:val="Strong"/>
-          <w:rFonts w:ascii="Arial" w:hAnsi="Arial" w:cs="Arial"/>
-          <w:sz w:val="18"/>
-        </w:rPr>
-        <w:t>ELK/EFK</w:t>
-      </w:r>
-      <w:r>
-        <w:rPr>
-          <w:rFonts w:ascii="Arial" w:hAnsi="Arial" w:cs="Arial"/>
-          <w:sz w:val="18"/>
-        </w:rPr>
-        <w:t xml:space="preserve"> and </w:t>
-      </w:r>
-      <w:r>
-        <w:rPr>
-          <w:rStyle w:val="Strong"/>
-          <w:rFonts w:ascii="Arial" w:hAnsi="Arial" w:cs="Arial"/>
-          <w:sz w:val="18"/>
-        </w:rPr>
-        <w:t>CloudWatch</w:t>
-      </w:r>
-      <w:r>
-        <w:rPr>
-          <w:rFonts w:ascii="Arial" w:hAnsi="Arial" w:cs="Arial"/>
-          <w:sz w:val="18"/>
-        </w:rPr>
-        <w:t>, enabling faster detection and triage.</w:t>
+          <w:sz w:val="22"/>
+        </w:rPr>
+      </w:pPr>
+      <w:r>
+        <w:rPr>
+          <w:sz w:val="22"/>
+        </w:rPr>
+        <w:t>Worked on gradual frontend modernization, improving user experience without disrupting stable legacy systems.</w:t>
       </w:r>
     </w:p>
     <w:p>
@@ -2834,35 +2729,18 @@
         <w:pStyle w:val="NormalWeb"/>
         <w:numPr>
           <w:ilvl w:val="0"/>
-          <w:numId w:val="8"/>
+          <w:numId w:val="24"/>
         </w:numPr>
         <w:jc w:val="both"/>
         <w:rPr>
-          <w:rFonts w:ascii="Arial" w:hAnsi="Arial" w:cs="Arial"/>
-          <w:sz w:val="18"/>
-        </w:rPr>
-      </w:pPr>
-      <w:r>
-        <w:rPr>
-          <w:rFonts w:ascii="Arial" w:hAnsi="Arial" w:cs="Arial"/>
-          <w:sz w:val="18"/>
-        </w:rPr>
-        <w:t xml:space="preserve">Containerized key services with </w:t>
-      </w:r>
-      <w:r>
-        <w:rPr>
-          <w:rStyle w:val="Strong"/>
-          <w:rFonts w:ascii="Arial" w:hAnsi="Arial" w:cs="Arial"/>
-          <w:sz w:val="18"/>
-        </w:rPr>
-        <w:t>Docker</w:t>
-      </w:r>
-      <w:r>
-        <w:rPr>
-          <w:rFonts w:ascii="Arial" w:hAnsi="Arial" w:cs="Arial"/>
-          <w:sz w:val="18"/>
-        </w:rPr>
-        <w:t xml:space="preserve"> and supported early automation for repeatable builds and consistent environments.</w:t>
+          <w:sz w:val="22"/>
+        </w:rPr>
+      </w:pPr>
+      <w:r>
+        <w:rPr>
+          <w:sz w:val="22"/>
+        </w:rPr>
+        <w:t>Collaborated with QA teams to improve test coverage and reduce regression issues during releases.</w:t>
       </w:r>
     </w:p>
     <w:p>
@@ -2870,105 +2748,16 @@
         <w:pStyle w:val="NormalWeb"/>
         <w:numPr>
           <w:ilvl w:val="0"/>
-          <w:numId w:val="8"/>
+          <w:numId w:val="24"/>
         </w:numPr>
         <w:jc w:val="both"/>
-        <w:rPr>
-          <w:rFonts w:ascii="Arial" w:hAnsi="Arial" w:cs="Arial"/>
-          <w:sz w:val="18"/>
-        </w:rPr>
-      </w:pPr>
-      <w:r>
-        <w:rPr>
-          <w:rFonts w:ascii="Arial" w:hAnsi="Arial" w:cs="Arial"/>
-          <w:sz w:val="18"/>
-        </w:rPr>
-        <w:t xml:space="preserve">Adopted infrastructure automation foundations using </w:t>
-      </w:r>
-      <w:r>
-        <w:rPr>
-          <w:rStyle w:val="Strong"/>
-          <w:rFonts w:ascii="Arial" w:hAnsi="Arial" w:cs="Arial"/>
-          <w:sz w:val="18"/>
-        </w:rPr>
-        <w:t>Terraform/CloudFormation</w:t>
-      </w:r>
-      <w:r>
-        <w:rPr>
-          <w:rFonts w:ascii="Arial" w:hAnsi="Arial" w:cs="Arial"/>
-          <w:sz w:val="18"/>
-        </w:rPr>
-        <w:t xml:space="preserve"> patterns and least-privilege </w:t>
-      </w:r>
-      <w:r>
-        <w:rPr>
-          <w:rStyle w:val="Strong"/>
-          <w:rFonts w:ascii="Arial" w:hAnsi="Arial" w:cs="Arial"/>
-          <w:sz w:val="18"/>
-        </w:rPr>
-        <w:t>IAM</w:t>
-      </w:r>
-      <w:r>
-        <w:rPr>
-          <w:rFonts w:ascii="Arial" w:hAnsi="Arial" w:cs="Arial"/>
-          <w:sz w:val="18"/>
-        </w:rPr>
-        <w:t xml:space="preserve"> concepts for safer deployments.</w:t>
-      </w:r>
-    </w:p>
-    <w:p>
-      <w:pPr>
-        <w:pStyle w:val="NormalWeb"/>
-        <w:numPr>
-          <w:ilvl w:val="0"/>
-          <w:numId w:val="8"/>
-        </w:numPr>
-        <w:jc w:val="both"/>
-        <w:rPr>
-          <w:sz w:val="22"/>
-        </w:rPr>
-      </w:pPr>
-      <w:r>
-        <w:rPr>
-          <w:rFonts w:ascii="Arial" w:hAnsi="Arial" w:cs="Arial"/>
-          <w:sz w:val="18"/>
-        </w:rPr>
-        <w:t xml:space="preserve">Added pragmatic automated testing with </w:t>
-      </w:r>
-      <w:r>
-        <w:rPr>
-          <w:rStyle w:val="Strong"/>
-          <w:rFonts w:ascii="Arial" w:hAnsi="Arial" w:cs="Arial"/>
-          <w:sz w:val="18"/>
-        </w:rPr>
-        <w:t>Jest</w:t>
-      </w:r>
-      <w:r>
-        <w:rPr>
-          <w:rFonts w:ascii="Arial" w:hAnsi="Arial" w:cs="Arial"/>
-          <w:sz w:val="18"/>
-        </w:rPr>
-        <w:t xml:space="preserve"> and integration checks to reduce regressions while deadlines remained tight.</w:t>
-      </w:r>
-    </w:p>
-    <w:p>
-      <w:pPr>
-        <w:pStyle w:val="NormalWeb"/>
-        <w:jc w:val="both"/>
-        <w:rPr>
-          <w:rFonts w:ascii="Arial" w:hAnsi="Arial" w:cs="Arial"/>
-          <w:sz w:val="18"/>
-        </w:rPr>
-      </w:pPr>
-    </w:p>
-    <w:p>
-      <w:pPr>
-        <w:pStyle w:val="NormalWeb"/>
-        <w:jc w:val="both"/>
-        <w:rPr>
-          <w:sz w:val="22"/>
-        </w:rPr>
-      </w:pPr>
+      </w:pPr>
+      <w:r>
+        <w:rPr>
+          <w:sz w:val="22"/>
+        </w:rPr>
+        <w:t>Supported deployment automation processes, ensuring reliable delivery of features across environments.</w:t>
+      </w:r>
     </w:p>
     <w:p>
       <w:r>
@@ -2980,11 +2769,11 @@
           <w:sz w:val="25"/>
           <w:szCs w:val="25"/>
         </w:rPr>
-        <w:lastRenderedPageBreak/>
         <w:t>Software Engineer Intern</w:t>
       </w:r>
     </w:p>
     <w:p>
+      <w:proofErr w:type="gramStart"/>
       <w:r>
         <w:rPr>
           <w:rFonts w:ascii="Arial" w:eastAsia="Arial" w:hAnsi="Arial" w:cs="Arial"/>
@@ -2992,7 +2781,17 @@
           <w:sz w:val="21"/>
           <w:szCs w:val="21"/>
         </w:rPr>
-        <w:t>Microsoft  |  September 2014 - August 2015</w:t>
+        <w:t>Microsoft  |</w:t>
+      </w:r>
+      <w:proofErr w:type="gramEnd"/>
+      <w:r>
+        <w:rPr>
+          <w:rFonts w:ascii="Arial" w:eastAsia="Arial" w:hAnsi="Arial" w:cs="Arial"/>
+          <w:color w:val="555555"/>
+          <w:sz w:val="21"/>
+          <w:szCs w:val="21"/>
+        </w:rPr>
+        <w:t xml:space="preserve">  September 2014 - August 2015</w:t>
       </w:r>
     </w:p>
     <w:p>
@@ -3000,22 +2799,31 @@
         <w:pStyle w:val="NormalWeb"/>
         <w:numPr>
           <w:ilvl w:val="0"/>
-          <w:numId w:val="22"/>
+          <w:numId w:val="25"/>
         </w:numPr>
         <w:jc w:val="both"/>
         <w:rPr>
-          <w:rFonts w:ascii="Arial" w:hAnsi="Arial" w:cs="Arial"/>
-          <w:sz w:val="18"/>
-          <w:szCs w:val="20"/>
-        </w:rPr>
-      </w:pPr>
-      <w:r>
-        <w:rPr>
-          <w:rFonts w:ascii="Arial" w:hAnsi="Arial" w:cs="Arial"/>
-          <w:sz w:val="18"/>
-          <w:szCs w:val="20"/>
-        </w:rPr>
-        <w:t>Shipped user-facing UI improvements behind review gates, aligning changes to team standards and ensuring safe rollout behavior.</w:t>
+          <w:sz w:val="22"/>
+        </w:rPr>
+      </w:pPr>
+      <w:r>
+        <w:rPr>
+          <w:sz w:val="22"/>
+        </w:rPr>
+        <w:t xml:space="preserve">Assisted in developing internal tools using </w:t>
+      </w:r>
+      <w:r>
+        <w:rPr>
+          <w:rStyle w:val="Strong"/>
+          <w:sz w:val="22"/>
+        </w:rPr>
+        <w:t>JavaScript and backend APIs</w:t>
+      </w:r>
+      <w:r>
+        <w:rPr>
+          <w:sz w:val="22"/>
+        </w:rPr>
+        <w:t>, gaining hands-on experience in enterprise-level software systems.</w:t>
       </w:r>
     </w:p>
     <w:p>
@@ -3023,22 +2831,18 @@
         <w:pStyle w:val="NormalWeb"/>
         <w:numPr>
           <w:ilvl w:val="0"/>
-          <w:numId w:val="22"/>
+          <w:numId w:val="25"/>
         </w:numPr>
         <w:jc w:val="both"/>
         <w:rPr>
-          <w:rFonts w:ascii="Arial" w:hAnsi="Arial" w:cs="Arial"/>
-          <w:sz w:val="18"/>
-          <w:szCs w:val="20"/>
-        </w:rPr>
-      </w:pPr>
-      <w:r>
-        <w:rPr>
-          <w:rFonts w:ascii="Arial" w:hAnsi="Arial" w:cs="Arial"/>
-          <w:sz w:val="18"/>
-          <w:szCs w:val="20"/>
-        </w:rPr>
-        <w:t>Built small service utilities and endpoints with clear validation and predictable outputs to support internal workflows.</w:t>
+          <w:sz w:val="22"/>
+        </w:rPr>
+      </w:pPr>
+      <w:r>
+        <w:rPr>
+          <w:sz w:val="22"/>
+        </w:rPr>
+        <w:t>Worked on debugging and fixing UI inconsistencies, improving usability and stability of internal applications used by multiple teams.</w:t>
       </w:r>
     </w:p>
     <w:p>
@@ -3046,22 +2850,18 @@
         <w:pStyle w:val="NormalWeb"/>
         <w:numPr>
           <w:ilvl w:val="0"/>
-          <w:numId w:val="22"/>
+          <w:numId w:val="25"/>
         </w:numPr>
         <w:jc w:val="both"/>
         <w:rPr>
-          <w:rFonts w:ascii="Arial" w:hAnsi="Arial" w:cs="Arial"/>
-          <w:sz w:val="18"/>
-          <w:szCs w:val="20"/>
-        </w:rPr>
-      </w:pPr>
-      <w:r>
-        <w:rPr>
-          <w:rFonts w:ascii="Arial" w:hAnsi="Arial" w:cs="Arial"/>
-          <w:sz w:val="18"/>
-          <w:szCs w:val="20"/>
-        </w:rPr>
-        <w:t>Partnered with engineers and testers to reproduce bugs deterministically, then delivered fixes with targeted verification steps.</w:t>
+          <w:sz w:val="22"/>
+        </w:rPr>
+      </w:pPr>
+      <w:r>
+        <w:rPr>
+          <w:sz w:val="22"/>
+        </w:rPr>
+        <w:t>Collaborated with senior engineers to implement new features while adhering to strict coding and review standards.</w:t>
       </w:r>
     </w:p>
     <w:p>
@@ -3069,22 +2869,18 @@
         <w:pStyle w:val="NormalWeb"/>
         <w:numPr>
           <w:ilvl w:val="0"/>
-          <w:numId w:val="22"/>
+          <w:numId w:val="25"/>
         </w:numPr>
         <w:jc w:val="both"/>
         <w:rPr>
-          <w:rFonts w:ascii="Arial" w:hAnsi="Arial" w:cs="Arial"/>
-          <w:sz w:val="18"/>
-          <w:szCs w:val="20"/>
-        </w:rPr>
-      </w:pPr>
-      <w:r>
-        <w:rPr>
-          <w:rFonts w:ascii="Arial" w:hAnsi="Arial" w:cs="Arial"/>
-          <w:sz w:val="18"/>
-          <w:szCs w:val="20"/>
-        </w:rPr>
-        <w:t>Improved code clarity via refactoring and concise documentation, reducing repeated support questions and maintenance risk.</w:t>
+          <w:sz w:val="22"/>
+        </w:rPr>
+      </w:pPr>
+      <w:r>
+        <w:rPr>
+          <w:sz w:val="22"/>
+        </w:rPr>
+        <w:t>Participated in testing and validation processes, ensuring reliability and performance of deployed features.</w:t>
       </w:r>
     </w:p>
     <w:p>
@@ -3092,22 +2888,18 @@
         <w:pStyle w:val="NormalWeb"/>
         <w:numPr>
           <w:ilvl w:val="0"/>
-          <w:numId w:val="22"/>
+          <w:numId w:val="25"/>
         </w:numPr>
         <w:jc w:val="both"/>
         <w:rPr>
-          <w:rFonts w:ascii="Arial" w:hAnsi="Arial" w:cs="Arial"/>
-          <w:sz w:val="18"/>
-          <w:szCs w:val="20"/>
-        </w:rPr>
-      </w:pPr>
-      <w:r>
-        <w:rPr>
-          <w:rFonts w:ascii="Arial" w:hAnsi="Arial" w:cs="Arial"/>
-          <w:sz w:val="18"/>
-          <w:szCs w:val="20"/>
-        </w:rPr>
-        <w:t>Strengthened local development setup by documenting environment steps and common pitfalls, improving onboarding speed for new contributors.</w:t>
+          <w:sz w:val="22"/>
+        </w:rPr>
+      </w:pPr>
+      <w:r>
+        <w:rPr>
+          <w:sz w:val="22"/>
+        </w:rPr>
+        <w:t>Contributed to improving development workflows by identifying inefficiencies and suggesting process enhancements.</w:t>
       </w:r>
     </w:p>
     <w:p>
@@ -3115,43 +2907,15 @@
         <w:pStyle w:val="NormalWeb"/>
         <w:numPr>
           <w:ilvl w:val="0"/>
-          <w:numId w:val="22"/>
+          <w:numId w:val="25"/>
         </w:numPr>
         <w:jc w:val="both"/>
-        <w:rPr>
-          <w:rFonts w:ascii="Arial" w:hAnsi="Arial" w:cs="Arial"/>
-          <w:sz w:val="18"/>
-          <w:szCs w:val="20"/>
-        </w:rPr>
-      </w:pPr>
-      <w:r>
-        <w:rPr>
-          <w:rFonts w:ascii="Arial" w:hAnsi="Arial" w:cs="Arial"/>
-          <w:sz w:val="18"/>
-          <w:szCs w:val="20"/>
-        </w:rPr>
-        <w:t>Delivered changes with attention to performance and correctness, using lightweight measurement to ensure improvements were observable.</w:t>
-      </w:r>
-    </w:p>
-    <w:p>
-      <w:pPr>
-        <w:pStyle w:val="NormalWeb"/>
-        <w:numPr>
-          <w:ilvl w:val="0"/>
-          <w:numId w:val="22"/>
-        </w:numPr>
-        <w:jc w:val="both"/>
-        <w:rPr>
-          <w:sz w:val="22"/>
-        </w:rPr>
-      </w:pPr>
-      <w:r>
-        <w:rPr>
-          <w:rFonts w:ascii="Arial" w:hAnsi="Arial" w:cs="Arial"/>
-          <w:sz w:val="18"/>
-          <w:szCs w:val="20"/>
-        </w:rPr>
-        <w:t>Participated in team ceremonies and technical discussions, communicating progress and risk early while incorporating feedback quickly.</w:t>
+      </w:pPr>
+      <w:r>
+        <w:rPr>
+          <w:sz w:val="22"/>
+        </w:rPr>
+        <w:t>Learned best practices for scalable system design and maintainable code architecture in large-scale environments.</w:t>
       </w:r>
     </w:p>
     <w:p>
@@ -3235,585 +2999,71 @@
     </w:p>
     <w:p>
       <w:pPr>
-        <w:rPr>
-          <w:rFonts w:ascii="Arial" w:eastAsia="Arial" w:hAnsi="Arial" w:cs="Arial"/>
-          <w:color w:val="777777"/>
-          <w:sz w:val="19"/>
-          <w:szCs w:val="19"/>
-        </w:rPr>
-      </w:pPr>
-    </w:p>
-    <w:p>
-      <w:pPr>
         <w:pStyle w:val="ListParagraph"/>
         <w:numPr>
           <w:ilvl w:val="0"/>
-          <w:numId w:val="12"/>
+          <w:numId w:val="26"/>
         </w:numPr>
+        <w:spacing w:after="60"/>
+        <w:jc w:val="both"/>
+        <w:rPr>
+          <w:sz w:val="22"/>
+        </w:rPr>
+      </w:pPr>
+      <w:r>
+        <w:rPr>
+          <w:sz w:val="22"/>
+        </w:rPr>
+        <w:t xml:space="preserve">Completed a rigorous CS curriculum with strong foundations in </w:t>
+      </w:r>
+      <w:r>
+        <w:rPr>
+          <w:rStyle w:val="Strong"/>
+          <w:sz w:val="22"/>
+        </w:rPr>
+        <w:t>systems</w:t>
+      </w:r>
+      <w:r>
+        <w:rPr>
+          <w:sz w:val="22"/>
+        </w:rPr>
+        <w:t xml:space="preserve">, </w:t>
+      </w:r>
+      <w:r>
+        <w:rPr>
+          <w:rStyle w:val="Strong"/>
+          <w:sz w:val="22"/>
+        </w:rPr>
+        <w:t>algorithms</w:t>
+      </w:r>
+      <w:r>
+        <w:rPr>
+          <w:sz w:val="22"/>
+        </w:rPr>
+        <w:t xml:space="preserve">, and </w:t>
+      </w:r>
+      <w:r>
+        <w:rPr>
+          <w:rStyle w:val="Strong"/>
+          <w:sz w:val="22"/>
+        </w:rPr>
+        <w:t>software engineering</w:t>
+      </w:r>
+      <w:r>
+        <w:rPr>
+          <w:sz w:val="22"/>
+        </w:rPr>
+        <w:t>, applying these principles to production-grade web and backend development through team-based projects and practical coursework.</w:t>
+      </w:r>
+    </w:p>
+    <w:p>
+      <w:pPr>
         <w:jc w:val="both"/>
         <w:rPr>
           <w:rFonts w:ascii="Arial" w:hAnsi="Arial" w:cs="Arial"/>
           <w:sz w:val="18"/>
         </w:rPr>
       </w:pPr>
-      <w:r>
-        <w:rPr>
-          <w:rFonts w:ascii="Arial" w:hAnsi="Arial" w:cs="Arial"/>
-          <w:sz w:val="18"/>
-        </w:rPr>
-        <w:t>Focused on strong CS foundations and applied software engineering practices, with sustained emphasis on building reliable systems and maintainable codebases.</w:t>
-      </w:r>
-    </w:p>
-    <w:p>
-      <w:pPr>
-        <w:pBdr>
-          <w:bottom w:val="single" w:sz="6" w:space="0" w:color="000000"/>
-        </w:pBdr>
-        <w:spacing w:before="120" w:after="80"/>
-      </w:pPr>
-      <w:r>
-        <w:rPr>
-          <w:b/>
-          <w:bCs/>
-          <w:color w:val="000000"/>
-          <w:sz w:val="26"/>
-          <w:szCs w:val="26"/>
-        </w:rPr>
-        <w:t>PROJECTS</w:t>
-      </w:r>
-    </w:p>
-    <w:p>
-      <w:pPr>
-        <w:pStyle w:val="NormalWeb"/>
-        <w:spacing w:before="0" w:beforeAutospacing="0" w:after="0" w:afterAutospacing="0"/>
-        <w:jc w:val="both"/>
-        <w:rPr>
-          <w:rFonts w:ascii="Arial" w:hAnsi="Arial" w:cs="Arial"/>
-          <w:sz w:val="18"/>
-        </w:rPr>
-      </w:pPr>
-      <w:r>
-        <w:rPr>
-          <w:rStyle w:val="Strong"/>
-          <w:rFonts w:ascii="Arial" w:hAnsi="Arial" w:cs="Arial"/>
-          <w:sz w:val="18"/>
-        </w:rPr>
-        <w:t>Event-Driven Workflow Orchestrator (AWS + Messaging)</w:t>
-      </w:r>
-    </w:p>
-    <w:p>
-      <w:pPr>
-        <w:pStyle w:val="NormalWeb"/>
-        <w:numPr>
-          <w:ilvl w:val="0"/>
-          <w:numId w:val="21"/>
-        </w:numPr>
-        <w:spacing w:before="0" w:beforeAutospacing="0" w:after="0" w:afterAutospacing="0"/>
-        <w:jc w:val="both"/>
-        <w:rPr>
-          <w:rFonts w:ascii="Arial" w:hAnsi="Arial" w:cs="Arial"/>
-          <w:sz w:val="18"/>
-        </w:rPr>
-      </w:pPr>
-      <w:r>
-        <w:rPr>
-          <w:rFonts w:ascii="Arial" w:hAnsi="Arial" w:cs="Arial"/>
-          <w:sz w:val="18"/>
-        </w:rPr>
-        <w:t xml:space="preserve">Built a resilient job orchestration layer using </w:t>
-      </w:r>
-      <w:r>
-        <w:rPr>
-          <w:rStyle w:val="Strong"/>
-          <w:rFonts w:ascii="Arial" w:hAnsi="Arial" w:cs="Arial"/>
-          <w:sz w:val="18"/>
-        </w:rPr>
-        <w:t>AWS EventBridge</w:t>
-      </w:r>
-      <w:r>
-        <w:rPr>
-          <w:rFonts w:ascii="Arial" w:hAnsi="Arial" w:cs="Arial"/>
-          <w:sz w:val="18"/>
-        </w:rPr>
-        <w:t xml:space="preserve">, </w:t>
-      </w:r>
-      <w:r>
-        <w:rPr>
-          <w:rStyle w:val="Strong"/>
-          <w:rFonts w:ascii="Arial" w:hAnsi="Arial" w:cs="Arial"/>
-          <w:sz w:val="18"/>
-        </w:rPr>
-        <w:t>Step Functions</w:t>
-      </w:r>
-      <w:r>
-        <w:rPr>
-          <w:rFonts w:ascii="Arial" w:hAnsi="Arial" w:cs="Arial"/>
-          <w:sz w:val="18"/>
-        </w:rPr>
-        <w:t xml:space="preserve">, and </w:t>
-      </w:r>
-      <w:r>
-        <w:rPr>
-          <w:rStyle w:val="Strong"/>
-          <w:rFonts w:ascii="Arial" w:hAnsi="Arial" w:cs="Arial"/>
-          <w:sz w:val="18"/>
-        </w:rPr>
-        <w:t>SQS/SNS</w:t>
-      </w:r>
-      <w:r>
-        <w:rPr>
-          <w:rFonts w:ascii="Arial" w:hAnsi="Arial" w:cs="Arial"/>
-          <w:sz w:val="18"/>
-        </w:rPr>
-        <w:t xml:space="preserve">, with optional streaming via </w:t>
-      </w:r>
-      <w:r>
-        <w:rPr>
-          <w:rStyle w:val="Strong"/>
-          <w:rFonts w:ascii="Arial" w:hAnsi="Arial" w:cs="Arial"/>
-          <w:sz w:val="18"/>
-        </w:rPr>
-        <w:t>Kafka/RabbitMQ</w:t>
-      </w:r>
-      <w:r>
-        <w:rPr>
-          <w:rFonts w:ascii="Arial" w:hAnsi="Arial" w:cs="Arial"/>
-          <w:sz w:val="18"/>
-        </w:rPr>
-        <w:t xml:space="preserve"> for high-throughput domains.</w:t>
-      </w:r>
-    </w:p>
-    <w:p>
-      <w:pPr>
-        <w:pStyle w:val="NormalWeb"/>
-        <w:numPr>
-          <w:ilvl w:val="0"/>
-          <w:numId w:val="21"/>
-        </w:numPr>
-        <w:spacing w:before="0" w:beforeAutospacing="0" w:after="0" w:afterAutospacing="0"/>
-        <w:jc w:val="both"/>
-        <w:rPr>
-          <w:rFonts w:ascii="Arial" w:hAnsi="Arial" w:cs="Arial"/>
-          <w:sz w:val="18"/>
-        </w:rPr>
-      </w:pPr>
-      <w:r>
-        <w:rPr>
-          <w:rFonts w:ascii="Arial" w:hAnsi="Arial" w:cs="Arial"/>
-          <w:sz w:val="18"/>
-        </w:rPr>
-        <w:t xml:space="preserve">Implemented </w:t>
-      </w:r>
-      <w:r>
-        <w:rPr>
-          <w:rStyle w:val="Strong"/>
-          <w:rFonts w:ascii="Arial" w:hAnsi="Arial" w:cs="Arial"/>
-          <w:sz w:val="18"/>
-        </w:rPr>
-        <w:t>idempotency</w:t>
-      </w:r>
-      <w:r>
-        <w:rPr>
-          <w:rFonts w:ascii="Arial" w:hAnsi="Arial" w:cs="Arial"/>
-          <w:sz w:val="18"/>
-        </w:rPr>
-        <w:t xml:space="preserve">, retries, DLQs, and structured </w:t>
-      </w:r>
-      <w:r>
-        <w:rPr>
-          <w:rStyle w:val="Strong"/>
-          <w:rFonts w:ascii="Arial" w:hAnsi="Arial" w:cs="Arial"/>
-          <w:sz w:val="18"/>
-        </w:rPr>
-        <w:t>audit logging</w:t>
-      </w:r>
-      <w:r>
-        <w:rPr>
-          <w:rFonts w:ascii="Arial" w:hAnsi="Arial" w:cs="Arial"/>
-          <w:sz w:val="18"/>
-        </w:rPr>
-        <w:t xml:space="preserve">, with end-to-end tracing via </w:t>
-      </w:r>
-      <w:r>
-        <w:rPr>
-          <w:rStyle w:val="Strong"/>
-          <w:rFonts w:ascii="Arial" w:hAnsi="Arial" w:cs="Arial"/>
-          <w:sz w:val="18"/>
-        </w:rPr>
-        <w:t>OpenTelemetry</w:t>
-      </w:r>
-      <w:r>
-        <w:rPr>
-          <w:rFonts w:ascii="Arial" w:hAnsi="Arial" w:cs="Arial"/>
-          <w:sz w:val="18"/>
-        </w:rPr>
-        <w:t xml:space="preserve"> and alerting in </w:t>
-      </w:r>
-      <w:r>
-        <w:rPr>
-          <w:rStyle w:val="Strong"/>
-          <w:rFonts w:ascii="Arial" w:hAnsi="Arial" w:cs="Arial"/>
-          <w:sz w:val="18"/>
-        </w:rPr>
-        <w:t>Datadog/Grafana</w:t>
-      </w:r>
-      <w:r>
-        <w:rPr>
-          <w:rFonts w:ascii="Arial" w:hAnsi="Arial" w:cs="Arial"/>
-          <w:sz w:val="18"/>
-        </w:rPr>
-        <w:t>.</w:t>
-      </w:r>
-    </w:p>
-    <w:p>
-      <w:pPr>
-        <w:pStyle w:val="NormalWeb"/>
-        <w:spacing w:before="0" w:beforeAutospacing="0" w:after="0" w:afterAutospacing="0"/>
-        <w:jc w:val="both"/>
-        <w:rPr>
-          <w:rFonts w:ascii="Arial" w:hAnsi="Arial" w:cs="Arial"/>
-          <w:sz w:val="18"/>
-        </w:rPr>
-      </w:pPr>
-      <w:r>
-        <w:rPr>
-          <w:rStyle w:val="Strong"/>
-          <w:rFonts w:ascii="Arial" w:hAnsi="Arial" w:cs="Arial"/>
-          <w:sz w:val="18"/>
-        </w:rPr>
-        <w:t>Search &amp; Analytics Pipeline (Search + Warehousing)</w:t>
-      </w:r>
-    </w:p>
-    <w:p>
-      <w:pPr>
-        <w:pStyle w:val="NormalWeb"/>
-        <w:numPr>
-          <w:ilvl w:val="0"/>
-          <w:numId w:val="20"/>
-        </w:numPr>
-        <w:spacing w:before="0" w:beforeAutospacing="0" w:after="0" w:afterAutospacing="0"/>
-        <w:jc w:val="both"/>
-        <w:rPr>
-          <w:rFonts w:ascii="Arial" w:hAnsi="Arial" w:cs="Arial"/>
-          <w:sz w:val="18"/>
-        </w:rPr>
-      </w:pPr>
-      <w:r>
-        <w:rPr>
-          <w:rFonts w:ascii="Arial" w:hAnsi="Arial" w:cs="Arial"/>
-          <w:sz w:val="18"/>
-        </w:rPr>
-        <w:t xml:space="preserve">Designed a pipeline that indexed operational entities into </w:t>
-      </w:r>
-      <w:r>
-        <w:rPr>
-          <w:rStyle w:val="Strong"/>
-          <w:rFonts w:ascii="Arial" w:hAnsi="Arial" w:cs="Arial"/>
-          <w:sz w:val="18"/>
-        </w:rPr>
-        <w:t>Elasticsearch/OpenSearch</w:t>
-      </w:r>
-      <w:r>
-        <w:rPr>
-          <w:rFonts w:ascii="Arial" w:hAnsi="Arial" w:cs="Arial"/>
-          <w:sz w:val="18"/>
-        </w:rPr>
-        <w:t xml:space="preserve"> while emitting events for analytics enrichment and downstream consumption.</w:t>
-      </w:r>
-    </w:p>
-    <w:p>
-      <w:pPr>
-        <w:pStyle w:val="NormalWeb"/>
-        <w:numPr>
-          <w:ilvl w:val="0"/>
-          <w:numId w:val="20"/>
-        </w:numPr>
-        <w:spacing w:before="0" w:beforeAutospacing="0" w:after="0" w:afterAutospacing="0"/>
-        <w:jc w:val="both"/>
-        <w:rPr>
-          <w:rFonts w:ascii="Arial" w:hAnsi="Arial" w:cs="Arial"/>
-          <w:sz w:val="18"/>
-        </w:rPr>
-      </w:pPr>
-      <w:r>
-        <w:rPr>
-          <w:rFonts w:ascii="Arial" w:hAnsi="Arial" w:cs="Arial"/>
-          <w:sz w:val="18"/>
-        </w:rPr>
-        <w:t xml:space="preserve">Streamed curated datasets to </w:t>
-      </w:r>
-      <w:r>
-        <w:rPr>
-          <w:rStyle w:val="Strong"/>
-          <w:rFonts w:ascii="Arial" w:hAnsi="Arial" w:cs="Arial"/>
-          <w:sz w:val="18"/>
-        </w:rPr>
-        <w:t>Redshift</w:t>
-      </w:r>
-      <w:r>
-        <w:rPr>
-          <w:rFonts w:ascii="Arial" w:hAnsi="Arial" w:cs="Arial"/>
-          <w:sz w:val="18"/>
-        </w:rPr>
-        <w:t xml:space="preserve"> and </w:t>
-      </w:r>
-      <w:r>
-        <w:rPr>
-          <w:rStyle w:val="Strong"/>
-          <w:rFonts w:ascii="Arial" w:hAnsi="Arial" w:cs="Arial"/>
-          <w:sz w:val="18"/>
-        </w:rPr>
-        <w:t>BigQuery</w:t>
-      </w:r>
-      <w:r>
-        <w:rPr>
-          <w:rFonts w:ascii="Arial" w:hAnsi="Arial" w:cs="Arial"/>
-          <w:sz w:val="18"/>
-        </w:rPr>
-        <w:t xml:space="preserve">, enabling product analytics dashboards and reliability reporting without impacting OLTP performance on </w:t>
-      </w:r>
-      <w:r>
-        <w:rPr>
-          <w:rStyle w:val="Strong"/>
-          <w:rFonts w:ascii="Arial" w:hAnsi="Arial" w:cs="Arial"/>
-          <w:sz w:val="18"/>
-        </w:rPr>
-        <w:t>PostgreSQL</w:t>
-      </w:r>
-      <w:r>
-        <w:rPr>
-          <w:rFonts w:ascii="Arial" w:hAnsi="Arial" w:cs="Arial"/>
-          <w:sz w:val="18"/>
-        </w:rPr>
-        <w:t>.</w:t>
-      </w:r>
-    </w:p>
-    <w:p>
-      <w:pPr>
-        <w:pStyle w:val="NormalWeb"/>
-        <w:spacing w:before="0" w:beforeAutospacing="0" w:after="0" w:afterAutospacing="0"/>
-        <w:jc w:val="both"/>
-        <w:rPr>
-          <w:rFonts w:ascii="Arial" w:hAnsi="Arial" w:cs="Arial"/>
-          <w:sz w:val="18"/>
-        </w:rPr>
-      </w:pPr>
-      <w:r>
-        <w:rPr>
-          <w:rStyle w:val="Strong"/>
-          <w:rFonts w:ascii="Arial" w:hAnsi="Arial" w:cs="Arial"/>
-          <w:sz w:val="18"/>
-        </w:rPr>
-        <w:t>CI/CD + GitOps Delivery Blueprint</w:t>
-      </w:r>
-    </w:p>
-    <w:p>
-      <w:pPr>
-        <w:pStyle w:val="NormalWeb"/>
-        <w:numPr>
-          <w:ilvl w:val="0"/>
-          <w:numId w:val="19"/>
-        </w:numPr>
-        <w:spacing w:before="0" w:beforeAutospacing="0" w:after="0" w:afterAutospacing="0"/>
-        <w:jc w:val="both"/>
-        <w:rPr>
-          <w:rFonts w:ascii="Arial" w:hAnsi="Arial" w:cs="Arial"/>
-          <w:sz w:val="18"/>
-        </w:rPr>
-      </w:pPr>
-      <w:r>
-        <w:rPr>
-          <w:rFonts w:ascii="Arial" w:hAnsi="Arial" w:cs="Arial"/>
-          <w:sz w:val="18"/>
-        </w:rPr>
-        <w:t xml:space="preserve">Created reusable pipeline templates across </w:t>
-      </w:r>
-      <w:r>
-        <w:rPr>
-          <w:rStyle w:val="Strong"/>
-          <w:rFonts w:ascii="Arial" w:hAnsi="Arial" w:cs="Arial"/>
-          <w:sz w:val="18"/>
-        </w:rPr>
-        <w:t>GitHub Actions</w:t>
-      </w:r>
-      <w:r>
-        <w:rPr>
-          <w:rFonts w:ascii="Arial" w:hAnsi="Arial" w:cs="Arial"/>
-          <w:sz w:val="18"/>
-        </w:rPr>
-        <w:t xml:space="preserve">, </w:t>
-      </w:r>
-      <w:r>
-        <w:rPr>
-          <w:rStyle w:val="Strong"/>
-          <w:rFonts w:ascii="Arial" w:hAnsi="Arial" w:cs="Arial"/>
-          <w:sz w:val="18"/>
-        </w:rPr>
-        <w:t>GitLab CI</w:t>
-      </w:r>
-      <w:r>
-        <w:rPr>
-          <w:rFonts w:ascii="Arial" w:hAnsi="Arial" w:cs="Arial"/>
-          <w:sz w:val="18"/>
-        </w:rPr>
-        <w:t xml:space="preserve">, </w:t>
-      </w:r>
-      <w:r>
-        <w:rPr>
-          <w:rStyle w:val="Strong"/>
-          <w:rFonts w:ascii="Arial" w:hAnsi="Arial" w:cs="Arial"/>
-          <w:sz w:val="18"/>
-        </w:rPr>
-        <w:t>Jenkins</w:t>
-      </w:r>
-      <w:r>
-        <w:rPr>
-          <w:rFonts w:ascii="Arial" w:hAnsi="Arial" w:cs="Arial"/>
-          <w:sz w:val="18"/>
-        </w:rPr>
-        <w:t xml:space="preserve">, and </w:t>
-      </w:r>
-      <w:r>
-        <w:rPr>
-          <w:rStyle w:val="Strong"/>
-          <w:rFonts w:ascii="Arial" w:hAnsi="Arial" w:cs="Arial"/>
-          <w:sz w:val="18"/>
-        </w:rPr>
-        <w:t>Azure DevOps</w:t>
-      </w:r>
-      <w:r>
-        <w:rPr>
-          <w:rFonts w:ascii="Arial" w:hAnsi="Arial" w:cs="Arial"/>
-          <w:sz w:val="18"/>
-        </w:rPr>
-        <w:t xml:space="preserve">, with IaC deployments via </w:t>
-      </w:r>
-      <w:r>
-        <w:rPr>
-          <w:rStyle w:val="Strong"/>
-          <w:rFonts w:ascii="Arial" w:hAnsi="Arial" w:cs="Arial"/>
-          <w:sz w:val="18"/>
-        </w:rPr>
-        <w:t>Terraform/CloudFormation</w:t>
-      </w:r>
-      <w:r>
-        <w:rPr>
-          <w:rFonts w:ascii="Arial" w:hAnsi="Arial" w:cs="Arial"/>
-          <w:sz w:val="18"/>
-        </w:rPr>
-        <w:t xml:space="preserve"> and progressive rollout controls.</w:t>
-      </w:r>
-    </w:p>
-    <w:p>
-      <w:pPr>
-        <w:pStyle w:val="NormalWeb"/>
-        <w:numPr>
-          <w:ilvl w:val="0"/>
-          <w:numId w:val="19"/>
-        </w:numPr>
-        <w:spacing w:before="0" w:beforeAutospacing="0" w:after="60" w:afterAutospacing="0"/>
-        <w:jc w:val="both"/>
-        <w:rPr>
-          <w:sz w:val="22"/>
-        </w:rPr>
-      </w:pPr>
-      <w:r>
-        <w:rPr>
-          <w:rFonts w:ascii="Arial" w:hAnsi="Arial" w:cs="Arial"/>
-          <w:sz w:val="18"/>
-        </w:rPr>
-        <w:t xml:space="preserve">Added quality gates using </w:t>
-      </w:r>
-      <w:r>
-        <w:rPr>
-          <w:rStyle w:val="Strong"/>
-          <w:rFonts w:ascii="Arial" w:hAnsi="Arial" w:cs="Arial"/>
-          <w:sz w:val="18"/>
-        </w:rPr>
-        <w:t>Jest</w:t>
-      </w:r>
-      <w:r>
-        <w:rPr>
-          <w:rFonts w:ascii="Arial" w:hAnsi="Arial" w:cs="Arial"/>
-          <w:sz w:val="18"/>
-        </w:rPr>
-        <w:t xml:space="preserve">, </w:t>
-      </w:r>
-      <w:r>
-        <w:rPr>
-          <w:rStyle w:val="Strong"/>
-          <w:rFonts w:ascii="Arial" w:hAnsi="Arial" w:cs="Arial"/>
-          <w:sz w:val="18"/>
-        </w:rPr>
-        <w:t>Cypress</w:t>
-      </w:r>
-      <w:r>
-        <w:rPr>
-          <w:rFonts w:ascii="Arial" w:hAnsi="Arial" w:cs="Arial"/>
-          <w:sz w:val="18"/>
-        </w:rPr>
-        <w:t xml:space="preserve">, </w:t>
-      </w:r>
-      <w:r>
-        <w:rPr>
-          <w:rStyle w:val="Strong"/>
-          <w:rFonts w:ascii="Arial" w:hAnsi="Arial" w:cs="Arial"/>
-          <w:sz w:val="18"/>
-        </w:rPr>
-        <w:t>Playwright</w:t>
-      </w:r>
-      <w:r>
-        <w:rPr>
-          <w:rFonts w:ascii="Arial" w:hAnsi="Arial" w:cs="Arial"/>
-          <w:sz w:val="18"/>
-        </w:rPr>
-        <w:t xml:space="preserve">, and </w:t>
-      </w:r>
-      <w:r>
-        <w:rPr>
-          <w:rStyle w:val="Strong"/>
-          <w:rFonts w:ascii="Arial" w:hAnsi="Arial" w:cs="Arial"/>
-          <w:sz w:val="18"/>
-        </w:rPr>
-        <w:t>Pact-style contract tests</w:t>
-      </w:r>
-      <w:r>
-        <w:rPr>
-          <w:rFonts w:ascii="Arial" w:hAnsi="Arial" w:cs="Arial"/>
-          <w:sz w:val="18"/>
-        </w:rPr>
-        <w:t xml:space="preserve">, plus security controls (rate limiting, </w:t>
-      </w:r>
-      <w:r>
-        <w:rPr>
-          <w:rStyle w:val="Strong"/>
-          <w:rFonts w:ascii="Arial" w:hAnsi="Arial" w:cs="Arial"/>
-          <w:sz w:val="18"/>
-        </w:rPr>
-        <w:t>OAuth2/OIDC</w:t>
-      </w:r>
-      <w:r>
-        <w:rPr>
-          <w:rFonts w:ascii="Arial" w:hAnsi="Arial" w:cs="Arial"/>
-          <w:sz w:val="18"/>
-        </w:rPr>
-        <w:t xml:space="preserve">, </w:t>
-      </w:r>
-      <w:r>
-        <w:rPr>
-          <w:rStyle w:val="Strong"/>
-          <w:rFonts w:ascii="Arial" w:hAnsi="Arial" w:cs="Arial"/>
-          <w:sz w:val="18"/>
-        </w:rPr>
-        <w:t>JWT</w:t>
-      </w:r>
-      <w:r>
-        <w:rPr>
-          <w:rFonts w:ascii="Arial" w:hAnsi="Arial" w:cs="Arial"/>
-          <w:sz w:val="18"/>
-        </w:rPr>
-        <w:t>) for production readiness.</w:t>
-      </w:r>
     </w:p>
     <w:sectPr>
       <w:pgSz w:w="11906" w:h="16838"/>
@@ -3977,6 +3227,120 @@
     </w:lvl>
   </w:abstractNum>
   <w:abstractNum w:abstractNumId="1">
+    <w:nsid w:val="04B24521"/>
+    <w:multiLevelType w:val="hybridMultilevel"/>
+    <w:tmpl w:val="677A2B9E"/>
+    <w:lvl w:ilvl="0" w:tplc="4B22CC20">
+      <w:start w:val="1"/>
+      <w:numFmt w:val="bullet"/>
+      <w:lvlText w:val="-"/>
+      <w:lvlJc w:val="left"/>
+      <w:pPr>
+        <w:ind w:left="360" w:hanging="360"/>
+      </w:pPr>
+      <w:rPr>
+        <w:rFonts w:ascii="Yu Gothic" w:eastAsia="Yu Gothic" w:hAnsi="Yu Gothic" w:hint="eastAsia"/>
+        <w:sz w:val="22"/>
+      </w:rPr>
+    </w:lvl>
+    <w:lvl w:ilvl="1" w:tplc="04090003" w:tentative="1">
+      <w:start w:val="1"/>
+      <w:numFmt w:val="bullet"/>
+      <w:lvlText w:val="o"/>
+      <w:lvlJc w:val="left"/>
+      <w:pPr>
+        <w:ind w:left="1080" w:hanging="360"/>
+      </w:pPr>
+      <w:rPr>
+        <w:rFonts w:ascii="Courier New" w:hAnsi="Courier New" w:cs="Courier New" w:hint="default"/>
+      </w:rPr>
+    </w:lvl>
+    <w:lvl w:ilvl="2" w:tplc="04090005" w:tentative="1">
+      <w:start w:val="1"/>
+      <w:numFmt w:val="bullet"/>
+      <w:lvlText w:val=""/>
+      <w:lvlJc w:val="left"/>
+      <w:pPr>
+        <w:ind w:left="1800" w:hanging="360"/>
+      </w:pPr>
+      <w:rPr>
+        <w:rFonts w:ascii="Wingdings" w:hAnsi="Wingdings" w:hint="default"/>
+      </w:rPr>
+    </w:lvl>
+    <w:lvl w:ilvl="3" w:tplc="04090001" w:tentative="1">
+      <w:start w:val="1"/>
+      <w:numFmt w:val="bullet"/>
+      <w:lvlText w:val=""/>
+      <w:lvlJc w:val="left"/>
+      <w:pPr>
+        <w:ind w:left="2520" w:hanging="360"/>
+      </w:pPr>
+      <w:rPr>
+        <w:rFonts w:ascii="Symbol" w:hAnsi="Symbol" w:hint="default"/>
+      </w:rPr>
+    </w:lvl>
+    <w:lvl w:ilvl="4" w:tplc="04090003" w:tentative="1">
+      <w:start w:val="1"/>
+      <w:numFmt w:val="bullet"/>
+      <w:lvlText w:val="o"/>
+      <w:lvlJc w:val="left"/>
+      <w:pPr>
+        <w:ind w:left="3240" w:hanging="360"/>
+      </w:pPr>
+      <w:rPr>
+        <w:rFonts w:ascii="Courier New" w:hAnsi="Courier New" w:cs="Courier New" w:hint="default"/>
+      </w:rPr>
+    </w:lvl>
+    <w:lvl w:ilvl="5" w:tplc="04090005" w:tentative="1">
+      <w:start w:val="1"/>
+      <w:numFmt w:val="bullet"/>
+      <w:lvlText w:val=""/>
+      <w:lvlJc w:val="left"/>
+      <w:pPr>
+        <w:ind w:left="3960" w:hanging="360"/>
+      </w:pPr>
+      <w:rPr>
+        <w:rFonts w:ascii="Wingdings" w:hAnsi="Wingdings" w:hint="default"/>
+      </w:rPr>
+    </w:lvl>
+    <w:lvl w:ilvl="6" w:tplc="04090001" w:tentative="1">
+      <w:start w:val="1"/>
+      <w:numFmt w:val="bullet"/>
+      <w:lvlText w:val=""/>
+      <w:lvlJc w:val="left"/>
+      <w:pPr>
+        <w:ind w:left="4680" w:hanging="360"/>
+      </w:pPr>
+      <w:rPr>
+        <w:rFonts w:ascii="Symbol" w:hAnsi="Symbol" w:hint="default"/>
+      </w:rPr>
+    </w:lvl>
+    <w:lvl w:ilvl="7" w:tplc="04090003" w:tentative="1">
+      <w:start w:val="1"/>
+      <w:numFmt w:val="bullet"/>
+      <w:lvlText w:val="o"/>
+      <w:lvlJc w:val="left"/>
+      <w:pPr>
+        <w:ind w:left="5400" w:hanging="360"/>
+      </w:pPr>
+      <w:rPr>
+        <w:rFonts w:ascii="Courier New" w:hAnsi="Courier New" w:cs="Courier New" w:hint="default"/>
+      </w:rPr>
+    </w:lvl>
+    <w:lvl w:ilvl="8" w:tplc="04090005" w:tentative="1">
+      <w:start w:val="1"/>
+      <w:numFmt w:val="bullet"/>
+      <w:lvlText w:val=""/>
+      <w:lvlJc w:val="left"/>
+      <w:pPr>
+        <w:ind w:left="6120" w:hanging="360"/>
+      </w:pPr>
+      <w:rPr>
+        <w:rFonts w:ascii="Wingdings" w:hAnsi="Wingdings" w:hint="default"/>
+      </w:rPr>
+    </w:lvl>
+  </w:abstractNum>
+  <w:abstractNum w:abstractNumId="2">
     <w:nsid w:val="0DC86D5C"/>
     <w:multiLevelType w:val="hybridMultilevel"/>
     <w:tmpl w:val="3BCA304E"/>
@@ -4088,7 +3452,7 @@
       </w:rPr>
     </w:lvl>
   </w:abstractNum>
-  <w:abstractNum w:abstractNumId="2">
+  <w:abstractNum w:abstractNumId="3">
     <w:nsid w:val="0DF650DB"/>
     <w:multiLevelType w:val="hybridMultilevel"/>
     <w:tmpl w:val="724896B0"/>
@@ -4201,7 +3565,7 @@
       </w:rPr>
     </w:lvl>
   </w:abstractNum>
-  <w:abstractNum w:abstractNumId="3">
+  <w:abstractNum w:abstractNumId="4">
     <w:nsid w:val="159239EC"/>
     <w:multiLevelType w:val="multilevel"/>
     <w:tmpl w:val="B782A6EE"/>
@@ -4350,7 +3714,7 @@
       </w:rPr>
     </w:lvl>
   </w:abstractNum>
-  <w:abstractNum w:abstractNumId="4">
+  <w:abstractNum w:abstractNumId="5">
     <w:nsid w:val="1D62653B"/>
     <w:multiLevelType w:val="hybridMultilevel"/>
     <w:tmpl w:val="0116E57A"/>
@@ -4462,7 +3826,120 @@
       </w:rPr>
     </w:lvl>
   </w:abstractNum>
-  <w:abstractNum w:abstractNumId="5">
+  <w:abstractNum w:abstractNumId="6">
+    <w:nsid w:val="227B726B"/>
+    <w:multiLevelType w:val="hybridMultilevel"/>
+    <w:tmpl w:val="9A7E5664"/>
+    <w:lvl w:ilvl="0" w:tplc="D320F798">
+      <w:start w:val="1"/>
+      <w:numFmt w:val="bullet"/>
+      <w:lvlText w:val="-"/>
+      <w:lvlJc w:val="left"/>
+      <w:pPr>
+        <w:ind w:left="360" w:hanging="360"/>
+      </w:pPr>
+      <w:rPr>
+        <w:rFonts w:ascii="Yu Gothic" w:eastAsia="Yu Gothic" w:hAnsi="Yu Gothic" w:hint="eastAsia"/>
+      </w:rPr>
+    </w:lvl>
+    <w:lvl w:ilvl="1" w:tplc="04090003" w:tentative="1">
+      <w:start w:val="1"/>
+      <w:numFmt w:val="bullet"/>
+      <w:lvlText w:val="o"/>
+      <w:lvlJc w:val="left"/>
+      <w:pPr>
+        <w:ind w:left="1080" w:hanging="360"/>
+      </w:pPr>
+      <w:rPr>
+        <w:rFonts w:ascii="Courier New" w:hAnsi="Courier New" w:cs="Courier New" w:hint="default"/>
+      </w:rPr>
+    </w:lvl>
+    <w:lvl w:ilvl="2" w:tplc="04090005" w:tentative="1">
+      <w:start w:val="1"/>
+      <w:numFmt w:val="bullet"/>
+      <w:lvlText w:val=""/>
+      <w:lvlJc w:val="left"/>
+      <w:pPr>
+        <w:ind w:left="1800" w:hanging="360"/>
+      </w:pPr>
+      <w:rPr>
+        <w:rFonts w:ascii="Wingdings" w:hAnsi="Wingdings" w:hint="default"/>
+      </w:rPr>
+    </w:lvl>
+    <w:lvl w:ilvl="3" w:tplc="04090001" w:tentative="1">
+      <w:start w:val="1"/>
+      <w:numFmt w:val="bullet"/>
+      <w:lvlText w:val=""/>
+      <w:lvlJc w:val="left"/>
+      <w:pPr>
+        <w:ind w:left="2520" w:hanging="360"/>
+      </w:pPr>
+      <w:rPr>
+        <w:rFonts w:ascii="Symbol" w:hAnsi="Symbol" w:hint="default"/>
+      </w:rPr>
+    </w:lvl>
+    <w:lvl w:ilvl="4" w:tplc="04090003" w:tentative="1">
+      <w:start w:val="1"/>
+      <w:numFmt w:val="bullet"/>
+      <w:lvlText w:val="o"/>
+      <w:lvlJc w:val="left"/>
+      <w:pPr>
+        <w:ind w:left="3240" w:hanging="360"/>
+      </w:pPr>
+      <w:rPr>
+        <w:rFonts w:ascii="Courier New" w:hAnsi="Courier New" w:cs="Courier New" w:hint="default"/>
+      </w:rPr>
+    </w:lvl>
+    <w:lvl w:ilvl="5" w:tplc="04090005" w:tentative="1">
+      <w:start w:val="1"/>
+      <w:numFmt w:val="bullet"/>
+      <w:lvlText w:val=""/>
+      <w:lvlJc w:val="left"/>
+      <w:pPr>
+        <w:ind w:left="3960" w:hanging="360"/>
+      </w:pPr>
+      <w:rPr>
+        <w:rFonts w:ascii="Wingdings" w:hAnsi="Wingdings" w:hint="default"/>
+      </w:rPr>
+    </w:lvl>
+    <w:lvl w:ilvl="6" w:tplc="04090001" w:tentative="1">
+      <w:start w:val="1"/>
+      <w:numFmt w:val="bullet"/>
+      <w:lvlText w:val=""/>
+      <w:lvlJc w:val="left"/>
+      <w:pPr>
+        <w:ind w:left="4680" w:hanging="360"/>
+      </w:pPr>
+      <w:rPr>
+        <w:rFonts w:ascii="Symbol" w:hAnsi="Symbol" w:hint="default"/>
+      </w:rPr>
+    </w:lvl>
+    <w:lvl w:ilvl="7" w:tplc="04090003" w:tentative="1">
+      <w:start w:val="1"/>
+      <w:numFmt w:val="bullet"/>
+      <w:lvlText w:val="o"/>
+      <w:lvlJc w:val="left"/>
+      <w:pPr>
+        <w:ind w:left="5400" w:hanging="360"/>
+      </w:pPr>
+      <w:rPr>
+        <w:rFonts w:ascii="Courier New" w:hAnsi="Courier New" w:cs="Courier New" w:hint="default"/>
+      </w:rPr>
+    </w:lvl>
+    <w:lvl w:ilvl="8" w:tplc="04090005" w:tentative="1">
+      <w:start w:val="1"/>
+      <w:numFmt w:val="bullet"/>
+      <w:lvlText w:val=""/>
+      <w:lvlJc w:val="left"/>
+      <w:pPr>
+        <w:ind w:left="6120" w:hanging="360"/>
+      </w:pPr>
+      <w:rPr>
+        <w:rFonts w:ascii="Wingdings" w:hAnsi="Wingdings" w:hint="default"/>
+      </w:rPr>
+    </w:lvl>
+  </w:abstractNum>
+  <w:abstractNum w:abstractNumId="7">
     <w:nsid w:val="2D1E178F"/>
     <w:multiLevelType w:val="multilevel"/>
     <w:tmpl w:val="F208D0C0"/>
@@ -4611,7 +4088,7 @@
       </w:rPr>
     </w:lvl>
   </w:abstractNum>
-  <w:abstractNum w:abstractNumId="6">
+  <w:abstractNum w:abstractNumId="8">
     <w:nsid w:val="3085293C"/>
     <w:multiLevelType w:val="hybridMultilevel"/>
     <w:tmpl w:val="641C0398"/>
@@ -4697,7 +4174,7 @@
       </w:pPr>
     </w:lvl>
   </w:abstractNum>
-  <w:abstractNum w:abstractNumId="7">
+  <w:abstractNum w:abstractNumId="9">
     <w:nsid w:val="31816B09"/>
     <w:multiLevelType w:val="hybridMultilevel"/>
     <w:tmpl w:val="EACC20BC"/>
@@ -4810,7 +4287,7 @@
       </w:rPr>
     </w:lvl>
   </w:abstractNum>
-  <w:abstractNum w:abstractNumId="8">
+  <w:abstractNum w:abstractNumId="10">
     <w:nsid w:val="34585595"/>
     <w:multiLevelType w:val="hybridMultilevel"/>
     <w:tmpl w:val="DF80C118"/>
@@ -4923,7 +4400,7 @@
       </w:rPr>
     </w:lvl>
   </w:abstractNum>
-  <w:abstractNum w:abstractNumId="9">
+  <w:abstractNum w:abstractNumId="11">
     <w:nsid w:val="36C84AEC"/>
     <w:multiLevelType w:val="hybridMultilevel"/>
     <w:tmpl w:val="746A92BC"/>
@@ -5035,7 +4512,7 @@
       </w:rPr>
     </w:lvl>
   </w:abstractNum>
-  <w:abstractNum w:abstractNumId="10">
+  <w:abstractNum w:abstractNumId="12">
     <w:nsid w:val="37FF7621"/>
     <w:multiLevelType w:val="multilevel"/>
     <w:tmpl w:val="50E24232"/>
@@ -5184,7 +4661,121 @@
       </w:rPr>
     </w:lvl>
   </w:abstractNum>
-  <w:abstractNum w:abstractNumId="11">
+  <w:abstractNum w:abstractNumId="13">
+    <w:nsid w:val="3B9F03C1"/>
+    <w:multiLevelType w:val="hybridMultilevel"/>
+    <w:tmpl w:val="6E58A0BE"/>
+    <w:lvl w:ilvl="0" w:tplc="4B22CC20">
+      <w:start w:val="1"/>
+      <w:numFmt w:val="bullet"/>
+      <w:lvlText w:val="-"/>
+      <w:lvlJc w:val="left"/>
+      <w:pPr>
+        <w:ind w:left="360" w:hanging="360"/>
+      </w:pPr>
+      <w:rPr>
+        <w:rFonts w:ascii="Yu Gothic" w:eastAsia="Yu Gothic" w:hAnsi="Yu Gothic" w:hint="eastAsia"/>
+        <w:sz w:val="22"/>
+      </w:rPr>
+    </w:lvl>
+    <w:lvl w:ilvl="1" w:tplc="04090003" w:tentative="1">
+      <w:start w:val="1"/>
+      <w:numFmt w:val="bullet"/>
+      <w:lvlText w:val="o"/>
+      <w:lvlJc w:val="left"/>
+      <w:pPr>
+        <w:ind w:left="1080" w:hanging="360"/>
+      </w:pPr>
+      <w:rPr>
+        <w:rFonts w:ascii="Courier New" w:hAnsi="Courier New" w:cs="Courier New" w:hint="default"/>
+      </w:rPr>
+    </w:lvl>
+    <w:lvl w:ilvl="2" w:tplc="04090005" w:tentative="1">
+      <w:start w:val="1"/>
+      <w:numFmt w:val="bullet"/>
+      <w:lvlText w:val=""/>
+      <w:lvlJc w:val="left"/>
+      <w:pPr>
+        <w:ind w:left="1800" w:hanging="360"/>
+      </w:pPr>
+      <w:rPr>
+        <w:rFonts w:ascii="Wingdings" w:hAnsi="Wingdings" w:hint="default"/>
+      </w:rPr>
+    </w:lvl>
+    <w:lvl w:ilvl="3" w:tplc="04090001" w:tentative="1">
+      <w:start w:val="1"/>
+      <w:numFmt w:val="bullet"/>
+      <w:lvlText w:val=""/>
+      <w:lvlJc w:val="left"/>
+      <w:pPr>
+        <w:ind w:left="2520" w:hanging="360"/>
+      </w:pPr>
+      <w:rPr>
+        <w:rFonts w:ascii="Symbol" w:hAnsi="Symbol" w:hint="default"/>
+      </w:rPr>
+    </w:lvl>
+    <w:lvl w:ilvl="4" w:tplc="04090003" w:tentative="1">
+      <w:start w:val="1"/>
+      <w:numFmt w:val="bullet"/>
+      <w:lvlText w:val="o"/>
+      <w:lvlJc w:val="left"/>
+      <w:pPr>
+        <w:ind w:left="3240" w:hanging="360"/>
+      </w:pPr>
+      <w:rPr>
+        <w:rFonts w:ascii="Courier New" w:hAnsi="Courier New" w:cs="Courier New" w:hint="default"/>
+      </w:rPr>
+    </w:lvl>
+    <w:lvl w:ilvl="5" w:tplc="04090005" w:tentative="1">
+      <w:start w:val="1"/>
+      <w:numFmt w:val="bullet"/>
+      <w:lvlText w:val=""/>
+      <w:lvlJc w:val="left"/>
+      <w:pPr>
+        <w:ind w:left="3960" w:hanging="360"/>
+      </w:pPr>
+      <w:rPr>
+        <w:rFonts w:ascii="Wingdings" w:hAnsi="Wingdings" w:hint="default"/>
+      </w:rPr>
+    </w:lvl>
+    <w:lvl w:ilvl="6" w:tplc="04090001" w:tentative="1">
+      <w:start w:val="1"/>
+      <w:numFmt w:val="bullet"/>
+      <w:lvlText w:val=""/>
+      <w:lvlJc w:val="left"/>
+      <w:pPr>
+        <w:ind w:left="4680" w:hanging="360"/>
+      </w:pPr>
+      <w:rPr>
+        <w:rFonts w:ascii="Symbol" w:hAnsi="Symbol" w:hint="default"/>
+      </w:rPr>
+    </w:lvl>
+    <w:lvl w:ilvl="7" w:tplc="04090003" w:tentative="1">
+      <w:start w:val="1"/>
+      <w:numFmt w:val="bullet"/>
+      <w:lvlText w:val="o"/>
+      <w:lvlJc w:val="left"/>
+      <w:pPr>
+        <w:ind w:left="5400" w:hanging="360"/>
+      </w:pPr>
+      <w:rPr>
+        <w:rFonts w:ascii="Courier New" w:hAnsi="Courier New" w:cs="Courier New" w:hint="default"/>
+      </w:rPr>
+    </w:lvl>
+    <w:lvl w:ilvl="8" w:tplc="04090005" w:tentative="1">
+      <w:start w:val="1"/>
+      <w:numFmt w:val="bullet"/>
+      <w:lvlText w:val=""/>
+      <w:lvlJc w:val="left"/>
+      <w:pPr>
+        <w:ind w:left="6120" w:hanging="360"/>
+      </w:pPr>
+      <w:rPr>
+        <w:rFonts w:ascii="Wingdings" w:hAnsi="Wingdings" w:hint="default"/>
+      </w:rPr>
+    </w:lvl>
+  </w:abstractNum>
+  <w:abstractNum w:abstractNumId="14">
     <w:nsid w:val="3E0A33F5"/>
     <w:multiLevelType w:val="multilevel"/>
     <w:tmpl w:val="E41A49DE"/>
@@ -5333,7 +4924,7 @@
       </w:rPr>
     </w:lvl>
   </w:abstractNum>
-  <w:abstractNum w:abstractNumId="12">
+  <w:abstractNum w:abstractNumId="15">
     <w:nsid w:val="403577A0"/>
     <w:multiLevelType w:val="multilevel"/>
     <w:tmpl w:val="E8B85994"/>
@@ -5482,7 +5073,7 @@
       </w:rPr>
     </w:lvl>
   </w:abstractNum>
-  <w:abstractNum w:abstractNumId="13">
+  <w:abstractNum w:abstractNumId="16">
     <w:nsid w:val="41B75BB0"/>
     <w:multiLevelType w:val="multilevel"/>
     <w:tmpl w:val="76E83EAE"/>
@@ -5631,7 +5222,7 @@
       </w:rPr>
     </w:lvl>
   </w:abstractNum>
-  <w:abstractNum w:abstractNumId="14">
+  <w:abstractNum w:abstractNumId="17">
     <w:nsid w:val="4E6B1C5B"/>
     <w:multiLevelType w:val="hybridMultilevel"/>
     <w:tmpl w:val="166A2922"/>
@@ -5743,7 +5334,7 @@
       </w:rPr>
     </w:lvl>
   </w:abstractNum>
-  <w:abstractNum w:abstractNumId="15">
+  <w:abstractNum w:abstractNumId="18">
     <w:nsid w:val="4F8B577F"/>
     <w:multiLevelType w:val="multilevel"/>
     <w:tmpl w:val="FB22E874"/>
@@ -5892,7 +5483,7 @@
       </w:rPr>
     </w:lvl>
   </w:abstractNum>
-  <w:abstractNum w:abstractNumId="16">
+  <w:abstractNum w:abstractNumId="19">
     <w:nsid w:val="53663CD4"/>
     <w:multiLevelType w:val="hybridMultilevel"/>
     <w:tmpl w:val="C32C05CA"/>
@@ -6005,7 +5596,7 @@
       </w:rPr>
     </w:lvl>
   </w:abstractNum>
-  <w:abstractNum w:abstractNumId="17">
+  <w:abstractNum w:abstractNumId="20">
     <w:nsid w:val="55BA116A"/>
     <w:multiLevelType w:val="hybridMultilevel"/>
     <w:tmpl w:val="96664704"/>
@@ -6118,7 +5709,7 @@
       </w:rPr>
     </w:lvl>
   </w:abstractNum>
-  <w:abstractNum w:abstractNumId="18">
+  <w:abstractNum w:abstractNumId="21">
     <w:nsid w:val="56E563ED"/>
     <w:multiLevelType w:val="hybridMultilevel"/>
     <w:tmpl w:val="6AF48688"/>
@@ -6231,7 +5822,7 @@
       </w:rPr>
     </w:lvl>
   </w:abstractNum>
-  <w:abstractNum w:abstractNumId="19">
+  <w:abstractNum w:abstractNumId="22">
     <w:nsid w:val="5FA869EF"/>
     <w:multiLevelType w:val="multilevel"/>
     <w:tmpl w:val="7812C488"/>
@@ -6380,7 +5971,7 @@
       </w:rPr>
     </w:lvl>
   </w:abstractNum>
-  <w:abstractNum w:abstractNumId="20">
+  <w:abstractNum w:abstractNumId="23">
     <w:nsid w:val="69343EDB"/>
     <w:multiLevelType w:val="hybridMultilevel"/>
     <w:tmpl w:val="54F6C722"/>
@@ -6493,7 +6084,7 @@
       </w:rPr>
     </w:lvl>
   </w:abstractNum>
-  <w:abstractNum w:abstractNumId="21">
+  <w:abstractNum w:abstractNumId="24">
     <w:nsid w:val="78DE2586"/>
     <w:multiLevelType w:val="hybridMultilevel"/>
     <w:tmpl w:val="73445B32"/>
@@ -6606,74 +6197,200 @@
       </w:rPr>
     </w:lvl>
   </w:abstractNum>
+  <w:abstractNum w:abstractNumId="25">
+    <w:nsid w:val="7E457C6B"/>
+    <w:multiLevelType w:val="hybridMultilevel"/>
+    <w:tmpl w:val="C3727678"/>
+    <w:lvl w:ilvl="0" w:tplc="4B22CC20">
+      <w:start w:val="1"/>
+      <w:numFmt w:val="bullet"/>
+      <w:lvlText w:val="-"/>
+      <w:lvlJc w:val="left"/>
+      <w:pPr>
+        <w:ind w:left="360" w:hanging="360"/>
+      </w:pPr>
+      <w:rPr>
+        <w:rFonts w:ascii="Yu Gothic" w:eastAsia="Yu Gothic" w:hAnsi="Yu Gothic" w:hint="eastAsia"/>
+        <w:sz w:val="22"/>
+      </w:rPr>
+    </w:lvl>
+    <w:lvl w:ilvl="1" w:tplc="04090003" w:tentative="1">
+      <w:start w:val="1"/>
+      <w:numFmt w:val="bullet"/>
+      <w:lvlText w:val="o"/>
+      <w:lvlJc w:val="left"/>
+      <w:pPr>
+        <w:ind w:left="1080" w:hanging="360"/>
+      </w:pPr>
+      <w:rPr>
+        <w:rFonts w:ascii="Courier New" w:hAnsi="Courier New" w:cs="Courier New" w:hint="default"/>
+      </w:rPr>
+    </w:lvl>
+    <w:lvl w:ilvl="2" w:tplc="04090005" w:tentative="1">
+      <w:start w:val="1"/>
+      <w:numFmt w:val="bullet"/>
+      <w:lvlText w:val=""/>
+      <w:lvlJc w:val="left"/>
+      <w:pPr>
+        <w:ind w:left="1800" w:hanging="360"/>
+      </w:pPr>
+      <w:rPr>
+        <w:rFonts w:ascii="Wingdings" w:hAnsi="Wingdings" w:hint="default"/>
+      </w:rPr>
+    </w:lvl>
+    <w:lvl w:ilvl="3" w:tplc="04090001" w:tentative="1">
+      <w:start w:val="1"/>
+      <w:numFmt w:val="bullet"/>
+      <w:lvlText w:val=""/>
+      <w:lvlJc w:val="left"/>
+      <w:pPr>
+        <w:ind w:left="2520" w:hanging="360"/>
+      </w:pPr>
+      <w:rPr>
+        <w:rFonts w:ascii="Symbol" w:hAnsi="Symbol" w:hint="default"/>
+      </w:rPr>
+    </w:lvl>
+    <w:lvl w:ilvl="4" w:tplc="04090003" w:tentative="1">
+      <w:start w:val="1"/>
+      <w:numFmt w:val="bullet"/>
+      <w:lvlText w:val="o"/>
+      <w:lvlJc w:val="left"/>
+      <w:pPr>
+        <w:ind w:left="3240" w:hanging="360"/>
+      </w:pPr>
+      <w:rPr>
+        <w:rFonts w:ascii="Courier New" w:hAnsi="Courier New" w:cs="Courier New" w:hint="default"/>
+      </w:rPr>
+    </w:lvl>
+    <w:lvl w:ilvl="5" w:tplc="04090005" w:tentative="1">
+      <w:start w:val="1"/>
+      <w:numFmt w:val="bullet"/>
+      <w:lvlText w:val=""/>
+      <w:lvlJc w:val="left"/>
+      <w:pPr>
+        <w:ind w:left="3960" w:hanging="360"/>
+      </w:pPr>
+      <w:rPr>
+        <w:rFonts w:ascii="Wingdings" w:hAnsi="Wingdings" w:hint="default"/>
+      </w:rPr>
+    </w:lvl>
+    <w:lvl w:ilvl="6" w:tplc="04090001" w:tentative="1">
+      <w:start w:val="1"/>
+      <w:numFmt w:val="bullet"/>
+      <w:lvlText w:val=""/>
+      <w:lvlJc w:val="left"/>
+      <w:pPr>
+        <w:ind w:left="4680" w:hanging="360"/>
+      </w:pPr>
+      <w:rPr>
+        <w:rFonts w:ascii="Symbol" w:hAnsi="Symbol" w:hint="default"/>
+      </w:rPr>
+    </w:lvl>
+    <w:lvl w:ilvl="7" w:tplc="04090003" w:tentative="1">
+      <w:start w:val="1"/>
+      <w:numFmt w:val="bullet"/>
+      <w:lvlText w:val="o"/>
+      <w:lvlJc w:val="left"/>
+      <w:pPr>
+        <w:ind w:left="5400" w:hanging="360"/>
+      </w:pPr>
+      <w:rPr>
+        <w:rFonts w:ascii="Courier New" w:hAnsi="Courier New" w:cs="Courier New" w:hint="default"/>
+      </w:rPr>
+    </w:lvl>
+    <w:lvl w:ilvl="8" w:tplc="04090005" w:tentative="1">
+      <w:start w:val="1"/>
+      <w:numFmt w:val="bullet"/>
+      <w:lvlText w:val=""/>
+      <w:lvlJc w:val="left"/>
+      <w:pPr>
+        <w:ind w:left="6120" w:hanging="360"/>
+      </w:pPr>
+      <w:rPr>
+        <w:rFonts w:ascii="Wingdings" w:hAnsi="Wingdings" w:hint="default"/>
+      </w:rPr>
+    </w:lvl>
+  </w:abstractNum>
   <w:num w:numId="1">
-    <w:abstractNumId w:val="6"/>
+    <w:abstractNumId w:val="8"/>
     <w:lvlOverride w:ilvl="0">
       <w:startOverride w:val="1"/>
     </w:lvlOverride>
   </w:num>
   <w:num w:numId="2">
-    <w:abstractNumId w:val="16"/>
+    <w:abstractNumId w:val="19"/>
   </w:num>
   <w:num w:numId="3">
+    <w:abstractNumId w:val="3"/>
+  </w:num>
+  <w:num w:numId="4">
+    <w:abstractNumId w:val="5"/>
+  </w:num>
+  <w:num w:numId="5">
+    <w:abstractNumId w:val="9"/>
+  </w:num>
+  <w:num w:numId="6">
+    <w:abstractNumId w:val="20"/>
+  </w:num>
+  <w:num w:numId="7">
+    <w:abstractNumId w:val="11"/>
+  </w:num>
+  <w:num w:numId="8">
+    <w:abstractNumId w:val="23"/>
+  </w:num>
+  <w:num w:numId="9">
+    <w:abstractNumId w:val="17"/>
+  </w:num>
+  <w:num w:numId="10">
+    <w:abstractNumId w:val="10"/>
+  </w:num>
+  <w:num w:numId="11">
     <w:abstractNumId w:val="2"/>
   </w:num>
-  <w:num w:numId="4">
-    <w:abstractNumId w:val="4"/>
-  </w:num>
-  <w:num w:numId="5">
-    <w:abstractNumId w:val="7"/>
-  </w:num>
-  <w:num w:numId="6">
-    <w:abstractNumId w:val="17"/>
-  </w:num>
-  <w:num w:numId="7">
-    <w:abstractNumId w:val="9"/>
-  </w:num>
-  <w:num w:numId="8">
-    <w:abstractNumId w:val="20"/>
-  </w:num>
-  <w:num w:numId="9">
-    <w:abstractNumId w:val="14"/>
-  </w:num>
-  <w:num w:numId="10">
-    <w:abstractNumId w:val="8"/>
-  </w:num>
-  <w:num w:numId="11">
-    <w:abstractNumId w:val="1"/>
-  </w:num>
   <w:num w:numId="12">
-    <w:abstractNumId w:val="18"/>
+    <w:abstractNumId w:val="21"/>
   </w:num>
   <w:num w:numId="13">
-    <w:abstractNumId w:val="12"/>
+    <w:abstractNumId w:val="15"/>
   </w:num>
   <w:num w:numId="14">
     <w:abstractNumId w:val="0"/>
   </w:num>
   <w:num w:numId="15">
-    <w:abstractNumId w:val="15"/>
+    <w:abstractNumId w:val="18"/>
   </w:num>
   <w:num w:numId="16">
-    <w:abstractNumId w:val="5"/>
+    <w:abstractNumId w:val="7"/>
   </w:num>
   <w:num w:numId="17">
+    <w:abstractNumId w:val="16"/>
+  </w:num>
+  <w:num w:numId="18">
+    <w:abstractNumId w:val="14"/>
+  </w:num>
+  <w:num w:numId="19">
+    <w:abstractNumId w:val="4"/>
+  </w:num>
+  <w:num w:numId="20">
+    <w:abstractNumId w:val="22"/>
+  </w:num>
+  <w:num w:numId="21">
+    <w:abstractNumId w:val="12"/>
+  </w:num>
+  <w:num w:numId="22">
+    <w:abstractNumId w:val="24"/>
+  </w:num>
+  <w:num w:numId="23">
+    <w:abstractNumId w:val="25"/>
+  </w:num>
+  <w:num w:numId="24">
+    <w:abstractNumId w:val="1"/>
+  </w:num>
+  <w:num w:numId="25">
     <w:abstractNumId w:val="13"/>
   </w:num>
-  <w:num w:numId="18">
-    <w:abstractNumId w:val="11"/>
-  </w:num>
-  <w:num w:numId="19">
-    <w:abstractNumId w:val="3"/>
-  </w:num>
-  <w:num w:numId="20">
-    <w:abstractNumId w:val="19"/>
-  </w:num>
-  <w:num w:numId="21">
-    <w:abstractNumId w:val="10"/>
-  </w:num>
-  <w:num w:numId="22">
-    <w:abstractNumId w:val="21"/>
+  <w:num w:numId="26">
+    <w:abstractNumId w:val="6"/>
   </w:num>
 </w:numbering>
 </file>
@@ -6739,7 +6456,7 @@
     <w:lsdException w:name="Medium Shading 2 Accent 1" w:semiHidden="0" w:uiPriority="64" w:unhideWhenUsed="0"/>
     <w:lsdException w:name="Medium List 1 Accent 1" w:semiHidden="0" w:uiPriority="65" w:unhideWhenUsed="0"/>
     <w:lsdException w:name="Revision" w:unhideWhenUsed="0"/>
-    <w:lsdException w:name="List Paragraph" w:semiHidden="0" w:uiPriority="34" w:unhideWhenUsed="0" w:qFormat="1"/>
+    <w:lsdException w:name="List Paragraph" w:semiHidden="0" w:uiPriority="0" w:unhideWhenUsed="0" w:qFormat="1"/>
     <w:lsdException w:name="Quote" w:semiHidden="0" w:uiPriority="29" w:unhideWhenUsed="0" w:qFormat="1"/>
     <w:lsdException w:name="Intense Quote" w:semiHidden="0" w:uiPriority="30" w:unhideWhenUsed="0" w:qFormat="1"/>
     <w:lsdException w:name="Medium List 2 Accent 1" w:semiHidden="0" w:uiPriority="66" w:unhideWhenUsed="0"/>
@@ -7089,7 +6806,7 @@
     <w:lsdException w:name="Medium Shading 2 Accent 1" w:semiHidden="0" w:uiPriority="64" w:unhideWhenUsed="0"/>
     <w:lsdException w:name="Medium List 1 Accent 1" w:semiHidden="0" w:uiPriority="65" w:unhideWhenUsed="0"/>
     <w:lsdException w:name="Revision" w:unhideWhenUsed="0"/>
-    <w:lsdException w:name="List Paragraph" w:semiHidden="0" w:uiPriority="34" w:unhideWhenUsed="0" w:qFormat="1"/>
+    <w:lsdException w:name="List Paragraph" w:semiHidden="0" w:uiPriority="0" w:unhideWhenUsed="0" w:qFormat="1"/>
     <w:lsdException w:name="Quote" w:semiHidden="0" w:uiPriority="29" w:unhideWhenUsed="0" w:qFormat="1"/>
     <w:lsdException w:name="Intense Quote" w:semiHidden="0" w:uiPriority="30" w:unhideWhenUsed="0" w:qFormat="1"/>
     <w:lsdException w:name="Medium List 2 Accent 1" w:semiHidden="0" w:uiPriority="66" w:unhideWhenUsed="0"/>
@@ -7687,7 +7404,7 @@
   <a:extraClrSchemeLst/>
   <a:extLst>
     <a:ext uri="{05A4C25C-085E-4340-85A3-A5531E510DB2}">
-      <thm15:themeFamily xmlns="" xmlns:thm15="http://schemas.microsoft.com/office/thememl/2012/main" name="Office Theme" id="{2E142A2C-CD16-42D6-873A-C26D2A0506FA}" vid="{1BDDFF52-6CD6-40A5-AB3C-68EB2F1E4D0A}"/>
+      <thm15:themeFamily xmlns:thm15="http://schemas.microsoft.com/office/thememl/2012/main" xmlns="" name="Office Theme" id="{2E142A2C-CD16-42D6-873A-C26D2A0506FA}" vid="{1BDDFF52-6CD6-40A5-AB3C-68EB2F1E4D0A}"/>
     </a:ext>
   </a:extLst>
 </a:theme>
